--- a/Realtor Forms/Cobroke Agreement - SRI Representing Buyer.docx
+++ b/Realtor Forms/Cobroke Agreement - SRI Representing Buyer.docx
@@ -1,6 +1,6 @@
 
 <file path=word/document.xml><?xml version="1.0" encoding="utf-8"?>
-<w:document xmlns:wpc="http://schemas.microsoft.com/office/word/2010/wordprocessingCanvas" xmlns:cx="http://schemas.microsoft.com/office/drawing/2014/chartex" xmlns:cx1="http://schemas.microsoft.com/office/drawing/2015/9/8/chartex" xmlns:cx2="http://schemas.microsoft.com/office/drawing/2015/10/21/chartex" xmlns:cx3="http://schemas.microsoft.com/office/drawing/2016/5/9/chartex" xmlns:cx4="http://schemas.microsoft.com/office/drawing/2016/5/10/chartex" xmlns:cx5="http://schemas.microsoft.com/office/drawing/2016/5/11/chartex" xmlns:cx6="http://schemas.microsoft.com/office/drawing/2016/5/12/chartex" xmlns:cx7="http://schemas.microsoft.com/office/drawing/2016/5/13/chartex" xmlns:cx8="http://schemas.microsoft.com/office/drawing/2016/5/14/chartex" xmlns:mc="http://schemas.openxmlformats.org/markup-compatibility/2006" xmlns:aink="http://schemas.microsoft.com/office/drawing/2016/ink" xmlns:am3d="http://schemas.microsoft.com/office/drawing/2017/model3d" xmlns:o="urn:schemas-microsoft-com:office:office" xmlns:r="http://schemas.openxmlformats.org/officeDocument/2006/relationships" xmlns:m="http://schemas.openxmlformats.org/officeDocument/2006/math" xmlns:v="urn:schemas-microsoft-com:vml" xmlns:wp14="http://schemas.microsoft.com/office/word/2010/wordprocessingDrawing" xmlns:wp="http://schemas.openxmlformats.org/drawingml/2006/wordprocessingDrawing" xmlns:w10="urn:schemas-microsoft-com:office:word" xmlns:w="http://schemas.openxmlformats.org/wordprocessingml/2006/main" xmlns:w14="http://schemas.microsoft.com/office/word/2010/wordml" xmlns:w15="http://schemas.microsoft.com/office/word/2012/wordml" xmlns:w16cex="http://schemas.microsoft.com/office/word/2018/wordml/cex" xmlns:w16cid="http://schemas.microsoft.com/office/word/2016/wordml/cid" xmlns:w16="http://schemas.microsoft.com/office/word/2018/wordml" xmlns:w16sdtdh="http://schemas.microsoft.com/office/word/2020/wordml/sdtdatahash" xmlns:w16se="http://schemas.microsoft.com/office/word/2015/wordml/symex" xmlns:wpg="http://schemas.microsoft.com/office/word/2010/wordprocessingGroup" xmlns:wpi="http://schemas.microsoft.com/office/word/2010/wordprocessingInk" xmlns:wne="http://schemas.microsoft.com/office/word/2006/wordml" xmlns:wps="http://schemas.microsoft.com/office/word/2010/wordprocessingShape" mc:Ignorable="w14 w15 w16se w16cid w16 w16cex w16sdtdh wp14">
+<w:document xmlns:wpc="http://schemas.microsoft.com/office/word/2010/wordprocessingCanvas" xmlns:cx="http://schemas.microsoft.com/office/drawing/2014/chartex" xmlns:cx1="http://schemas.microsoft.com/office/drawing/2015/9/8/chartex" xmlns:cx2="http://schemas.microsoft.com/office/drawing/2015/10/21/chartex" xmlns:cx3="http://schemas.microsoft.com/office/drawing/2016/5/9/chartex" xmlns:cx4="http://schemas.microsoft.com/office/drawing/2016/5/10/chartex" xmlns:cx5="http://schemas.microsoft.com/office/drawing/2016/5/11/chartex" xmlns:cx6="http://schemas.microsoft.com/office/drawing/2016/5/12/chartex" xmlns:cx7="http://schemas.microsoft.com/office/drawing/2016/5/13/chartex" xmlns:cx8="http://schemas.microsoft.com/office/drawing/2016/5/14/chartex" xmlns:mc="http://schemas.openxmlformats.org/markup-compatibility/2006" xmlns:aink="http://schemas.microsoft.com/office/drawing/2016/ink" xmlns:am3d="http://schemas.microsoft.com/office/drawing/2017/model3d" xmlns:o="urn:schemas-microsoft-com:office:office" xmlns:oel="http://schemas.microsoft.com/office/2019/extlst" xmlns:r="http://schemas.openxmlformats.org/officeDocument/2006/relationships" xmlns:m="http://schemas.openxmlformats.org/officeDocument/2006/math" xmlns:v="urn:schemas-microsoft-com:vml" xmlns:wp14="http://schemas.microsoft.com/office/word/2010/wordprocessingDrawing" xmlns:wp="http://schemas.openxmlformats.org/drawingml/2006/wordprocessingDrawing" xmlns:w10="urn:schemas-microsoft-com:office:word" xmlns:w="http://schemas.openxmlformats.org/wordprocessingml/2006/main" xmlns:w14="http://schemas.microsoft.com/office/word/2010/wordml" xmlns:w15="http://schemas.microsoft.com/office/word/2012/wordml" xmlns:w16cex="http://schemas.microsoft.com/office/word/2018/wordml/cex" xmlns:w16cid="http://schemas.microsoft.com/office/word/2016/wordml/cid" xmlns:w16="http://schemas.microsoft.com/office/word/2018/wordml" xmlns:w16du="http://schemas.microsoft.com/office/word/2023/wordml/word16du" xmlns:w16sdtdh="http://schemas.microsoft.com/office/word/2020/wordml/sdtdatahash" xmlns:w16sdtfl="http://schemas.microsoft.com/office/word/2024/wordml/sdtformatlock" xmlns:w16se="http://schemas.microsoft.com/office/word/2015/wordml/symex" xmlns:wpg="http://schemas.microsoft.com/office/word/2010/wordprocessingGroup" xmlns:wpi="http://schemas.microsoft.com/office/word/2010/wordprocessingInk" xmlns:wne="http://schemas.microsoft.com/office/word/2006/wordml" xmlns:wps="http://schemas.microsoft.com/office/word/2010/wordprocessingShape" mc:Ignorable="w14 w15 w16se w16cid w16 w16cex w16sdtdh w16sdtfl w16du wp14">
   <w:body>
     <w:p>
       <w:pPr>
@@ -42,13 +42,58 @@
           <w:rFonts w:asciiTheme="minorHAnsi" w:hAnsiTheme="minorHAnsi" w:cstheme="minorHAnsi"/>
         </w:rPr>
         <w:tab/>
-        <w:t>: ________________________________________</w:t>
-      </w:r>
-      <w:r>
-        <w:rPr>
-          <w:rFonts w:asciiTheme="minorHAnsi" w:hAnsiTheme="minorHAnsi" w:cstheme="minorHAnsi"/>
-        </w:rPr>
-        <w:t xml:space="preserve"> (</w:t>
+        <w:t xml:space="preserve">: </w:t>
+      </w:r>
+      <w:ins w:id="0" w:author="William Ng" w:date="2026-04-29T21:56:00Z" w16du:dateUtc="2026-04-29T13:56:00Z">
+        <w:r>
+          <w:rPr>
+            <w:rFonts w:asciiTheme="minorHAnsi" w:hAnsiTheme="minorHAnsi" w:cstheme="minorHAnsi"/>
+            <w:u w:val="single"/>
+          </w:rPr>
+          <w:t>{{</w:t>
+        </w:r>
+        <w:proofErr w:type="spellStart"/>
+        <w:r>
+          <w:rPr>
+            <w:rFonts w:asciiTheme="minorHAnsi" w:hAnsiTheme="minorHAnsi" w:cstheme="minorHAnsi"/>
+            <w:u w:val="single"/>
+          </w:rPr>
+          <w:t>cobroke_agency_name</w:t>
+        </w:r>
+        <w:proofErr w:type="spellEnd"/>
+        <w:r>
+          <w:rPr>
+            <w:rFonts w:asciiTheme="minorHAnsi" w:hAnsiTheme="minorHAnsi" w:cstheme="minorHAnsi"/>
+            <w:u w:val="single"/>
+          </w:rPr>
+          <w:t>}}</w:t>
+        </w:r>
+        <w:r>
+          <w:rPr>
+            <w:rFonts w:asciiTheme="minorHAnsi" w:hAnsiTheme="minorHAnsi" w:cstheme="minorHAnsi"/>
+          </w:rPr>
+          <w:t xml:space="preserve"> </w:t>
+        </w:r>
+      </w:ins>
+      <w:del w:id="1" w:author="William Ng" w:date="2026-04-29T21:56:00Z" w16du:dateUtc="2026-04-29T13:56:00Z">
+        <w:r>
+          <w:rPr>
+            <w:rFonts w:asciiTheme="minorHAnsi" w:hAnsiTheme="minorHAnsi" w:cstheme="minorHAnsi"/>
+          </w:rPr>
+          <w:delText>________________________________________</w:delText>
+        </w:r>
+        <w:r>
+          <w:rPr>
+            <w:rFonts w:asciiTheme="minorHAnsi" w:hAnsiTheme="minorHAnsi" w:cstheme="minorHAnsi"/>
+          </w:rPr>
+          <w:delText xml:space="preserve"> </w:delText>
+        </w:r>
+      </w:del>
+      <w:r>
+        <w:rPr>
+          <w:rFonts w:asciiTheme="minorHAnsi" w:hAnsiTheme="minorHAnsi" w:cstheme="minorHAnsi"/>
+        </w:rPr>
+        <w:t>(</w:t>
       </w:r>
       <w:r>
         <w:rPr>
@@ -70,6 +115,7 @@
         <w:spacing w:line="360" w:lineRule="auto"/>
         <w:ind w:firstLine="720"/>
         <w:rPr>
+          <w:ins w:id="2" w:author="William Ng" w:date="2026-04-29T21:57:00Z" w16du:dateUtc="2026-04-29T13:57:00Z"/>
           <w:rFonts w:asciiTheme="minorHAnsi" w:hAnsiTheme="minorHAnsi" w:cstheme="minorHAnsi"/>
         </w:rPr>
       </w:pPr>
@@ -108,24 +154,34 @@
     </w:p>
     <w:p>
       <w:pPr>
-        <w:spacing w:line="276" w:lineRule="auto"/>
-        <w:rPr>
-          <w:rFonts w:asciiTheme="minorHAnsi" w:hAnsiTheme="minorHAnsi" w:cstheme="minorHAnsi"/>
-        </w:rPr>
-      </w:pPr>
-      <w:r>
-        <w:rPr>
-          <w:rFonts w:asciiTheme="minorHAnsi" w:hAnsiTheme="minorHAnsi" w:cstheme="minorHAnsi"/>
-        </w:rPr>
-        <w:t>Dear Sir/Madam:</w:t>
-      </w:r>
+        <w:spacing w:line="360" w:lineRule="auto"/>
+        <w:ind w:firstLine="720"/>
+        <w:rPr>
+          <w:ins w:id="3" w:author="William Ng" w:date="2026-04-29T21:57:00Z" w16du:dateUtc="2026-04-29T13:57:00Z"/>
+          <w:rFonts w:asciiTheme="minorHAnsi" w:hAnsiTheme="minorHAnsi" w:cstheme="minorHAnsi"/>
+        </w:rPr>
+      </w:pPr>
+      <w:ins w:id="4" w:author="William Ng" w:date="2026-04-29T21:57:00Z" w16du:dateUtc="2026-04-29T13:57:00Z">
+        <w:r>
+          <w:rPr>
+            <w:rFonts w:asciiTheme="minorHAnsi" w:hAnsiTheme="minorHAnsi" w:cstheme="minorHAnsi"/>
+          </w:rPr>
+          <w:t xml:space="preserve">  </w:t>
+        </w:r>
+        <w:r>
+          <w:rPr>
+            <w:rFonts w:asciiTheme="minorHAnsi" w:hAnsiTheme="minorHAnsi" w:cstheme="minorHAnsi"/>
+          </w:rPr>
+          <w:t>________________________________________</w:t>
+        </w:r>
+      </w:ins>
     </w:p>
     <w:p>
       <w:pPr>
-        <w:spacing w:line="276" w:lineRule="auto"/>
-        <w:rPr>
-          <w:rFonts w:asciiTheme="minorHAnsi" w:hAnsiTheme="minorHAnsi" w:cstheme="minorHAnsi"/>
-          <w:b/>
+        <w:spacing w:line="360" w:lineRule="auto"/>
+        <w:ind w:firstLine="720"/>
+        <w:rPr>
+          <w:rFonts w:asciiTheme="minorHAnsi" w:hAnsiTheme="minorHAnsi" w:cstheme="minorHAnsi"/>
         </w:rPr>
       </w:pPr>
     </w:p>
@@ -139,35 +195,98 @@
       <w:r>
         <w:rPr>
           <w:rFonts w:asciiTheme="minorHAnsi" w:hAnsiTheme="minorHAnsi" w:cstheme="minorHAnsi"/>
+        </w:rPr>
+        <w:t>Dear Sir/Madam:</w:t>
+      </w:r>
+    </w:p>
+    <w:p>
+      <w:pPr>
+        <w:spacing w:line="276" w:lineRule="auto"/>
+        <w:rPr>
+          <w:rFonts w:asciiTheme="minorHAnsi" w:hAnsiTheme="minorHAnsi" w:cstheme="minorHAnsi"/>
           <w:b/>
         </w:rPr>
+      </w:pPr>
+    </w:p>
+    <w:p>
+      <w:pPr>
+        <w:rPr>
+          <w:rFonts w:asciiTheme="minorHAnsi" w:hAnsiTheme="minorHAnsi" w:cstheme="minorHAnsi"/>
+        </w:rPr>
+        <w:pPrChange w:id="5" w:author="William Ng" w:date="2026-04-29T21:58:00Z" w16du:dateUtc="2026-04-29T13:58:00Z">
+          <w:pPr>
+            <w:spacing w:line="276" w:lineRule="auto"/>
+          </w:pPr>
+        </w:pPrChange>
+      </w:pPr>
+      <w:r>
+        <w:rPr>
+          <w:rFonts w:asciiTheme="minorHAnsi" w:hAnsiTheme="minorHAnsi" w:cstheme="minorHAnsi"/>
+          <w:b/>
+        </w:rPr>
         <w:t>Property Address</w:t>
       </w:r>
       <w:r>
         <w:rPr>
           <w:rFonts w:asciiTheme="minorHAnsi" w:hAnsiTheme="minorHAnsi" w:cstheme="minorHAnsi"/>
         </w:rPr>
-        <w:t>: ________________________________________________________________</w:t>
-      </w:r>
-      <w:proofErr w:type="gramStart"/>
-      <w:r>
-        <w:rPr>
-          <w:rFonts w:asciiTheme="minorHAnsi" w:hAnsiTheme="minorHAnsi" w:cstheme="minorHAnsi"/>
-        </w:rPr>
-        <w:t>_</w:t>
-      </w:r>
-      <w:r>
-        <w:rPr>
-          <w:rFonts w:asciiTheme="minorHAnsi" w:hAnsiTheme="minorHAnsi" w:cstheme="minorHAnsi"/>
-        </w:rPr>
-        <w:t>(</w:t>
-      </w:r>
-      <w:proofErr w:type="gramEnd"/>
-      <w:r>
-        <w:rPr>
-          <w:rFonts w:asciiTheme="minorHAnsi" w:hAnsiTheme="minorHAnsi" w:cstheme="minorHAnsi"/>
-        </w:rPr>
-        <w:t>the “</w:t>
+        <w:t xml:space="preserve">: </w:t>
+      </w:r>
+      <w:ins w:id="6" w:author="William Ng" w:date="2026-04-29T21:57:00Z" w16du:dateUtc="2026-04-29T13:57:00Z">
+        <w:r>
+          <w:rPr>
+            <w:rFonts w:asciiTheme="minorHAnsi" w:hAnsiTheme="minorHAnsi" w:cstheme="minorHAnsi"/>
+            <w:b/>
+            <w:bCs/>
+            <w:u w:val="single"/>
+          </w:rPr>
+          <w:t>{{</w:t>
+        </w:r>
+        <w:proofErr w:type="spellStart"/>
+        <w:r>
+          <w:rPr>
+            <w:rFonts w:asciiTheme="minorHAnsi" w:hAnsiTheme="minorHAnsi" w:cstheme="minorHAnsi"/>
+            <w:b/>
+            <w:bCs/>
+            <w:u w:val="single"/>
+          </w:rPr>
+          <w:t>property_address</w:t>
+        </w:r>
+        <w:proofErr w:type="spellEnd"/>
+        <w:r>
+          <w:rPr>
+            <w:rFonts w:asciiTheme="minorHAnsi" w:hAnsiTheme="minorHAnsi" w:cstheme="minorHAnsi"/>
+            <w:b/>
+            <w:bCs/>
+            <w:u w:val="single"/>
+          </w:rPr>
+          <w:t>}}</w:t>
+        </w:r>
+      </w:ins>
+      <w:ins w:id="7" w:author="William Ng" w:date="2026-04-29T21:58:00Z" w16du:dateUtc="2026-04-29T13:58:00Z">
+        <w:r>
+          <w:rPr>
+            <w:rFonts w:asciiTheme="minorHAnsi" w:hAnsiTheme="minorHAnsi" w:cstheme="minorHAnsi"/>
+            <w:b/>
+            <w:bCs/>
+            <w:u w:val="single"/>
+          </w:rPr>
+          <w:t xml:space="preserve"> </w:t>
+        </w:r>
+      </w:ins>
+      <w:del w:id="8" w:author="William Ng" w:date="2026-04-29T21:57:00Z" w16du:dateUtc="2026-04-29T13:57:00Z">
+        <w:r>
+          <w:rPr>
+            <w:rFonts w:asciiTheme="minorHAnsi" w:hAnsiTheme="minorHAnsi" w:cstheme="minorHAnsi"/>
+          </w:rPr>
+          <w:delText>_________________________________________________________________</w:delText>
+        </w:r>
+      </w:del>
+      <w:r>
+        <w:rPr>
+          <w:rFonts w:asciiTheme="minorHAnsi" w:hAnsiTheme="minorHAnsi" w:cstheme="minorHAnsi"/>
+        </w:rPr>
+        <w:t>(the “</w:t>
       </w:r>
       <w:r>
         <w:rPr>
@@ -201,17 +320,20 @@
     </w:p>
     <w:p>
       <w:pPr>
-        <w:pStyle w:val="ListParagraph"/>
-        <w:numPr>
-          <w:ilvl w:val="0"/>
-          <w:numId w:val="1"/>
-        </w:numPr>
-        <w:spacing w:line="276" w:lineRule="auto"/>
-        <w:ind w:left="567" w:hanging="567"/>
-        <w:jc w:val="both"/>
-        <w:rPr>
-          <w:rFonts w:asciiTheme="minorHAnsi" w:hAnsiTheme="minorHAnsi" w:cstheme="minorHAnsi"/>
-        </w:rPr>
+        <w:rPr>
+          <w:rFonts w:asciiTheme="minorHAnsi" w:hAnsiTheme="minorHAnsi" w:cstheme="minorHAnsi"/>
+        </w:rPr>
+        <w:pPrChange w:id="9" w:author="William Ng" w:date="2026-04-29T21:58:00Z" w16du:dateUtc="2026-04-29T13:58:00Z">
+          <w:pPr>
+            <w:pStyle w:val="ListParagraph"/>
+            <w:numPr>
+              <w:numId w:val="1"/>
+            </w:numPr>
+            <w:spacing w:line="276" w:lineRule="auto"/>
+            <w:ind w:left="567" w:hanging="567"/>
+            <w:jc w:val="both"/>
+          </w:pPr>
+        </w:pPrChange>
       </w:pPr>
       <w:r>
         <w:rPr>
@@ -231,18 +353,64 @@
         </w:rPr>
         <w:t>uyer(s)</w:t>
       </w:r>
-      <w:r>
-        <w:rPr>
-          <w:rFonts w:asciiTheme="minorHAnsi" w:hAnsiTheme="minorHAnsi" w:cstheme="minorHAnsi"/>
-        </w:rPr>
-        <w:t xml:space="preserve">___________________________________________________________ </w:t>
-      </w:r>
-      <w:r>
-        <w:rPr>
-          <w:rFonts w:asciiTheme="minorHAnsi" w:hAnsiTheme="minorHAnsi" w:cstheme="minorHAnsi"/>
-        </w:rPr>
-        <w:t>_______________________________________________________________</w:t>
-      </w:r>
+      <w:ins w:id="10" w:author="William Ng" w:date="2026-04-29T21:58:00Z" w16du:dateUtc="2026-04-29T13:58:00Z">
+        <w:r>
+          <w:rPr>
+            <w:rFonts w:asciiTheme="minorHAnsi" w:hAnsiTheme="minorHAnsi" w:cstheme="minorHAnsi"/>
+            <w:b/>
+            <w:bCs/>
+            <w:u w:val="single"/>
+          </w:rPr>
+          <w:t xml:space="preserve"> </w:t>
+        </w:r>
+        <w:r>
+          <w:rPr>
+            <w:rFonts w:asciiTheme="minorHAnsi" w:hAnsiTheme="minorHAnsi" w:cstheme="minorHAnsi"/>
+            <w:b/>
+            <w:bCs/>
+            <w:u w:val="single"/>
+          </w:rPr>
+          <w:t>{{</w:t>
+        </w:r>
+      </w:ins>
+      <w:proofErr w:type="spellStart"/>
+      <w:ins w:id="11" w:author="William Ng" w:date="2026-04-29T21:59:00Z" w16du:dateUtc="2026-04-29T13:59:00Z">
+        <w:r>
+          <w:rPr>
+            <w:rFonts w:asciiTheme="minorHAnsi" w:hAnsiTheme="minorHAnsi" w:cstheme="minorHAnsi"/>
+            <w:b/>
+            <w:bCs/>
+            <w:u w:val="single"/>
+          </w:rPr>
+          <w:t>buyer_name</w:t>
+        </w:r>
+      </w:ins>
+      <w:proofErr w:type="spellEnd"/>
+      <w:ins w:id="12" w:author="William Ng" w:date="2026-04-29T21:58:00Z" w16du:dateUtc="2026-04-29T13:58:00Z">
+        <w:r>
+          <w:rPr>
+            <w:rFonts w:asciiTheme="minorHAnsi" w:hAnsiTheme="minorHAnsi" w:cstheme="minorHAnsi"/>
+            <w:b/>
+            <w:bCs/>
+            <w:u w:val="single"/>
+          </w:rPr>
+          <w:t>}}</w:t>
+        </w:r>
+      </w:ins>
+      <w:del w:id="13" w:author="William Ng" w:date="2026-04-29T21:58:00Z" w16du:dateUtc="2026-04-29T13:58:00Z">
+        <w:r>
+          <w:rPr>
+            <w:rFonts w:asciiTheme="minorHAnsi" w:hAnsiTheme="minorHAnsi" w:cstheme="minorHAnsi"/>
+          </w:rPr>
+          <w:delText xml:space="preserve">___________________________________________________________ </w:delText>
+        </w:r>
+        <w:r>
+          <w:rPr>
+            <w:rFonts w:asciiTheme="minorHAnsi" w:hAnsiTheme="minorHAnsi" w:cstheme="minorHAnsi"/>
+          </w:rPr>
+          <w:delText>_______________________________________________________________</w:delText>
+        </w:r>
+      </w:del>
       <w:r>
         <w:rPr>
           <w:rFonts w:asciiTheme="minorHAnsi" w:hAnsiTheme="minorHAnsi" w:cstheme="minorHAnsi"/>
@@ -267,65 +435,242 @@
         </w:rPr>
         <w:t>eller(s)</w:t>
       </w:r>
-      <w:r>
-        <w:rPr>
-          <w:rFonts w:asciiTheme="minorHAnsi" w:hAnsiTheme="minorHAnsi" w:cstheme="minorHAnsi"/>
-        </w:rPr>
-        <w:t xml:space="preserve"> _</w:t>
-      </w:r>
-      <w:r>
-        <w:rPr>
-          <w:rFonts w:asciiTheme="minorHAnsi" w:hAnsiTheme="minorHAnsi" w:cstheme="minorHAnsi"/>
-        </w:rPr>
-        <w:t>_______________________________________________</w:t>
-      </w:r>
-      <w:r>
-        <w:rPr>
-          <w:rFonts w:asciiTheme="minorHAnsi" w:hAnsiTheme="minorHAnsi" w:cstheme="minorHAnsi"/>
-        </w:rPr>
-        <w:t>__</w:t>
-      </w:r>
+      <w:ins w:id="14" w:author="William Ng" w:date="2026-04-29T21:59:00Z" w16du:dateUtc="2026-04-29T13:59:00Z">
+        <w:r>
+          <w:rPr>
+            <w:rFonts w:asciiTheme="minorHAnsi" w:hAnsiTheme="minorHAnsi" w:cstheme="minorHAnsi"/>
+            <w:b/>
+            <w:bCs/>
+            <w:u w:val="single"/>
+          </w:rPr>
+          <w:t xml:space="preserve"> </w:t>
+        </w:r>
+        <w:r>
+          <w:rPr>
+            <w:rFonts w:asciiTheme="minorHAnsi" w:hAnsiTheme="minorHAnsi" w:cstheme="minorHAnsi"/>
+            <w:b/>
+            <w:bCs/>
+            <w:u w:val="single"/>
+          </w:rPr>
+          <w:t>{{</w:t>
+        </w:r>
+        <w:proofErr w:type="spellStart"/>
+        <w:r>
+          <w:rPr>
+            <w:rFonts w:asciiTheme="minorHAnsi" w:hAnsiTheme="minorHAnsi" w:cstheme="minorHAnsi"/>
+            <w:b/>
+            <w:bCs/>
+            <w:u w:val="single"/>
+          </w:rPr>
+          <w:t>sell</w:t>
+        </w:r>
+        <w:r>
+          <w:rPr>
+            <w:rFonts w:asciiTheme="minorHAnsi" w:hAnsiTheme="minorHAnsi" w:cstheme="minorHAnsi"/>
+            <w:b/>
+            <w:bCs/>
+            <w:u w:val="single"/>
+          </w:rPr>
+          <w:t>er_name</w:t>
+        </w:r>
+        <w:proofErr w:type="spellEnd"/>
+        <w:r>
+          <w:rPr>
+            <w:rFonts w:asciiTheme="minorHAnsi" w:hAnsiTheme="minorHAnsi" w:cstheme="minorHAnsi"/>
+            <w:b/>
+            <w:bCs/>
+            <w:u w:val="single"/>
+          </w:rPr>
+          <w:t>}}</w:t>
+        </w:r>
+        <w:r>
+          <w:rPr>
+            <w:rFonts w:asciiTheme="minorHAnsi" w:hAnsiTheme="minorHAnsi" w:cstheme="minorHAnsi"/>
+            <w:b/>
+            <w:bCs/>
+            <w:u w:val="single"/>
+          </w:rPr>
+          <w:t xml:space="preserve"> </w:t>
+        </w:r>
+      </w:ins>
+      <w:del w:id="15" w:author="William Ng" w:date="2026-04-29T21:59:00Z" w16du:dateUtc="2026-04-29T13:59:00Z">
+        <w:r>
+          <w:rPr>
+            <w:rFonts w:asciiTheme="minorHAnsi" w:hAnsiTheme="minorHAnsi" w:cstheme="minorHAnsi"/>
+          </w:rPr>
+          <w:delText xml:space="preserve"> _</w:delText>
+        </w:r>
+        <w:r>
+          <w:rPr>
+            <w:rFonts w:asciiTheme="minorHAnsi" w:hAnsiTheme="minorHAnsi" w:cstheme="minorHAnsi"/>
+          </w:rPr>
+          <w:delText>_______________________________________________</w:delText>
+        </w:r>
+        <w:r>
+          <w:rPr>
+            <w:rFonts w:asciiTheme="minorHAnsi" w:hAnsiTheme="minorHAnsi" w:cstheme="minorHAnsi"/>
+          </w:rPr>
+          <w:delText>__</w:delText>
+        </w:r>
+      </w:del>
       <w:r>
         <w:rPr>
           <w:rFonts w:asciiTheme="minorHAnsi" w:hAnsiTheme="minorHAnsi" w:cstheme="minorHAnsi"/>
         </w:rPr>
         <w:t xml:space="preserve">at an agreed sale price of Singapore Dollars </w:t>
       </w:r>
-      <w:r>
-        <w:rPr>
-          <w:rFonts w:asciiTheme="minorHAnsi" w:hAnsiTheme="minorHAnsi" w:cstheme="minorHAnsi"/>
-        </w:rPr>
-        <w:softHyphen/>
-      </w:r>
-      <w:r>
-        <w:rPr>
-          <w:rFonts w:asciiTheme="minorHAnsi" w:hAnsiTheme="minorHAnsi" w:cstheme="minorHAnsi"/>
-        </w:rPr>
-        <w:softHyphen/>
-      </w:r>
-      <w:r>
-        <w:rPr>
-          <w:rFonts w:asciiTheme="minorHAnsi" w:hAnsiTheme="minorHAnsi" w:cstheme="minorHAnsi"/>
-        </w:rPr>
-        <w:softHyphen/>
-      </w:r>
-      <w:r>
-        <w:rPr>
-          <w:rFonts w:asciiTheme="minorHAnsi" w:hAnsiTheme="minorHAnsi" w:cstheme="minorHAnsi"/>
-        </w:rPr>
-        <w:t>_____________________________________________</w:t>
-      </w:r>
-      <w:r>
-        <w:rPr>
-          <w:rFonts w:asciiTheme="minorHAnsi" w:hAnsiTheme="minorHAnsi" w:cstheme="minorHAnsi"/>
-        </w:rPr>
-        <w:t xml:space="preserve">________ </w:t>
-      </w:r>
-      <w:r>
-        <w:rPr>
-          <w:rFonts w:asciiTheme="minorHAnsi" w:hAnsiTheme="minorHAnsi" w:cstheme="minorHAnsi"/>
-        </w:rPr>
-        <w:t>(S$____________________) subject to contract.</w:t>
+      <w:del w:id="16" w:author="William Ng" w:date="2026-04-29T22:02:00Z" w16du:dateUtc="2026-04-29T14:02:00Z">
+        <w:r>
+          <w:rPr>
+            <w:rFonts w:asciiTheme="minorHAnsi" w:hAnsiTheme="minorHAnsi" w:cstheme="minorHAnsi"/>
+          </w:rPr>
+          <w:softHyphen/>
+        </w:r>
+        <w:r>
+          <w:rPr>
+            <w:rFonts w:asciiTheme="minorHAnsi" w:hAnsiTheme="minorHAnsi" w:cstheme="minorHAnsi"/>
+          </w:rPr>
+          <w:softHyphen/>
+        </w:r>
+        <w:r>
+          <w:rPr>
+            <w:rFonts w:asciiTheme="minorHAnsi" w:hAnsiTheme="minorHAnsi" w:cstheme="minorHAnsi"/>
+          </w:rPr>
+          <w:softHyphen/>
+        </w:r>
+      </w:del>
+      <w:ins w:id="17" w:author="William Ng" w:date="2026-04-29T22:02:00Z" w16du:dateUtc="2026-04-29T14:02:00Z">
+        <w:r>
+          <w:rPr>
+            <w:rFonts w:asciiTheme="minorHAnsi" w:hAnsiTheme="minorHAnsi" w:cstheme="minorHAnsi"/>
+            <w:b/>
+            <w:bCs/>
+            <w:u w:val="single"/>
+          </w:rPr>
+          <w:t>{{</w:t>
+        </w:r>
+        <w:proofErr w:type="spellStart"/>
+        <w:r>
+          <w:rPr>
+            <w:rFonts w:asciiTheme="minorHAnsi" w:hAnsiTheme="minorHAnsi" w:cstheme="minorHAnsi"/>
+            <w:b/>
+            <w:bCs/>
+            <w:u w:val="single"/>
+          </w:rPr>
+          <w:t>transaction</w:t>
+        </w:r>
+        <w:r>
+          <w:rPr>
+            <w:rFonts w:asciiTheme="minorHAnsi" w:hAnsiTheme="minorHAnsi" w:cstheme="minorHAnsi"/>
+            <w:b/>
+            <w:bCs/>
+            <w:u w:val="single"/>
+          </w:rPr>
+          <w:t>_</w:t>
+        </w:r>
+        <w:r>
+          <w:rPr>
+            <w:rFonts w:asciiTheme="minorHAnsi" w:hAnsiTheme="minorHAnsi" w:cstheme="minorHAnsi"/>
+            <w:b/>
+            <w:bCs/>
+            <w:u w:val="single"/>
+          </w:rPr>
+          <w:t>price_</w:t>
+        </w:r>
+      </w:ins>
+      <w:ins w:id="18" w:author="William Ng" w:date="2026-04-29T22:03:00Z" w16du:dateUtc="2026-04-29T14:03:00Z">
+        <w:r>
+          <w:rPr>
+            <w:rFonts w:asciiTheme="minorHAnsi" w:hAnsiTheme="minorHAnsi" w:cstheme="minorHAnsi"/>
+            <w:b/>
+            <w:bCs/>
+            <w:u w:val="single"/>
+          </w:rPr>
+          <w:t>words</w:t>
+        </w:r>
+      </w:ins>
+      <w:proofErr w:type="spellEnd"/>
+      <w:ins w:id="19" w:author="William Ng" w:date="2026-04-29T22:02:00Z" w16du:dateUtc="2026-04-29T14:02:00Z">
+        <w:r>
+          <w:rPr>
+            <w:rFonts w:asciiTheme="minorHAnsi" w:hAnsiTheme="minorHAnsi" w:cstheme="minorHAnsi"/>
+            <w:b/>
+            <w:bCs/>
+            <w:u w:val="single"/>
+          </w:rPr>
+          <w:t>}}</w:t>
+        </w:r>
+      </w:ins>
+      <w:del w:id="20" w:author="William Ng" w:date="2026-04-29T22:02:00Z" w16du:dateUtc="2026-04-29T14:02:00Z">
+        <w:r>
+          <w:rPr>
+            <w:rFonts w:asciiTheme="minorHAnsi" w:hAnsiTheme="minorHAnsi" w:cstheme="minorHAnsi"/>
+          </w:rPr>
+          <w:delText>_____________________________________________</w:delText>
+        </w:r>
+        <w:r>
+          <w:rPr>
+            <w:rFonts w:asciiTheme="minorHAnsi" w:hAnsiTheme="minorHAnsi" w:cstheme="minorHAnsi"/>
+          </w:rPr>
+          <w:delText>________</w:delText>
+        </w:r>
+      </w:del>
+      <w:r>
+        <w:rPr>
+          <w:rFonts w:asciiTheme="minorHAnsi" w:hAnsiTheme="minorHAnsi" w:cstheme="minorHAnsi"/>
+        </w:rPr>
+        <w:t xml:space="preserve"> </w:t>
+      </w:r>
+      <w:r>
+        <w:rPr>
+          <w:rFonts w:asciiTheme="minorHAnsi" w:hAnsiTheme="minorHAnsi" w:cstheme="minorHAnsi"/>
+        </w:rPr>
+        <w:t>(S$</w:t>
+      </w:r>
+      <w:ins w:id="21" w:author="William Ng" w:date="2026-04-29T22:03:00Z" w16du:dateUtc="2026-04-29T14:03:00Z">
+        <w:r>
+          <w:rPr>
+            <w:rFonts w:asciiTheme="minorHAnsi" w:hAnsiTheme="minorHAnsi" w:cstheme="minorHAnsi"/>
+            <w:b/>
+            <w:bCs/>
+            <w:u w:val="single"/>
+          </w:rPr>
+          <w:t>{{</w:t>
+        </w:r>
+        <w:proofErr w:type="spellStart"/>
+        <w:r>
+          <w:rPr>
+            <w:rFonts w:asciiTheme="minorHAnsi" w:hAnsiTheme="minorHAnsi" w:cstheme="minorHAnsi"/>
+            <w:b/>
+            <w:bCs/>
+            <w:u w:val="single"/>
+          </w:rPr>
+          <w:t>transaction_price</w:t>
+        </w:r>
+        <w:proofErr w:type="spellEnd"/>
+        <w:r>
+          <w:rPr>
+            <w:rFonts w:asciiTheme="minorHAnsi" w:hAnsiTheme="minorHAnsi" w:cstheme="minorHAnsi"/>
+            <w:b/>
+            <w:bCs/>
+            <w:u w:val="single"/>
+          </w:rPr>
+          <w:t>}}</w:t>
+        </w:r>
+      </w:ins>
+      <w:del w:id="22" w:author="William Ng" w:date="2026-04-29T22:03:00Z" w16du:dateUtc="2026-04-29T14:03:00Z">
+        <w:r>
+          <w:rPr>
+            <w:rFonts w:asciiTheme="minorHAnsi" w:hAnsiTheme="minorHAnsi" w:cstheme="minorHAnsi"/>
+          </w:rPr>
+          <w:delText>____________________</w:delText>
+        </w:r>
+      </w:del>
+      <w:r>
+        <w:rPr>
+          <w:rFonts w:asciiTheme="minorHAnsi" w:hAnsiTheme="minorHAnsi" w:cstheme="minorHAnsi"/>
+        </w:rPr>
+        <w:t>) subject to contract.</w:t>
       </w:r>
     </w:p>
     <w:p>
@@ -442,7 +787,65 @@
         <w:rPr>
           <w:rFonts w:asciiTheme="minorHAnsi" w:hAnsiTheme="minorHAnsi" w:cstheme="minorHAnsi"/>
         </w:rPr>
-        <w:t xml:space="preserve">brokerage fee of _________ (%) of </w:t>
+        <w:t xml:space="preserve">brokerage fee of </w:t>
+      </w:r>
+      <w:ins w:id="23" w:author="William Ng" w:date="2026-04-29T22:03:00Z" w16du:dateUtc="2026-04-29T14:03:00Z">
+        <w:r>
+          <w:rPr>
+            <w:rFonts w:asciiTheme="minorHAnsi" w:hAnsiTheme="minorHAnsi" w:cstheme="minorHAnsi"/>
+            <w:b/>
+            <w:bCs/>
+            <w:u w:val="single"/>
+          </w:rPr>
+          <w:t>{{</w:t>
+        </w:r>
+      </w:ins>
+      <w:proofErr w:type="spellStart"/>
+      <w:ins w:id="24" w:author="William Ng" w:date="2026-04-29T22:04:00Z" w16du:dateUtc="2026-04-29T14:04:00Z">
+        <w:r>
+          <w:rPr>
+            <w:rFonts w:asciiTheme="minorHAnsi" w:hAnsiTheme="minorHAnsi" w:cstheme="minorHAnsi"/>
+            <w:b/>
+            <w:bCs/>
+            <w:u w:val="single"/>
+          </w:rPr>
+          <w:t>cobroke_fee_rate</w:t>
+        </w:r>
+        <w:proofErr w:type="spellEnd"/>
+        <w:r>
+          <w:rPr>
+            <w:rFonts w:asciiTheme="minorHAnsi" w:hAnsiTheme="minorHAnsi" w:cstheme="minorHAnsi"/>
+            <w:b/>
+            <w:bCs/>
+            <w:u w:val="single"/>
+          </w:rPr>
+          <w:t xml:space="preserve"> </w:t>
+        </w:r>
+      </w:ins>
+      <w:ins w:id="25" w:author="William Ng" w:date="2026-04-29T22:03:00Z" w16du:dateUtc="2026-04-29T14:03:00Z">
+        <w:r>
+          <w:rPr>
+            <w:rFonts w:asciiTheme="minorHAnsi" w:hAnsiTheme="minorHAnsi" w:cstheme="minorHAnsi"/>
+            <w:b/>
+            <w:bCs/>
+            <w:u w:val="single"/>
+          </w:rPr>
+          <w:t>}}</w:t>
+        </w:r>
+      </w:ins>
+      <w:del w:id="26" w:author="William Ng" w:date="2026-04-29T22:03:00Z" w16du:dateUtc="2026-04-29T14:03:00Z">
+        <w:r>
+          <w:rPr>
+            <w:rFonts w:asciiTheme="minorHAnsi" w:hAnsiTheme="minorHAnsi" w:cstheme="minorHAnsi"/>
+          </w:rPr>
+          <w:delText xml:space="preserve">_________ </w:delText>
+        </w:r>
+      </w:del>
+      <w:r>
+        <w:rPr>
+          <w:rFonts w:asciiTheme="minorHAnsi" w:hAnsiTheme="minorHAnsi" w:cstheme="minorHAnsi"/>
+        </w:rPr>
+        <w:t xml:space="preserve">(%) of </w:t>
       </w:r>
       <w:r>
         <w:rPr>
@@ -486,7 +889,52 @@
         <w:rPr>
           <w:rFonts w:asciiTheme="minorHAnsi" w:hAnsiTheme="minorHAnsi" w:cstheme="minorHAnsi"/>
         </w:rPr>
-        <w:t xml:space="preserve">”), totaling an amount of __________________________OR </w:t>
+        <w:t xml:space="preserve">”), totaling an amount of </w:t>
+      </w:r>
+      <w:ins w:id="27" w:author="William Ng" w:date="2026-04-29T22:04:00Z" w16du:dateUtc="2026-04-29T14:04:00Z">
+        <w:r>
+          <w:rPr>
+            <w:rFonts w:asciiTheme="minorHAnsi" w:hAnsiTheme="minorHAnsi" w:cstheme="minorHAnsi"/>
+            <w:b/>
+            <w:bCs/>
+            <w:u w:val="single"/>
+          </w:rPr>
+          <w:t>{{</w:t>
+        </w:r>
+        <w:proofErr w:type="spellStart"/>
+        <w:r>
+          <w:rPr>
+            <w:rFonts w:asciiTheme="minorHAnsi" w:hAnsiTheme="minorHAnsi" w:cstheme="minorHAnsi"/>
+            <w:b/>
+            <w:bCs/>
+            <w:u w:val="single"/>
+          </w:rPr>
+          <w:t>cobroke_fee_amount</w:t>
+        </w:r>
+        <w:proofErr w:type="spellEnd"/>
+        <w:r>
+          <w:rPr>
+            <w:rFonts w:asciiTheme="minorHAnsi" w:hAnsiTheme="minorHAnsi" w:cstheme="minorHAnsi"/>
+            <w:b/>
+            <w:bCs/>
+            <w:u w:val="single"/>
+          </w:rPr>
+          <w:t>}}</w:t>
+        </w:r>
+      </w:ins>
+      <w:del w:id="28" w:author="William Ng" w:date="2026-04-29T22:04:00Z" w16du:dateUtc="2026-04-29T14:04:00Z">
+        <w:r>
+          <w:rPr>
+            <w:rFonts w:asciiTheme="minorHAnsi" w:hAnsiTheme="minorHAnsi" w:cstheme="minorHAnsi"/>
+          </w:rPr>
+          <w:delText>__________________________</w:delText>
+        </w:r>
+      </w:del>
+      <w:r>
+        <w:rPr>
+          <w:rFonts w:asciiTheme="minorHAnsi" w:hAnsiTheme="minorHAnsi" w:cstheme="minorHAnsi"/>
+        </w:rPr>
+        <w:t xml:space="preserve">OR </w:t>
       </w:r>
       <w:r>
         <w:rPr>
@@ -753,186 +1201,1051 @@
         </w:rPr>
       </w:pPr>
     </w:p>
+    <w:tbl>
+      <w:tblPr>
+        <w:tblStyle w:val="TableGrid"/>
+        <w:tblW w:w="0" w:type="auto"/>
+        <w:tblInd w:w="709" w:type="dxa"/>
+        <w:tblBorders>
+          <w:top w:val="none" w:sz="0" w:space="0" w:color="auto"/>
+          <w:left w:val="none" w:sz="0" w:space="0" w:color="auto"/>
+          <w:bottom w:val="none" w:sz="0" w:space="0" w:color="auto"/>
+          <w:right w:val="none" w:sz="0" w:space="0" w:color="auto"/>
+          <w:insideH w:val="none" w:sz="0" w:space="0" w:color="auto"/>
+          <w:insideV w:val="none" w:sz="0" w:space="0" w:color="auto"/>
+        </w:tblBorders>
+        <w:tblLook w:val="04A0" w:firstRow="1" w:lastRow="0" w:firstColumn="1" w:lastColumn="0" w:noHBand="0" w:noVBand="1"/>
+        <w:tblPrChange w:id="29" w:author="William Ng" w:date="2026-04-29T22:06:00Z" w16du:dateUtc="2026-04-29T14:06:00Z">
+          <w:tblPr>
+            <w:tblStyle w:val="TableGrid"/>
+            <w:tblW w:w="0" w:type="auto"/>
+            <w:tblInd w:w="709" w:type="dxa"/>
+            <w:tblLook w:val="04A0" w:firstRow="1" w:lastRow="0" w:firstColumn="1" w:lastColumn="0" w:noHBand="0" w:noVBand="1"/>
+          </w:tblPr>
+        </w:tblPrChange>
+      </w:tblPr>
+      <w:tblGrid>
+        <w:gridCol w:w="4874"/>
+        <w:gridCol w:w="4874"/>
+        <w:tblGridChange w:id="30">
+          <w:tblGrid>
+            <w:gridCol w:w="5"/>
+            <w:gridCol w:w="4869"/>
+            <w:gridCol w:w="5"/>
+            <w:gridCol w:w="4869"/>
+            <w:gridCol w:w="5"/>
+          </w:tblGrid>
+        </w:tblGridChange>
+      </w:tblGrid>
+      <w:tr>
+        <w:trPr>
+          <w:ins w:id="31" w:author="William Ng" w:date="2026-04-29T22:05:00Z" w16du:dateUtc="2026-04-29T14:05:00Z"/>
+          <w:trPrChange w:id="32" w:author="William Ng" w:date="2026-04-29T22:06:00Z" w16du:dateUtc="2026-04-29T14:06:00Z">
+            <w:trPr>
+              <w:gridBefore w:val="1"/>
+            </w:trPr>
+          </w:trPrChange>
+        </w:trPr>
+        <w:tc>
+          <w:tcPr>
+            <w:tcW w:w="4874" w:type="dxa"/>
+            <w:tcPrChange w:id="33" w:author="William Ng" w:date="2026-04-29T22:06:00Z" w16du:dateUtc="2026-04-29T14:06:00Z">
+              <w:tcPr>
+                <w:tcW w:w="4874" w:type="dxa"/>
+                <w:gridSpan w:val="2"/>
+              </w:tcPr>
+            </w:tcPrChange>
+          </w:tcPr>
+          <w:p>
+            <w:pPr>
+              <w:spacing w:line="360" w:lineRule="auto"/>
+              <w:rPr>
+                <w:ins w:id="34" w:author="William Ng" w:date="2026-04-29T22:05:00Z" w16du:dateUtc="2026-04-29T14:05:00Z"/>
+                <w:rFonts w:asciiTheme="minorHAnsi" w:hAnsiTheme="minorHAnsi" w:cstheme="minorHAnsi"/>
+                <w:sz w:val="22"/>
+                <w:szCs w:val="22"/>
+                <w:rPrChange w:id="35" w:author="William Ng" w:date="2026-04-29T22:05:00Z" w16du:dateUtc="2026-04-29T14:05:00Z">
+                  <w:rPr>
+                    <w:ins w:id="36" w:author="William Ng" w:date="2026-04-29T22:05:00Z" w16du:dateUtc="2026-04-29T14:05:00Z"/>
+                    <w:rFonts w:asciiTheme="minorHAnsi" w:hAnsiTheme="minorHAnsi" w:cstheme="minorHAnsi"/>
+                  </w:rPr>
+                </w:rPrChange>
+              </w:rPr>
+            </w:pPr>
+            <w:ins w:id="37" w:author="William Ng" w:date="2026-04-29T22:05:00Z" w16du:dateUtc="2026-04-29T14:05:00Z">
+              <w:r>
+                <w:rPr>
+                  <w:rFonts w:asciiTheme="minorHAnsi" w:hAnsiTheme="minorHAnsi" w:cstheme="minorHAnsi"/>
+                  <w:sz w:val="22"/>
+                  <w:szCs w:val="22"/>
+                  <w:u w:val="single"/>
+                  <w:rPrChange w:id="38" w:author="William Ng" w:date="2026-04-29T22:05:00Z" w16du:dateUtc="2026-04-29T14:05:00Z">
+                    <w:rPr>
+                      <w:rFonts w:asciiTheme="minorHAnsi" w:hAnsiTheme="minorHAnsi" w:cstheme="minorHAnsi"/>
+                      <w:u w:val="single"/>
+                    </w:rPr>
+                  </w:rPrChange>
+                </w:rPr>
+                <w:t>______________________________</w:t>
+              </w:r>
+            </w:ins>
+          </w:p>
+        </w:tc>
+        <w:tc>
+          <w:tcPr>
+            <w:tcW w:w="4874" w:type="dxa"/>
+            <w:tcPrChange w:id="39" w:author="William Ng" w:date="2026-04-29T22:06:00Z" w16du:dateUtc="2026-04-29T14:06:00Z">
+              <w:tcPr>
+                <w:tcW w:w="4874" w:type="dxa"/>
+                <w:gridSpan w:val="2"/>
+              </w:tcPr>
+            </w:tcPrChange>
+          </w:tcPr>
+          <w:p>
+            <w:pPr>
+              <w:spacing w:line="360" w:lineRule="auto"/>
+              <w:rPr>
+                <w:ins w:id="40" w:author="William Ng" w:date="2026-04-29T22:05:00Z" w16du:dateUtc="2026-04-29T14:05:00Z"/>
+                <w:rFonts w:asciiTheme="minorHAnsi" w:hAnsiTheme="minorHAnsi" w:cstheme="minorHAnsi"/>
+                <w:sz w:val="22"/>
+                <w:szCs w:val="22"/>
+                <w:rPrChange w:id="41" w:author="William Ng" w:date="2026-04-29T22:05:00Z" w16du:dateUtc="2026-04-29T14:05:00Z">
+                  <w:rPr>
+                    <w:ins w:id="42" w:author="William Ng" w:date="2026-04-29T22:05:00Z" w16du:dateUtc="2026-04-29T14:05:00Z"/>
+                    <w:rFonts w:asciiTheme="minorHAnsi" w:hAnsiTheme="minorHAnsi" w:cstheme="minorHAnsi"/>
+                  </w:rPr>
+                </w:rPrChange>
+              </w:rPr>
+            </w:pPr>
+            <w:ins w:id="43" w:author="William Ng" w:date="2026-04-29T22:05:00Z" w16du:dateUtc="2026-04-29T14:05:00Z">
+              <w:r>
+                <w:rPr>
+                  <w:rFonts w:asciiTheme="minorHAnsi" w:hAnsiTheme="minorHAnsi" w:cstheme="minorHAnsi"/>
+                  <w:sz w:val="22"/>
+                  <w:szCs w:val="22"/>
+                  <w:u w:val="single"/>
+                  <w:rPrChange w:id="44" w:author="William Ng" w:date="2026-04-29T22:05:00Z" w16du:dateUtc="2026-04-29T14:05:00Z">
+                    <w:rPr>
+                      <w:rFonts w:asciiTheme="minorHAnsi" w:hAnsiTheme="minorHAnsi" w:cstheme="minorHAnsi"/>
+                      <w:u w:val="single"/>
+                    </w:rPr>
+                  </w:rPrChange>
+                </w:rPr>
+                <w:t>______________________________</w:t>
+              </w:r>
+            </w:ins>
+          </w:p>
+        </w:tc>
+      </w:tr>
+      <w:tr>
+        <w:trPr>
+          <w:ins w:id="45" w:author="William Ng" w:date="2026-04-29T22:05:00Z" w16du:dateUtc="2026-04-29T14:05:00Z"/>
+          <w:trPrChange w:id="46" w:author="William Ng" w:date="2026-04-29T22:06:00Z" w16du:dateUtc="2026-04-29T14:06:00Z">
+            <w:trPr>
+              <w:gridBefore w:val="1"/>
+            </w:trPr>
+          </w:trPrChange>
+        </w:trPr>
+        <w:tc>
+          <w:tcPr>
+            <w:tcW w:w="4874" w:type="dxa"/>
+            <w:tcPrChange w:id="47" w:author="William Ng" w:date="2026-04-29T22:06:00Z" w16du:dateUtc="2026-04-29T14:06:00Z">
+              <w:tcPr>
+                <w:tcW w:w="4874" w:type="dxa"/>
+                <w:gridSpan w:val="2"/>
+              </w:tcPr>
+            </w:tcPrChange>
+          </w:tcPr>
+          <w:p>
+            <w:pPr>
+              <w:spacing w:line="360" w:lineRule="auto"/>
+              <w:rPr>
+                <w:ins w:id="48" w:author="William Ng" w:date="2026-04-29T22:05:00Z" w16du:dateUtc="2026-04-29T14:05:00Z"/>
+                <w:rFonts w:asciiTheme="minorHAnsi" w:hAnsiTheme="minorHAnsi" w:cstheme="minorHAnsi"/>
+                <w:sz w:val="22"/>
+                <w:szCs w:val="22"/>
+                <w:rPrChange w:id="49" w:author="William Ng" w:date="2026-04-29T22:05:00Z" w16du:dateUtc="2026-04-29T14:05:00Z">
+                  <w:rPr>
+                    <w:ins w:id="50" w:author="William Ng" w:date="2026-04-29T22:05:00Z" w16du:dateUtc="2026-04-29T14:05:00Z"/>
+                    <w:rFonts w:asciiTheme="minorHAnsi" w:hAnsiTheme="minorHAnsi" w:cstheme="minorHAnsi"/>
+                  </w:rPr>
+                </w:rPrChange>
+              </w:rPr>
+            </w:pPr>
+            <w:ins w:id="51" w:author="William Ng" w:date="2026-04-29T22:05:00Z" w16du:dateUtc="2026-04-29T14:05:00Z">
+              <w:r>
+                <w:rPr>
+                  <w:rFonts w:asciiTheme="minorHAnsi" w:hAnsiTheme="minorHAnsi" w:cstheme="minorHAnsi"/>
+                  <w:sz w:val="22"/>
+                  <w:szCs w:val="22"/>
+                  <w:rPrChange w:id="52" w:author="William Ng" w:date="2026-04-29T22:05:00Z" w16du:dateUtc="2026-04-29T14:05:00Z">
+                    <w:rPr>
+                      <w:rFonts w:asciiTheme="minorHAnsi" w:hAnsiTheme="minorHAnsi" w:cstheme="minorHAnsi"/>
+                    </w:rPr>
+                  </w:rPrChange>
+                </w:rPr>
+                <w:t xml:space="preserve">Signed for and on behalf of Estate Agent representing </w:t>
+              </w:r>
+              <w:r>
+                <w:rPr>
+                  <w:rFonts w:asciiTheme="minorHAnsi" w:hAnsiTheme="minorHAnsi" w:cstheme="minorHAnsi"/>
+                  <w:sz w:val="22"/>
+                  <w:szCs w:val="22"/>
+                  <w:rPrChange w:id="53" w:author="William Ng" w:date="2026-04-29T22:05:00Z" w16du:dateUtc="2026-04-29T14:05:00Z">
+                    <w:rPr>
+                      <w:rFonts w:asciiTheme="minorHAnsi" w:hAnsiTheme="minorHAnsi" w:cstheme="minorHAnsi"/>
+                    </w:rPr>
+                  </w:rPrChange>
+                </w:rPr>
+                <w:t>Seller</w:t>
+              </w:r>
+              <w:r>
+                <w:rPr>
+                  <w:rFonts w:asciiTheme="minorHAnsi" w:hAnsiTheme="minorHAnsi" w:cstheme="minorHAnsi"/>
+                  <w:sz w:val="22"/>
+                  <w:szCs w:val="22"/>
+                  <w:rPrChange w:id="54" w:author="William Ng" w:date="2026-04-29T22:05:00Z" w16du:dateUtc="2026-04-29T14:05:00Z">
+                    <w:rPr>
+                      <w:rFonts w:asciiTheme="minorHAnsi" w:hAnsiTheme="minorHAnsi" w:cstheme="minorHAnsi"/>
+                    </w:rPr>
+                  </w:rPrChange>
+                </w:rPr>
+                <w:t>(s)</w:t>
+              </w:r>
+            </w:ins>
+          </w:p>
+        </w:tc>
+        <w:tc>
+          <w:tcPr>
+            <w:tcW w:w="4874" w:type="dxa"/>
+            <w:tcPrChange w:id="55" w:author="William Ng" w:date="2026-04-29T22:06:00Z" w16du:dateUtc="2026-04-29T14:06:00Z">
+              <w:tcPr>
+                <w:tcW w:w="4874" w:type="dxa"/>
+                <w:gridSpan w:val="2"/>
+              </w:tcPr>
+            </w:tcPrChange>
+          </w:tcPr>
+          <w:p>
+            <w:pPr>
+              <w:spacing w:line="360" w:lineRule="auto"/>
+              <w:rPr>
+                <w:ins w:id="56" w:author="William Ng" w:date="2026-04-29T22:05:00Z" w16du:dateUtc="2026-04-29T14:05:00Z"/>
+                <w:rFonts w:asciiTheme="minorHAnsi" w:hAnsiTheme="minorHAnsi" w:cstheme="minorHAnsi"/>
+                <w:sz w:val="22"/>
+                <w:szCs w:val="22"/>
+                <w:rPrChange w:id="57" w:author="William Ng" w:date="2026-04-29T22:05:00Z" w16du:dateUtc="2026-04-29T14:05:00Z">
+                  <w:rPr>
+                    <w:ins w:id="58" w:author="William Ng" w:date="2026-04-29T22:05:00Z" w16du:dateUtc="2026-04-29T14:05:00Z"/>
+                    <w:rFonts w:asciiTheme="minorHAnsi" w:hAnsiTheme="minorHAnsi" w:cstheme="minorHAnsi"/>
+                  </w:rPr>
+                </w:rPrChange>
+              </w:rPr>
+            </w:pPr>
+            <w:ins w:id="59" w:author="William Ng" w:date="2026-04-29T22:05:00Z" w16du:dateUtc="2026-04-29T14:05:00Z">
+              <w:r>
+                <w:rPr>
+                  <w:rFonts w:asciiTheme="minorHAnsi" w:hAnsiTheme="minorHAnsi" w:cstheme="minorHAnsi"/>
+                  <w:sz w:val="22"/>
+                  <w:szCs w:val="22"/>
+                  <w:rPrChange w:id="60" w:author="William Ng" w:date="2026-04-29T22:05:00Z" w16du:dateUtc="2026-04-29T14:05:00Z">
+                    <w:rPr>
+                      <w:rFonts w:asciiTheme="minorHAnsi" w:hAnsiTheme="minorHAnsi" w:cstheme="minorHAnsi"/>
+                    </w:rPr>
+                  </w:rPrChange>
+                </w:rPr>
+                <w:t xml:space="preserve">Signed for and on behalf of Estate Agent representing </w:t>
+              </w:r>
+              <w:r>
+                <w:rPr>
+                  <w:rFonts w:asciiTheme="minorHAnsi" w:hAnsiTheme="minorHAnsi" w:cstheme="minorHAnsi"/>
+                  <w:sz w:val="22"/>
+                  <w:szCs w:val="22"/>
+                  <w:rPrChange w:id="61" w:author="William Ng" w:date="2026-04-29T22:05:00Z" w16du:dateUtc="2026-04-29T14:05:00Z">
+                    <w:rPr>
+                      <w:rFonts w:asciiTheme="minorHAnsi" w:hAnsiTheme="minorHAnsi" w:cstheme="minorHAnsi"/>
+                    </w:rPr>
+                  </w:rPrChange>
+                </w:rPr>
+                <w:t>Buyer</w:t>
+              </w:r>
+              <w:r>
+                <w:rPr>
+                  <w:rFonts w:asciiTheme="minorHAnsi" w:hAnsiTheme="minorHAnsi" w:cstheme="minorHAnsi"/>
+                  <w:sz w:val="22"/>
+                  <w:szCs w:val="22"/>
+                  <w:rPrChange w:id="62" w:author="William Ng" w:date="2026-04-29T22:05:00Z" w16du:dateUtc="2026-04-29T14:05:00Z">
+                    <w:rPr>
+                      <w:rFonts w:asciiTheme="minorHAnsi" w:hAnsiTheme="minorHAnsi" w:cstheme="minorHAnsi"/>
+                    </w:rPr>
+                  </w:rPrChange>
+                </w:rPr>
+                <w:t>(s)</w:t>
+              </w:r>
+            </w:ins>
+          </w:p>
+        </w:tc>
+      </w:tr>
+      <w:tr>
+        <w:trPr>
+          <w:ins w:id="63" w:author="William Ng" w:date="2026-04-29T22:05:00Z" w16du:dateUtc="2026-04-29T14:05:00Z"/>
+          <w:trPrChange w:id="64" w:author="William Ng" w:date="2026-04-29T22:06:00Z" w16du:dateUtc="2026-04-29T14:06:00Z">
+            <w:trPr>
+              <w:gridBefore w:val="1"/>
+            </w:trPr>
+          </w:trPrChange>
+        </w:trPr>
+        <w:tc>
+          <w:tcPr>
+            <w:tcW w:w="4874" w:type="dxa"/>
+            <w:tcPrChange w:id="65" w:author="William Ng" w:date="2026-04-29T22:06:00Z" w16du:dateUtc="2026-04-29T14:06:00Z">
+              <w:tcPr>
+                <w:tcW w:w="4874" w:type="dxa"/>
+                <w:gridSpan w:val="2"/>
+              </w:tcPr>
+            </w:tcPrChange>
+          </w:tcPr>
+          <w:p>
+            <w:pPr>
+              <w:spacing w:line="360" w:lineRule="auto"/>
+              <w:rPr>
+                <w:ins w:id="66" w:author="William Ng" w:date="2026-04-29T22:05:00Z" w16du:dateUtc="2026-04-29T14:05:00Z"/>
+                <w:rFonts w:asciiTheme="minorHAnsi" w:hAnsiTheme="minorHAnsi" w:cstheme="minorHAnsi"/>
+                <w:sz w:val="22"/>
+                <w:szCs w:val="22"/>
+                <w:rPrChange w:id="67" w:author="William Ng" w:date="2026-04-29T22:05:00Z" w16du:dateUtc="2026-04-29T14:05:00Z">
+                  <w:rPr>
+                    <w:ins w:id="68" w:author="William Ng" w:date="2026-04-29T22:05:00Z" w16du:dateUtc="2026-04-29T14:05:00Z"/>
+                    <w:rFonts w:asciiTheme="minorHAnsi" w:hAnsiTheme="minorHAnsi" w:cstheme="minorHAnsi"/>
+                  </w:rPr>
+                </w:rPrChange>
+              </w:rPr>
+            </w:pPr>
+            <w:ins w:id="69" w:author="William Ng" w:date="2026-04-29T22:05:00Z" w16du:dateUtc="2026-04-29T14:05:00Z">
+              <w:r>
+                <w:rPr>
+                  <w:rFonts w:asciiTheme="minorHAnsi" w:hAnsiTheme="minorHAnsi" w:cstheme="minorHAnsi"/>
+                  <w:sz w:val="22"/>
+                  <w:szCs w:val="22"/>
+                  <w:rPrChange w:id="70" w:author="William Ng" w:date="2026-04-29T22:05:00Z" w16du:dateUtc="2026-04-29T14:05:00Z">
+                    <w:rPr>
+                      <w:rFonts w:asciiTheme="minorHAnsi" w:hAnsiTheme="minorHAnsi" w:cstheme="minorHAnsi"/>
+                    </w:rPr>
+                  </w:rPrChange>
+                </w:rPr>
+                <w:t xml:space="preserve">Name: </w:t>
+              </w:r>
+              <w:r>
+                <w:rPr>
+                  <w:rFonts w:asciiTheme="minorHAnsi" w:hAnsiTheme="minorHAnsi" w:cstheme="minorHAnsi"/>
+                  <w:sz w:val="22"/>
+                  <w:szCs w:val="22"/>
+                  <w:u w:val="single"/>
+                  <w:rPrChange w:id="71" w:author="William Ng" w:date="2026-04-29T22:05:00Z" w16du:dateUtc="2026-04-29T14:05:00Z">
+                    <w:rPr>
+                      <w:rFonts w:asciiTheme="minorHAnsi" w:hAnsiTheme="minorHAnsi" w:cstheme="minorHAnsi"/>
+                      <w:u w:val="single"/>
+                    </w:rPr>
+                  </w:rPrChange>
+                </w:rPr>
+                <w:t>{{</w:t>
+              </w:r>
+              <w:proofErr w:type="spellStart"/>
+              <w:r>
+                <w:rPr>
+                  <w:rFonts w:asciiTheme="minorHAnsi" w:hAnsiTheme="minorHAnsi" w:cstheme="minorHAnsi"/>
+                  <w:sz w:val="22"/>
+                  <w:szCs w:val="22"/>
+                  <w:u w:val="single"/>
+                  <w:rPrChange w:id="72" w:author="William Ng" w:date="2026-04-29T22:05:00Z" w16du:dateUtc="2026-04-29T14:05:00Z">
+                    <w:rPr>
+                      <w:rFonts w:asciiTheme="minorHAnsi" w:hAnsiTheme="minorHAnsi" w:cstheme="minorHAnsi"/>
+                      <w:u w:val="single"/>
+                    </w:rPr>
+                  </w:rPrChange>
+                </w:rPr>
+                <w:t>cobroke_agent_name</w:t>
+              </w:r>
+              <w:proofErr w:type="spellEnd"/>
+              <w:r>
+                <w:rPr>
+                  <w:rFonts w:asciiTheme="minorHAnsi" w:hAnsiTheme="minorHAnsi" w:cstheme="minorHAnsi"/>
+                  <w:sz w:val="22"/>
+                  <w:szCs w:val="22"/>
+                  <w:u w:val="single"/>
+                  <w:rPrChange w:id="73" w:author="William Ng" w:date="2026-04-29T22:05:00Z" w16du:dateUtc="2026-04-29T14:05:00Z">
+                    <w:rPr>
+                      <w:rFonts w:asciiTheme="minorHAnsi" w:hAnsiTheme="minorHAnsi" w:cstheme="minorHAnsi"/>
+                      <w:u w:val="single"/>
+                    </w:rPr>
+                  </w:rPrChange>
+                </w:rPr>
+                <w:t>}}</w:t>
+              </w:r>
+            </w:ins>
+          </w:p>
+        </w:tc>
+        <w:tc>
+          <w:tcPr>
+            <w:tcW w:w="4874" w:type="dxa"/>
+            <w:tcPrChange w:id="74" w:author="William Ng" w:date="2026-04-29T22:06:00Z" w16du:dateUtc="2026-04-29T14:06:00Z">
+              <w:tcPr>
+                <w:tcW w:w="4874" w:type="dxa"/>
+                <w:gridSpan w:val="2"/>
+              </w:tcPr>
+            </w:tcPrChange>
+          </w:tcPr>
+          <w:p>
+            <w:pPr>
+              <w:spacing w:line="360" w:lineRule="auto"/>
+              <w:rPr>
+                <w:ins w:id="75" w:author="William Ng" w:date="2026-04-29T22:05:00Z" w16du:dateUtc="2026-04-29T14:05:00Z"/>
+                <w:rFonts w:asciiTheme="minorHAnsi" w:hAnsiTheme="minorHAnsi" w:cstheme="minorHAnsi"/>
+                <w:sz w:val="22"/>
+                <w:szCs w:val="22"/>
+                <w:rPrChange w:id="76" w:author="William Ng" w:date="2026-04-29T22:05:00Z" w16du:dateUtc="2026-04-29T14:05:00Z">
+                  <w:rPr>
+                    <w:ins w:id="77" w:author="William Ng" w:date="2026-04-29T22:05:00Z" w16du:dateUtc="2026-04-29T14:05:00Z"/>
+                    <w:rFonts w:asciiTheme="minorHAnsi" w:hAnsiTheme="minorHAnsi" w:cstheme="minorHAnsi"/>
+                  </w:rPr>
+                </w:rPrChange>
+              </w:rPr>
+            </w:pPr>
+            <w:ins w:id="78" w:author="William Ng" w:date="2026-04-29T22:05:00Z" w16du:dateUtc="2026-04-29T14:05:00Z">
+              <w:r>
+                <w:rPr>
+                  <w:rFonts w:asciiTheme="minorHAnsi" w:hAnsiTheme="minorHAnsi" w:cstheme="minorHAnsi"/>
+                  <w:sz w:val="22"/>
+                  <w:szCs w:val="22"/>
+                  <w:rPrChange w:id="79" w:author="William Ng" w:date="2026-04-29T22:05:00Z" w16du:dateUtc="2026-04-29T14:05:00Z">
+                    <w:rPr>
+                      <w:rFonts w:asciiTheme="minorHAnsi" w:hAnsiTheme="minorHAnsi" w:cstheme="minorHAnsi"/>
+                    </w:rPr>
+                  </w:rPrChange>
+                </w:rPr>
+                <w:t xml:space="preserve">Name: </w:t>
+              </w:r>
+              <w:r>
+                <w:rPr>
+                  <w:rFonts w:asciiTheme="minorHAnsi" w:hAnsiTheme="minorHAnsi" w:cstheme="minorHAnsi"/>
+                  <w:sz w:val="22"/>
+                  <w:szCs w:val="22"/>
+                  <w:u w:val="single"/>
+                  <w:rPrChange w:id="80" w:author="William Ng" w:date="2026-04-29T22:05:00Z" w16du:dateUtc="2026-04-29T14:05:00Z">
+                    <w:rPr>
+                      <w:rFonts w:asciiTheme="minorHAnsi" w:hAnsiTheme="minorHAnsi" w:cstheme="minorHAnsi"/>
+                      <w:u w:val="single"/>
+                    </w:rPr>
+                  </w:rPrChange>
+                </w:rPr>
+                <w:t>{{</w:t>
+              </w:r>
+              <w:proofErr w:type="spellStart"/>
+              <w:r>
+                <w:rPr>
+                  <w:rFonts w:asciiTheme="minorHAnsi" w:hAnsiTheme="minorHAnsi" w:cstheme="minorHAnsi"/>
+                  <w:sz w:val="22"/>
+                  <w:szCs w:val="22"/>
+                  <w:u w:val="single"/>
+                  <w:rPrChange w:id="81" w:author="William Ng" w:date="2026-04-29T22:05:00Z" w16du:dateUtc="2026-04-29T14:05:00Z">
+                    <w:rPr>
+                      <w:rFonts w:asciiTheme="minorHAnsi" w:hAnsiTheme="minorHAnsi" w:cstheme="minorHAnsi"/>
+                      <w:u w:val="single"/>
+                    </w:rPr>
+                  </w:rPrChange>
+                </w:rPr>
+                <w:t>agent_name</w:t>
+              </w:r>
+              <w:proofErr w:type="spellEnd"/>
+              <w:r>
+                <w:rPr>
+                  <w:rFonts w:asciiTheme="minorHAnsi" w:hAnsiTheme="minorHAnsi" w:cstheme="minorHAnsi"/>
+                  <w:sz w:val="22"/>
+                  <w:szCs w:val="22"/>
+                  <w:u w:val="single"/>
+                  <w:rPrChange w:id="82" w:author="William Ng" w:date="2026-04-29T22:05:00Z" w16du:dateUtc="2026-04-29T14:05:00Z">
+                    <w:rPr>
+                      <w:rFonts w:asciiTheme="minorHAnsi" w:hAnsiTheme="minorHAnsi" w:cstheme="minorHAnsi"/>
+                      <w:u w:val="single"/>
+                    </w:rPr>
+                  </w:rPrChange>
+                </w:rPr>
+                <w:t>}}</w:t>
+              </w:r>
+            </w:ins>
+          </w:p>
+        </w:tc>
+      </w:tr>
+      <w:tr>
+        <w:trPr>
+          <w:ins w:id="83" w:author="William Ng" w:date="2026-04-29T22:05:00Z" w16du:dateUtc="2026-04-29T14:05:00Z"/>
+          <w:trPrChange w:id="84" w:author="William Ng" w:date="2026-04-29T22:06:00Z" w16du:dateUtc="2026-04-29T14:06:00Z">
+            <w:trPr>
+              <w:gridBefore w:val="1"/>
+            </w:trPr>
+          </w:trPrChange>
+        </w:trPr>
+        <w:tc>
+          <w:tcPr>
+            <w:tcW w:w="4874" w:type="dxa"/>
+            <w:tcPrChange w:id="85" w:author="William Ng" w:date="2026-04-29T22:06:00Z" w16du:dateUtc="2026-04-29T14:06:00Z">
+              <w:tcPr>
+                <w:tcW w:w="4874" w:type="dxa"/>
+                <w:gridSpan w:val="2"/>
+              </w:tcPr>
+            </w:tcPrChange>
+          </w:tcPr>
+          <w:p>
+            <w:pPr>
+              <w:spacing w:line="360" w:lineRule="auto"/>
+              <w:rPr>
+                <w:ins w:id="86" w:author="William Ng" w:date="2026-04-29T22:05:00Z" w16du:dateUtc="2026-04-29T14:05:00Z"/>
+                <w:rFonts w:asciiTheme="minorHAnsi" w:hAnsiTheme="minorHAnsi" w:cstheme="minorHAnsi"/>
+                <w:sz w:val="22"/>
+                <w:szCs w:val="22"/>
+                <w:rPrChange w:id="87" w:author="William Ng" w:date="2026-04-29T22:05:00Z" w16du:dateUtc="2026-04-29T14:05:00Z">
+                  <w:rPr>
+                    <w:ins w:id="88" w:author="William Ng" w:date="2026-04-29T22:05:00Z" w16du:dateUtc="2026-04-29T14:05:00Z"/>
+                    <w:rFonts w:asciiTheme="minorHAnsi" w:hAnsiTheme="minorHAnsi" w:cstheme="minorHAnsi"/>
+                  </w:rPr>
+                </w:rPrChange>
+              </w:rPr>
+            </w:pPr>
+            <w:ins w:id="89" w:author="William Ng" w:date="2026-04-29T22:05:00Z" w16du:dateUtc="2026-04-29T14:05:00Z">
+              <w:r>
+                <w:rPr>
+                  <w:rFonts w:asciiTheme="minorHAnsi" w:hAnsiTheme="minorHAnsi" w:cstheme="minorHAnsi"/>
+                  <w:sz w:val="22"/>
+                  <w:szCs w:val="22"/>
+                  <w:rPrChange w:id="90" w:author="William Ng" w:date="2026-04-29T22:05:00Z" w16du:dateUtc="2026-04-29T14:05:00Z">
+                    <w:rPr>
+                      <w:rFonts w:asciiTheme="minorHAnsi" w:hAnsiTheme="minorHAnsi" w:cstheme="minorHAnsi"/>
+                    </w:rPr>
+                  </w:rPrChange>
+                </w:rPr>
+                <w:t xml:space="preserve">CEA No. : </w:t>
+              </w:r>
+              <w:r>
+                <w:rPr>
+                  <w:rFonts w:asciiTheme="minorHAnsi" w:hAnsiTheme="minorHAnsi" w:cstheme="minorHAnsi"/>
+                  <w:sz w:val="22"/>
+                  <w:szCs w:val="22"/>
+                  <w:u w:val="single"/>
+                  <w:rPrChange w:id="91" w:author="William Ng" w:date="2026-04-29T22:05:00Z" w16du:dateUtc="2026-04-29T14:05:00Z">
+                    <w:rPr>
+                      <w:rFonts w:asciiTheme="minorHAnsi" w:hAnsiTheme="minorHAnsi" w:cstheme="minorHAnsi"/>
+                      <w:u w:val="single"/>
+                    </w:rPr>
+                  </w:rPrChange>
+                </w:rPr>
+                <w:t>{{</w:t>
+              </w:r>
+              <w:proofErr w:type="spellStart"/>
+              <w:r>
+                <w:rPr>
+                  <w:rFonts w:asciiTheme="minorHAnsi" w:hAnsiTheme="minorHAnsi" w:cstheme="minorHAnsi"/>
+                  <w:sz w:val="22"/>
+                  <w:szCs w:val="22"/>
+                  <w:u w:val="single"/>
+                  <w:rPrChange w:id="92" w:author="William Ng" w:date="2026-04-29T22:05:00Z" w16du:dateUtc="2026-04-29T14:05:00Z">
+                    <w:rPr>
+                      <w:rFonts w:asciiTheme="minorHAnsi" w:hAnsiTheme="minorHAnsi" w:cstheme="minorHAnsi"/>
+                      <w:u w:val="single"/>
+                    </w:rPr>
+                  </w:rPrChange>
+                </w:rPr>
+                <w:t>cobroke_agent_cea</w:t>
+              </w:r>
+              <w:proofErr w:type="spellEnd"/>
+              <w:r>
+                <w:rPr>
+                  <w:rFonts w:asciiTheme="minorHAnsi" w:hAnsiTheme="minorHAnsi" w:cstheme="minorHAnsi"/>
+                  <w:sz w:val="22"/>
+                  <w:szCs w:val="22"/>
+                  <w:u w:val="single"/>
+                  <w:rPrChange w:id="93" w:author="William Ng" w:date="2026-04-29T22:05:00Z" w16du:dateUtc="2026-04-29T14:05:00Z">
+                    <w:rPr>
+                      <w:rFonts w:asciiTheme="minorHAnsi" w:hAnsiTheme="minorHAnsi" w:cstheme="minorHAnsi"/>
+                      <w:u w:val="single"/>
+                    </w:rPr>
+                  </w:rPrChange>
+                </w:rPr>
+                <w:t>}}</w:t>
+              </w:r>
+            </w:ins>
+          </w:p>
+        </w:tc>
+        <w:tc>
+          <w:tcPr>
+            <w:tcW w:w="4874" w:type="dxa"/>
+            <w:tcPrChange w:id="94" w:author="William Ng" w:date="2026-04-29T22:06:00Z" w16du:dateUtc="2026-04-29T14:06:00Z">
+              <w:tcPr>
+                <w:tcW w:w="4874" w:type="dxa"/>
+                <w:gridSpan w:val="2"/>
+              </w:tcPr>
+            </w:tcPrChange>
+          </w:tcPr>
+          <w:p>
+            <w:pPr>
+              <w:spacing w:line="360" w:lineRule="auto"/>
+              <w:rPr>
+                <w:ins w:id="95" w:author="William Ng" w:date="2026-04-29T22:05:00Z" w16du:dateUtc="2026-04-29T14:05:00Z"/>
+                <w:rFonts w:asciiTheme="minorHAnsi" w:hAnsiTheme="minorHAnsi" w:cstheme="minorHAnsi"/>
+                <w:sz w:val="22"/>
+                <w:szCs w:val="22"/>
+                <w:rPrChange w:id="96" w:author="William Ng" w:date="2026-04-29T22:05:00Z" w16du:dateUtc="2026-04-29T14:05:00Z">
+                  <w:rPr>
+                    <w:ins w:id="97" w:author="William Ng" w:date="2026-04-29T22:05:00Z" w16du:dateUtc="2026-04-29T14:05:00Z"/>
+                    <w:rFonts w:asciiTheme="minorHAnsi" w:hAnsiTheme="minorHAnsi" w:cstheme="minorHAnsi"/>
+                  </w:rPr>
+                </w:rPrChange>
+              </w:rPr>
+            </w:pPr>
+            <w:ins w:id="98" w:author="William Ng" w:date="2026-04-29T22:05:00Z" w16du:dateUtc="2026-04-29T14:05:00Z">
+              <w:r>
+                <w:rPr>
+                  <w:rFonts w:asciiTheme="minorHAnsi" w:hAnsiTheme="minorHAnsi" w:cstheme="minorHAnsi"/>
+                  <w:sz w:val="22"/>
+                  <w:szCs w:val="22"/>
+                  <w:rPrChange w:id="99" w:author="William Ng" w:date="2026-04-29T22:05:00Z" w16du:dateUtc="2026-04-29T14:05:00Z">
+                    <w:rPr>
+                      <w:rFonts w:asciiTheme="minorHAnsi" w:hAnsiTheme="minorHAnsi" w:cstheme="minorHAnsi"/>
+                    </w:rPr>
+                  </w:rPrChange>
+                </w:rPr>
+                <w:t xml:space="preserve">CEA No. : </w:t>
+              </w:r>
+              <w:r>
+                <w:rPr>
+                  <w:rFonts w:asciiTheme="minorHAnsi" w:hAnsiTheme="minorHAnsi" w:cstheme="minorHAnsi"/>
+                  <w:sz w:val="22"/>
+                  <w:szCs w:val="22"/>
+                  <w:u w:val="single"/>
+                  <w:rPrChange w:id="100" w:author="William Ng" w:date="2026-04-29T22:05:00Z" w16du:dateUtc="2026-04-29T14:05:00Z">
+                    <w:rPr>
+                      <w:rFonts w:asciiTheme="minorHAnsi" w:hAnsiTheme="minorHAnsi" w:cstheme="minorHAnsi"/>
+                      <w:u w:val="single"/>
+                    </w:rPr>
+                  </w:rPrChange>
+                </w:rPr>
+                <w:t>{{</w:t>
+              </w:r>
+              <w:proofErr w:type="spellStart"/>
+              <w:r>
+                <w:rPr>
+                  <w:rFonts w:asciiTheme="minorHAnsi" w:hAnsiTheme="minorHAnsi" w:cstheme="minorHAnsi"/>
+                  <w:sz w:val="22"/>
+                  <w:szCs w:val="22"/>
+                  <w:u w:val="single"/>
+                  <w:rPrChange w:id="101" w:author="William Ng" w:date="2026-04-29T22:05:00Z" w16du:dateUtc="2026-04-29T14:05:00Z">
+                    <w:rPr>
+                      <w:rFonts w:asciiTheme="minorHAnsi" w:hAnsiTheme="minorHAnsi" w:cstheme="minorHAnsi"/>
+                      <w:u w:val="single"/>
+                    </w:rPr>
+                  </w:rPrChange>
+                </w:rPr>
+                <w:t>agent_cea_reg</w:t>
+              </w:r>
+              <w:proofErr w:type="spellEnd"/>
+              <w:r>
+                <w:rPr>
+                  <w:rFonts w:asciiTheme="minorHAnsi" w:hAnsiTheme="minorHAnsi" w:cstheme="minorHAnsi"/>
+                  <w:sz w:val="22"/>
+                  <w:szCs w:val="22"/>
+                  <w:u w:val="single"/>
+                  <w:rPrChange w:id="102" w:author="William Ng" w:date="2026-04-29T22:05:00Z" w16du:dateUtc="2026-04-29T14:05:00Z">
+                    <w:rPr>
+                      <w:rFonts w:asciiTheme="minorHAnsi" w:hAnsiTheme="minorHAnsi" w:cstheme="minorHAnsi"/>
+                      <w:u w:val="single"/>
+                    </w:rPr>
+                  </w:rPrChange>
+                </w:rPr>
+                <w:t>}}</w:t>
+              </w:r>
+            </w:ins>
+          </w:p>
+        </w:tc>
+      </w:tr>
+      <w:tr>
+        <w:trPr>
+          <w:ins w:id="103" w:author="William Ng" w:date="2026-04-29T22:05:00Z" w16du:dateUtc="2026-04-29T14:05:00Z"/>
+          <w:trPrChange w:id="104" w:author="William Ng" w:date="2026-04-29T22:06:00Z" w16du:dateUtc="2026-04-29T14:06:00Z">
+            <w:trPr>
+              <w:gridBefore w:val="1"/>
+            </w:trPr>
+          </w:trPrChange>
+        </w:trPr>
+        <w:tc>
+          <w:tcPr>
+            <w:tcW w:w="4874" w:type="dxa"/>
+            <w:tcPrChange w:id="105" w:author="William Ng" w:date="2026-04-29T22:06:00Z" w16du:dateUtc="2026-04-29T14:06:00Z">
+              <w:tcPr>
+                <w:tcW w:w="4874" w:type="dxa"/>
+                <w:gridSpan w:val="2"/>
+              </w:tcPr>
+            </w:tcPrChange>
+          </w:tcPr>
+          <w:p>
+            <w:pPr>
+              <w:spacing w:line="360" w:lineRule="auto"/>
+              <w:rPr>
+                <w:ins w:id="106" w:author="William Ng" w:date="2026-04-29T22:05:00Z" w16du:dateUtc="2026-04-29T14:05:00Z"/>
+                <w:rFonts w:asciiTheme="minorHAnsi" w:hAnsiTheme="minorHAnsi" w:cstheme="minorHAnsi"/>
+                <w:sz w:val="22"/>
+                <w:szCs w:val="22"/>
+                <w:rPrChange w:id="107" w:author="William Ng" w:date="2026-04-29T22:05:00Z" w16du:dateUtc="2026-04-29T14:05:00Z">
+                  <w:rPr>
+                    <w:ins w:id="108" w:author="William Ng" w:date="2026-04-29T22:05:00Z" w16du:dateUtc="2026-04-29T14:05:00Z"/>
+                    <w:rFonts w:asciiTheme="minorHAnsi" w:hAnsiTheme="minorHAnsi" w:cstheme="minorHAnsi"/>
+                  </w:rPr>
+                </w:rPrChange>
+              </w:rPr>
+            </w:pPr>
+            <w:ins w:id="109" w:author="William Ng" w:date="2026-04-29T22:05:00Z" w16du:dateUtc="2026-04-29T14:05:00Z">
+              <w:r>
+                <w:rPr>
+                  <w:rFonts w:asciiTheme="minorHAnsi" w:hAnsiTheme="minorHAnsi" w:cstheme="minorHAnsi"/>
+                  <w:sz w:val="22"/>
+                  <w:szCs w:val="22"/>
+                  <w:rPrChange w:id="110" w:author="William Ng" w:date="2026-04-29T22:05:00Z" w16du:dateUtc="2026-04-29T14:05:00Z">
+                    <w:rPr>
+                      <w:rFonts w:asciiTheme="minorHAnsi" w:hAnsiTheme="minorHAnsi" w:cstheme="minorHAnsi"/>
+                    </w:rPr>
+                  </w:rPrChange>
+                </w:rPr>
+                <w:t xml:space="preserve">Mobile: </w:t>
+              </w:r>
+              <w:r>
+                <w:rPr>
+                  <w:rFonts w:asciiTheme="minorHAnsi" w:hAnsiTheme="minorHAnsi" w:cstheme="minorHAnsi"/>
+                  <w:sz w:val="22"/>
+                  <w:szCs w:val="22"/>
+                  <w:u w:val="single"/>
+                  <w:rPrChange w:id="111" w:author="William Ng" w:date="2026-04-29T22:05:00Z" w16du:dateUtc="2026-04-29T14:05:00Z">
+                    <w:rPr>
+                      <w:rFonts w:asciiTheme="minorHAnsi" w:hAnsiTheme="minorHAnsi" w:cstheme="minorHAnsi"/>
+                      <w:u w:val="single"/>
+                    </w:rPr>
+                  </w:rPrChange>
+                </w:rPr>
+                <w:t>{{</w:t>
+              </w:r>
+              <w:proofErr w:type="spellStart"/>
+              <w:r>
+                <w:rPr>
+                  <w:rFonts w:asciiTheme="minorHAnsi" w:hAnsiTheme="minorHAnsi" w:cstheme="minorHAnsi"/>
+                  <w:sz w:val="22"/>
+                  <w:szCs w:val="22"/>
+                  <w:u w:val="single"/>
+                  <w:rPrChange w:id="112" w:author="William Ng" w:date="2026-04-29T22:05:00Z" w16du:dateUtc="2026-04-29T14:05:00Z">
+                    <w:rPr>
+                      <w:rFonts w:asciiTheme="minorHAnsi" w:hAnsiTheme="minorHAnsi" w:cstheme="minorHAnsi"/>
+                      <w:u w:val="single"/>
+                    </w:rPr>
+                  </w:rPrChange>
+                </w:rPr>
+                <w:t>cobroke_agent_mobile</w:t>
+              </w:r>
+              <w:proofErr w:type="spellEnd"/>
+              <w:r>
+                <w:rPr>
+                  <w:rFonts w:asciiTheme="minorHAnsi" w:hAnsiTheme="minorHAnsi" w:cstheme="minorHAnsi"/>
+                  <w:sz w:val="22"/>
+                  <w:szCs w:val="22"/>
+                  <w:u w:val="single"/>
+                  <w:rPrChange w:id="113" w:author="William Ng" w:date="2026-04-29T22:05:00Z" w16du:dateUtc="2026-04-29T14:05:00Z">
+                    <w:rPr>
+                      <w:rFonts w:asciiTheme="minorHAnsi" w:hAnsiTheme="minorHAnsi" w:cstheme="minorHAnsi"/>
+                      <w:u w:val="single"/>
+                    </w:rPr>
+                  </w:rPrChange>
+                </w:rPr>
+                <w:t>}}</w:t>
+              </w:r>
+            </w:ins>
+          </w:p>
+        </w:tc>
+        <w:tc>
+          <w:tcPr>
+            <w:tcW w:w="4874" w:type="dxa"/>
+            <w:tcPrChange w:id="114" w:author="William Ng" w:date="2026-04-29T22:06:00Z" w16du:dateUtc="2026-04-29T14:06:00Z">
+              <w:tcPr>
+                <w:tcW w:w="4874" w:type="dxa"/>
+                <w:gridSpan w:val="2"/>
+              </w:tcPr>
+            </w:tcPrChange>
+          </w:tcPr>
+          <w:p>
+            <w:pPr>
+              <w:spacing w:line="360" w:lineRule="auto"/>
+              <w:rPr>
+                <w:ins w:id="115" w:author="William Ng" w:date="2026-04-29T22:05:00Z" w16du:dateUtc="2026-04-29T14:05:00Z"/>
+                <w:rFonts w:asciiTheme="minorHAnsi" w:hAnsiTheme="minorHAnsi" w:cstheme="minorHAnsi"/>
+                <w:sz w:val="22"/>
+                <w:szCs w:val="22"/>
+                <w:rPrChange w:id="116" w:author="William Ng" w:date="2026-04-29T22:05:00Z" w16du:dateUtc="2026-04-29T14:05:00Z">
+                  <w:rPr>
+                    <w:ins w:id="117" w:author="William Ng" w:date="2026-04-29T22:05:00Z" w16du:dateUtc="2026-04-29T14:05:00Z"/>
+                    <w:rFonts w:asciiTheme="minorHAnsi" w:hAnsiTheme="minorHAnsi" w:cstheme="minorHAnsi"/>
+                  </w:rPr>
+                </w:rPrChange>
+              </w:rPr>
+            </w:pPr>
+            <w:ins w:id="118" w:author="William Ng" w:date="2026-04-29T22:05:00Z" w16du:dateUtc="2026-04-29T14:05:00Z">
+              <w:r>
+                <w:rPr>
+                  <w:rFonts w:asciiTheme="minorHAnsi" w:hAnsiTheme="minorHAnsi" w:cstheme="minorHAnsi"/>
+                  <w:sz w:val="22"/>
+                  <w:szCs w:val="22"/>
+                  <w:rPrChange w:id="119" w:author="William Ng" w:date="2026-04-29T22:05:00Z" w16du:dateUtc="2026-04-29T14:05:00Z">
+                    <w:rPr>
+                      <w:rFonts w:asciiTheme="minorHAnsi" w:hAnsiTheme="minorHAnsi" w:cstheme="minorHAnsi"/>
+                    </w:rPr>
+                  </w:rPrChange>
+                </w:rPr>
+                <w:t xml:space="preserve">Mobile: </w:t>
+              </w:r>
+              <w:r>
+                <w:rPr>
+                  <w:rFonts w:asciiTheme="minorHAnsi" w:hAnsiTheme="minorHAnsi" w:cstheme="minorHAnsi"/>
+                  <w:sz w:val="22"/>
+                  <w:szCs w:val="22"/>
+                  <w:u w:val="single"/>
+                  <w:rPrChange w:id="120" w:author="William Ng" w:date="2026-04-29T22:05:00Z" w16du:dateUtc="2026-04-29T14:05:00Z">
+                    <w:rPr>
+                      <w:rFonts w:asciiTheme="minorHAnsi" w:hAnsiTheme="minorHAnsi" w:cstheme="minorHAnsi"/>
+                      <w:u w:val="single"/>
+                    </w:rPr>
+                  </w:rPrChange>
+                </w:rPr>
+                <w:t>{{</w:t>
+              </w:r>
+              <w:proofErr w:type="spellStart"/>
+              <w:r>
+                <w:rPr>
+                  <w:rFonts w:asciiTheme="minorHAnsi" w:hAnsiTheme="minorHAnsi" w:cstheme="minorHAnsi"/>
+                  <w:sz w:val="22"/>
+                  <w:szCs w:val="22"/>
+                  <w:u w:val="single"/>
+                  <w:rPrChange w:id="121" w:author="William Ng" w:date="2026-04-29T22:05:00Z" w16du:dateUtc="2026-04-29T14:05:00Z">
+                    <w:rPr>
+                      <w:rFonts w:asciiTheme="minorHAnsi" w:hAnsiTheme="minorHAnsi" w:cstheme="minorHAnsi"/>
+                      <w:u w:val="single"/>
+                    </w:rPr>
+                  </w:rPrChange>
+                </w:rPr>
+                <w:t>agent_contact</w:t>
+              </w:r>
+              <w:proofErr w:type="spellEnd"/>
+              <w:r>
+                <w:rPr>
+                  <w:rFonts w:asciiTheme="minorHAnsi" w:hAnsiTheme="minorHAnsi" w:cstheme="minorHAnsi"/>
+                  <w:sz w:val="22"/>
+                  <w:szCs w:val="22"/>
+                  <w:u w:val="single"/>
+                  <w:rPrChange w:id="122" w:author="William Ng" w:date="2026-04-29T22:05:00Z" w16du:dateUtc="2026-04-29T14:05:00Z">
+                    <w:rPr>
+                      <w:rFonts w:asciiTheme="minorHAnsi" w:hAnsiTheme="minorHAnsi" w:cstheme="minorHAnsi"/>
+                      <w:u w:val="single"/>
+                    </w:rPr>
+                  </w:rPrChange>
+                </w:rPr>
+                <w:t>}}</w:t>
+              </w:r>
+            </w:ins>
+          </w:p>
+        </w:tc>
+      </w:tr>
+    </w:tbl>
     <w:p>
       <w:pPr>
         <w:ind w:left="567"/>
         <w:rPr>
+          <w:del w:id="123" w:author="William Ng" w:date="2026-04-29T22:05:00Z" w16du:dateUtc="2026-04-29T14:05:00Z"/>
           <w:rFonts w:asciiTheme="minorHAnsi" w:hAnsiTheme="minorHAnsi" w:cstheme="minorHAnsi"/>
           <w:u w:val="single"/>
         </w:rPr>
       </w:pPr>
-      <w:r>
-        <w:rPr>
-          <w:rFonts w:asciiTheme="minorHAnsi" w:hAnsiTheme="minorHAnsi" w:cstheme="minorHAnsi"/>
-          <w:u w:val="single"/>
-        </w:rPr>
-        <w:tab/>
-        <w:t>__________</w:t>
-      </w:r>
-      <w:r>
-        <w:rPr>
-          <w:rFonts w:asciiTheme="minorHAnsi" w:hAnsiTheme="minorHAnsi" w:cstheme="minorHAnsi"/>
-          <w:u w:val="single"/>
-        </w:rPr>
-        <w:tab/>
-        <w:t>____________________</w:t>
-      </w:r>
-      <w:r>
-        <w:rPr>
-          <w:rFonts w:asciiTheme="minorHAnsi" w:hAnsiTheme="minorHAnsi" w:cstheme="minorHAnsi"/>
-          <w:u w:val="single"/>
-        </w:rPr>
-        <w:t>____</w:t>
-      </w:r>
-      <w:r>
-        <w:rPr>
-          <w:rFonts w:asciiTheme="minorHAnsi" w:hAnsiTheme="minorHAnsi" w:cstheme="minorHAnsi"/>
-        </w:rPr>
-        <w:tab/>
-      </w:r>
-      <w:r>
-        <w:rPr>
-          <w:rFonts w:asciiTheme="minorHAnsi" w:hAnsiTheme="minorHAnsi" w:cstheme="minorHAnsi"/>
-        </w:rPr>
-        <w:tab/>
-      </w:r>
-      <w:r>
-        <w:rPr>
-          <w:rFonts w:asciiTheme="minorHAnsi" w:hAnsiTheme="minorHAnsi" w:cstheme="minorHAnsi"/>
-          <w:u w:val="single"/>
-        </w:rPr>
-        <w:tab/>
-        <w:t>__________</w:t>
-      </w:r>
-      <w:r>
-        <w:rPr>
-          <w:rFonts w:asciiTheme="minorHAnsi" w:hAnsiTheme="minorHAnsi" w:cstheme="minorHAnsi"/>
-          <w:u w:val="single"/>
-        </w:rPr>
-        <w:tab/>
-        <w:t>____________________</w:t>
-      </w:r>
+      <w:del w:id="124" w:author="William Ng" w:date="2026-04-29T22:05:00Z" w16du:dateUtc="2026-04-29T14:05:00Z">
+        <w:r>
+          <w:rPr>
+            <w:rFonts w:asciiTheme="minorHAnsi" w:hAnsiTheme="minorHAnsi" w:cstheme="minorHAnsi"/>
+            <w:u w:val="single"/>
+          </w:rPr>
+          <w:tab/>
+          <w:delText>__________</w:delText>
+        </w:r>
+        <w:r>
+          <w:rPr>
+            <w:rFonts w:asciiTheme="minorHAnsi" w:hAnsiTheme="minorHAnsi" w:cstheme="minorHAnsi"/>
+            <w:u w:val="single"/>
+          </w:rPr>
+          <w:tab/>
+          <w:delText>____________________</w:delText>
+        </w:r>
+        <w:r>
+          <w:rPr>
+            <w:rFonts w:asciiTheme="minorHAnsi" w:hAnsiTheme="minorHAnsi" w:cstheme="minorHAnsi"/>
+            <w:u w:val="single"/>
+          </w:rPr>
+          <w:delText>____</w:delText>
+        </w:r>
+        <w:r>
+          <w:rPr>
+            <w:rFonts w:asciiTheme="minorHAnsi" w:hAnsiTheme="minorHAnsi" w:cstheme="minorHAnsi"/>
+          </w:rPr>
+          <w:tab/>
+        </w:r>
+        <w:r>
+          <w:rPr>
+            <w:rFonts w:asciiTheme="minorHAnsi" w:hAnsiTheme="minorHAnsi" w:cstheme="minorHAnsi"/>
+          </w:rPr>
+          <w:tab/>
+        </w:r>
+        <w:r>
+          <w:rPr>
+            <w:rFonts w:asciiTheme="minorHAnsi" w:hAnsiTheme="minorHAnsi" w:cstheme="minorHAnsi"/>
+            <w:u w:val="single"/>
+          </w:rPr>
+          <w:tab/>
+          <w:delText>__________</w:delText>
+        </w:r>
+        <w:r>
+          <w:rPr>
+            <w:rFonts w:asciiTheme="minorHAnsi" w:hAnsiTheme="minorHAnsi" w:cstheme="minorHAnsi"/>
+            <w:u w:val="single"/>
+          </w:rPr>
+          <w:tab/>
+          <w:delText>____________________</w:delText>
+        </w:r>
+      </w:del>
     </w:p>
     <w:p>
       <w:pPr>
         <w:ind w:firstLine="567"/>
         <w:jc w:val="both"/>
         <w:rPr>
-          <w:rFonts w:asciiTheme="minorHAnsi" w:hAnsiTheme="minorHAnsi" w:cstheme="minorHAnsi"/>
-        </w:rPr>
-      </w:pPr>
-      <w:r>
-        <w:rPr>
-          <w:rFonts w:asciiTheme="minorHAnsi" w:hAnsiTheme="minorHAnsi" w:cstheme="minorHAnsi"/>
-        </w:rPr>
-        <w:t>Sign</w:t>
-      </w:r>
-      <w:r>
-        <w:rPr>
-          <w:rFonts w:asciiTheme="minorHAnsi" w:hAnsiTheme="minorHAnsi" w:cstheme="minorHAnsi"/>
-        </w:rPr>
-        <w:t>ed</w:t>
-      </w:r>
-      <w:r>
-        <w:rPr>
-          <w:rFonts w:asciiTheme="minorHAnsi" w:hAnsiTheme="minorHAnsi" w:cstheme="minorHAnsi"/>
-        </w:rPr>
-        <w:t xml:space="preserve"> for and on behalf</w:t>
-      </w:r>
-      <w:r>
-        <w:rPr>
-          <w:rFonts w:asciiTheme="minorHAnsi" w:hAnsiTheme="minorHAnsi" w:cstheme="minorHAnsi"/>
-        </w:rPr>
-        <w:t xml:space="preserve"> of</w:t>
-      </w:r>
-      <w:r>
-        <w:rPr>
-          <w:rFonts w:asciiTheme="minorHAnsi" w:hAnsiTheme="minorHAnsi" w:cstheme="minorHAnsi"/>
-        </w:rPr>
-        <w:tab/>
-      </w:r>
-      <w:r>
-        <w:rPr>
-          <w:rFonts w:asciiTheme="minorHAnsi" w:hAnsiTheme="minorHAnsi" w:cstheme="minorHAnsi"/>
-        </w:rPr>
-        <w:tab/>
-      </w:r>
-      <w:r>
-        <w:rPr>
-          <w:rFonts w:asciiTheme="minorHAnsi" w:hAnsiTheme="minorHAnsi" w:cstheme="minorHAnsi"/>
-        </w:rPr>
-        <w:tab/>
-      </w:r>
-      <w:r>
-        <w:rPr>
-          <w:rFonts w:asciiTheme="minorHAnsi" w:hAnsiTheme="minorHAnsi" w:cstheme="minorHAnsi"/>
-        </w:rPr>
-        <w:tab/>
-      </w:r>
-      <w:r>
-        <w:rPr>
-          <w:rFonts w:asciiTheme="minorHAnsi" w:hAnsiTheme="minorHAnsi" w:cstheme="minorHAnsi"/>
-        </w:rPr>
-        <w:t>Sign</w:t>
-      </w:r>
-      <w:r>
-        <w:rPr>
-          <w:rFonts w:asciiTheme="minorHAnsi" w:hAnsiTheme="minorHAnsi" w:cstheme="minorHAnsi"/>
-        </w:rPr>
-        <w:t xml:space="preserve">ed </w:t>
-      </w:r>
-      <w:r>
-        <w:rPr>
-          <w:rFonts w:asciiTheme="minorHAnsi" w:hAnsiTheme="minorHAnsi" w:cstheme="minorHAnsi"/>
-        </w:rPr>
-        <w:t>for and on behalf</w:t>
-      </w:r>
-      <w:r>
-        <w:rPr>
-          <w:rFonts w:asciiTheme="minorHAnsi" w:hAnsiTheme="minorHAnsi" w:cstheme="minorHAnsi"/>
-        </w:rPr>
-        <w:t xml:space="preserve"> of</w:t>
-      </w:r>
+          <w:del w:id="125" w:author="William Ng" w:date="2026-04-29T22:05:00Z" w16du:dateUtc="2026-04-29T14:05:00Z"/>
+          <w:rFonts w:asciiTheme="minorHAnsi" w:hAnsiTheme="minorHAnsi" w:cstheme="minorHAnsi"/>
+        </w:rPr>
+      </w:pPr>
+      <w:del w:id="126" w:author="William Ng" w:date="2026-04-29T22:05:00Z" w16du:dateUtc="2026-04-29T14:05:00Z">
+        <w:r>
+          <w:rPr>
+            <w:rFonts w:asciiTheme="minorHAnsi" w:hAnsiTheme="minorHAnsi" w:cstheme="minorHAnsi"/>
+          </w:rPr>
+          <w:delText>Sign</w:delText>
+        </w:r>
+        <w:r>
+          <w:rPr>
+            <w:rFonts w:asciiTheme="minorHAnsi" w:hAnsiTheme="minorHAnsi" w:cstheme="minorHAnsi"/>
+          </w:rPr>
+          <w:delText>ed</w:delText>
+        </w:r>
+        <w:r>
+          <w:rPr>
+            <w:rFonts w:asciiTheme="minorHAnsi" w:hAnsiTheme="minorHAnsi" w:cstheme="minorHAnsi"/>
+          </w:rPr>
+          <w:delText xml:space="preserve"> for and on behalf</w:delText>
+        </w:r>
+        <w:r>
+          <w:rPr>
+            <w:rFonts w:asciiTheme="minorHAnsi" w:hAnsiTheme="minorHAnsi" w:cstheme="minorHAnsi"/>
+          </w:rPr>
+          <w:delText xml:space="preserve"> of</w:delText>
+        </w:r>
+        <w:r>
+          <w:rPr>
+            <w:rFonts w:asciiTheme="minorHAnsi" w:hAnsiTheme="minorHAnsi" w:cstheme="minorHAnsi"/>
+          </w:rPr>
+          <w:tab/>
+        </w:r>
+        <w:r>
+          <w:rPr>
+            <w:rFonts w:asciiTheme="minorHAnsi" w:hAnsiTheme="minorHAnsi" w:cstheme="minorHAnsi"/>
+          </w:rPr>
+          <w:tab/>
+        </w:r>
+        <w:r>
+          <w:rPr>
+            <w:rFonts w:asciiTheme="minorHAnsi" w:hAnsiTheme="minorHAnsi" w:cstheme="minorHAnsi"/>
+          </w:rPr>
+          <w:tab/>
+        </w:r>
+        <w:r>
+          <w:rPr>
+            <w:rFonts w:asciiTheme="minorHAnsi" w:hAnsiTheme="minorHAnsi" w:cstheme="minorHAnsi"/>
+          </w:rPr>
+          <w:tab/>
+        </w:r>
+        <w:r>
+          <w:rPr>
+            <w:rFonts w:asciiTheme="minorHAnsi" w:hAnsiTheme="minorHAnsi" w:cstheme="minorHAnsi"/>
+          </w:rPr>
+          <w:delText>Sign</w:delText>
+        </w:r>
+        <w:r>
+          <w:rPr>
+            <w:rFonts w:asciiTheme="minorHAnsi" w:hAnsiTheme="minorHAnsi" w:cstheme="minorHAnsi"/>
+          </w:rPr>
+          <w:delText xml:space="preserve">ed </w:delText>
+        </w:r>
+        <w:r>
+          <w:rPr>
+            <w:rFonts w:asciiTheme="minorHAnsi" w:hAnsiTheme="minorHAnsi" w:cstheme="minorHAnsi"/>
+          </w:rPr>
+          <w:delText>for and on behalf</w:delText>
+        </w:r>
+        <w:r>
+          <w:rPr>
+            <w:rFonts w:asciiTheme="minorHAnsi" w:hAnsiTheme="minorHAnsi" w:cstheme="minorHAnsi"/>
+          </w:rPr>
+          <w:delText xml:space="preserve"> of</w:delText>
+        </w:r>
+      </w:del>
     </w:p>
     <w:p>
       <w:pPr>
         <w:ind w:firstLine="567"/>
         <w:jc w:val="both"/>
         <w:rPr>
-          <w:rFonts w:asciiTheme="minorHAnsi" w:hAnsiTheme="minorHAnsi" w:cstheme="minorHAnsi"/>
-        </w:rPr>
-      </w:pPr>
-      <w:r>
-        <w:rPr>
-          <w:rFonts w:asciiTheme="minorHAnsi" w:hAnsiTheme="minorHAnsi" w:cstheme="minorHAnsi"/>
-        </w:rPr>
-        <w:t>Estate Agent representing Seller(s)</w:t>
-      </w:r>
-      <w:r>
-        <w:rPr>
-          <w:rFonts w:asciiTheme="minorHAnsi" w:hAnsiTheme="minorHAnsi" w:cstheme="minorHAnsi"/>
-        </w:rPr>
-        <w:tab/>
-      </w:r>
-      <w:r>
-        <w:rPr>
-          <w:rFonts w:asciiTheme="minorHAnsi" w:hAnsiTheme="minorHAnsi" w:cstheme="minorHAnsi"/>
-        </w:rPr>
-        <w:tab/>
-      </w:r>
-      <w:r>
-        <w:rPr>
-          <w:rFonts w:asciiTheme="minorHAnsi" w:hAnsiTheme="minorHAnsi" w:cstheme="minorHAnsi"/>
-        </w:rPr>
-        <w:tab/>
-        <w:t>Estate Agent representing Buyer(s)</w:t>
-      </w:r>
+          <w:del w:id="127" w:author="William Ng" w:date="2026-04-29T22:05:00Z" w16du:dateUtc="2026-04-29T14:05:00Z"/>
+          <w:rFonts w:asciiTheme="minorHAnsi" w:hAnsiTheme="minorHAnsi" w:cstheme="minorHAnsi"/>
+        </w:rPr>
+      </w:pPr>
+      <w:del w:id="128" w:author="William Ng" w:date="2026-04-29T22:05:00Z" w16du:dateUtc="2026-04-29T14:05:00Z">
+        <w:r>
+          <w:rPr>
+            <w:rFonts w:asciiTheme="minorHAnsi" w:hAnsiTheme="minorHAnsi" w:cstheme="minorHAnsi"/>
+          </w:rPr>
+          <w:delText>Estate Agent representing Seller(s)</w:delText>
+        </w:r>
+        <w:r>
+          <w:rPr>
+            <w:rFonts w:asciiTheme="minorHAnsi" w:hAnsiTheme="minorHAnsi" w:cstheme="minorHAnsi"/>
+          </w:rPr>
+          <w:tab/>
+        </w:r>
+        <w:r>
+          <w:rPr>
+            <w:rFonts w:asciiTheme="minorHAnsi" w:hAnsiTheme="minorHAnsi" w:cstheme="minorHAnsi"/>
+          </w:rPr>
+          <w:tab/>
+        </w:r>
+        <w:r>
+          <w:rPr>
+            <w:rFonts w:asciiTheme="minorHAnsi" w:hAnsiTheme="minorHAnsi" w:cstheme="minorHAnsi"/>
+          </w:rPr>
+          <w:tab/>
+          <w:delText>Estate Agent representing Buyer(s)</w:delText>
+        </w:r>
+      </w:del>
     </w:p>
     <w:p>
       <w:pPr>
         <w:ind w:left="567"/>
         <w:jc w:val="both"/>
         <w:rPr>
+          <w:del w:id="129" w:author="William Ng" w:date="2026-04-29T22:05:00Z" w16du:dateUtc="2026-04-29T14:05:00Z"/>
           <w:rFonts w:asciiTheme="minorHAnsi" w:hAnsiTheme="minorHAnsi" w:cstheme="minorHAnsi"/>
         </w:rPr>
       </w:pPr>
@@ -943,33 +2256,36 @@
         <w:ind w:left="567"/>
         <w:jc w:val="both"/>
         <w:rPr>
-          <w:rFonts w:asciiTheme="minorHAnsi" w:hAnsiTheme="minorHAnsi" w:cstheme="minorHAnsi"/>
-        </w:rPr>
-      </w:pPr>
-      <w:r>
-        <w:rPr>
-          <w:rFonts w:asciiTheme="minorHAnsi" w:hAnsiTheme="minorHAnsi" w:cstheme="minorHAnsi"/>
-        </w:rPr>
-        <w:t xml:space="preserve">Name: _________________________________   </w:t>
-      </w:r>
-      <w:r>
-        <w:rPr>
-          <w:rFonts w:asciiTheme="minorHAnsi" w:hAnsiTheme="minorHAnsi" w:cstheme="minorHAnsi"/>
-        </w:rPr>
-        <w:tab/>
-      </w:r>
-      <w:r>
-        <w:rPr>
-          <w:rFonts w:asciiTheme="minorHAnsi" w:hAnsiTheme="minorHAnsi" w:cstheme="minorHAnsi"/>
-        </w:rPr>
-        <w:tab/>
-      </w:r>
-      <w:r>
-        <w:rPr>
-          <w:rFonts w:asciiTheme="minorHAnsi" w:hAnsiTheme="minorHAnsi" w:cstheme="minorHAnsi"/>
-        </w:rPr>
-        <w:t xml:space="preserve">Name: _________________________________   </w:t>
-      </w:r>
+          <w:del w:id="130" w:author="William Ng" w:date="2026-04-29T22:05:00Z" w16du:dateUtc="2026-04-29T14:05:00Z"/>
+          <w:rFonts w:asciiTheme="minorHAnsi" w:hAnsiTheme="minorHAnsi" w:cstheme="minorHAnsi"/>
+        </w:rPr>
+      </w:pPr>
+      <w:del w:id="131" w:author="William Ng" w:date="2026-04-29T22:05:00Z" w16du:dateUtc="2026-04-29T14:05:00Z">
+        <w:r>
+          <w:rPr>
+            <w:rFonts w:asciiTheme="minorHAnsi" w:hAnsiTheme="minorHAnsi" w:cstheme="minorHAnsi"/>
+          </w:rPr>
+          <w:delText xml:space="preserve">Name: _________________________________   </w:delText>
+        </w:r>
+        <w:r>
+          <w:rPr>
+            <w:rFonts w:asciiTheme="minorHAnsi" w:hAnsiTheme="minorHAnsi" w:cstheme="minorHAnsi"/>
+          </w:rPr>
+          <w:tab/>
+        </w:r>
+        <w:r>
+          <w:rPr>
+            <w:rFonts w:asciiTheme="minorHAnsi" w:hAnsiTheme="minorHAnsi" w:cstheme="minorHAnsi"/>
+          </w:rPr>
+          <w:tab/>
+        </w:r>
+        <w:r>
+          <w:rPr>
+            <w:rFonts w:asciiTheme="minorHAnsi" w:hAnsiTheme="minorHAnsi" w:cstheme="minorHAnsi"/>
+          </w:rPr>
+          <w:delText xml:space="preserve">Name: _________________________________   </w:delText>
+        </w:r>
+      </w:del>
     </w:p>
     <w:p>
       <w:pPr>
@@ -977,40 +2293,43 @@
         <w:ind w:left="567"/>
         <w:jc w:val="both"/>
         <w:rPr>
-          <w:rFonts w:asciiTheme="minorHAnsi" w:hAnsiTheme="minorHAnsi" w:cstheme="minorHAnsi"/>
-        </w:rPr>
-      </w:pPr>
-      <w:r>
-        <w:rPr>
-          <w:rFonts w:asciiTheme="minorHAnsi" w:hAnsiTheme="minorHAnsi" w:cstheme="minorHAnsi"/>
-        </w:rPr>
-        <w:t xml:space="preserve">CEA No.: ________________ </w:t>
-      </w:r>
-      <w:r>
-        <w:rPr>
-          <w:rFonts w:asciiTheme="minorHAnsi" w:hAnsiTheme="minorHAnsi" w:cstheme="minorHAnsi"/>
-        </w:rPr>
-        <w:tab/>
-      </w:r>
-      <w:r>
-        <w:rPr>
-          <w:rFonts w:asciiTheme="minorHAnsi" w:hAnsiTheme="minorHAnsi" w:cstheme="minorHAnsi"/>
-        </w:rPr>
-        <w:tab/>
-      </w:r>
-      <w:r>
-        <w:rPr>
-          <w:rFonts w:asciiTheme="minorHAnsi" w:hAnsiTheme="minorHAnsi" w:cstheme="minorHAnsi"/>
-        </w:rPr>
-        <w:tab/>
-      </w:r>
-      <w:r>
-        <w:rPr>
-          <w:rFonts w:asciiTheme="minorHAnsi" w:hAnsiTheme="minorHAnsi" w:cstheme="minorHAnsi"/>
-        </w:rPr>
-        <w:tab/>
-        <w:t>CEA No.: ________________</w:t>
-      </w:r>
+          <w:del w:id="132" w:author="William Ng" w:date="2026-04-29T22:05:00Z" w16du:dateUtc="2026-04-29T14:05:00Z"/>
+          <w:rFonts w:asciiTheme="minorHAnsi" w:hAnsiTheme="minorHAnsi" w:cstheme="minorHAnsi"/>
+        </w:rPr>
+      </w:pPr>
+      <w:del w:id="133" w:author="William Ng" w:date="2026-04-29T22:05:00Z" w16du:dateUtc="2026-04-29T14:05:00Z">
+        <w:r>
+          <w:rPr>
+            <w:rFonts w:asciiTheme="minorHAnsi" w:hAnsiTheme="minorHAnsi" w:cstheme="minorHAnsi"/>
+          </w:rPr>
+          <w:delText xml:space="preserve">CEA No.: ________________ </w:delText>
+        </w:r>
+        <w:r>
+          <w:rPr>
+            <w:rFonts w:asciiTheme="minorHAnsi" w:hAnsiTheme="minorHAnsi" w:cstheme="minorHAnsi"/>
+          </w:rPr>
+          <w:tab/>
+        </w:r>
+        <w:r>
+          <w:rPr>
+            <w:rFonts w:asciiTheme="minorHAnsi" w:hAnsiTheme="minorHAnsi" w:cstheme="minorHAnsi"/>
+          </w:rPr>
+          <w:tab/>
+        </w:r>
+        <w:r>
+          <w:rPr>
+            <w:rFonts w:asciiTheme="minorHAnsi" w:hAnsiTheme="minorHAnsi" w:cstheme="minorHAnsi"/>
+          </w:rPr>
+          <w:tab/>
+        </w:r>
+        <w:r>
+          <w:rPr>
+            <w:rFonts w:asciiTheme="minorHAnsi" w:hAnsiTheme="minorHAnsi" w:cstheme="minorHAnsi"/>
+          </w:rPr>
+          <w:tab/>
+          <w:delText>CEA No.: ________________</w:delText>
+        </w:r>
+      </w:del>
     </w:p>
     <w:p>
       <w:pPr>
@@ -1018,40 +2337,43 @@
         <w:ind w:left="567"/>
         <w:jc w:val="both"/>
         <w:rPr>
-          <w:rFonts w:asciiTheme="minorHAnsi" w:hAnsiTheme="minorHAnsi" w:cstheme="minorHAnsi"/>
-        </w:rPr>
-      </w:pPr>
-      <w:r>
-        <w:rPr>
-          <w:rFonts w:asciiTheme="minorHAnsi" w:hAnsiTheme="minorHAnsi" w:cstheme="minorHAnsi"/>
-        </w:rPr>
-        <w:t>Mobile: _________________</w:t>
-      </w:r>
-      <w:r>
-        <w:rPr>
-          <w:rFonts w:asciiTheme="minorHAnsi" w:hAnsiTheme="minorHAnsi" w:cstheme="minorHAnsi"/>
-        </w:rPr>
-        <w:tab/>
-      </w:r>
-      <w:r>
-        <w:rPr>
-          <w:rFonts w:asciiTheme="minorHAnsi" w:hAnsiTheme="minorHAnsi" w:cstheme="minorHAnsi"/>
-        </w:rPr>
-        <w:tab/>
-      </w:r>
-      <w:r>
-        <w:rPr>
-          <w:rFonts w:asciiTheme="minorHAnsi" w:hAnsiTheme="minorHAnsi" w:cstheme="minorHAnsi"/>
-        </w:rPr>
-        <w:tab/>
-      </w:r>
-      <w:r>
-        <w:rPr>
-          <w:rFonts w:asciiTheme="minorHAnsi" w:hAnsiTheme="minorHAnsi" w:cstheme="minorHAnsi"/>
-        </w:rPr>
-        <w:tab/>
-        <w:t>Mobile: _________________</w:t>
-      </w:r>
+          <w:del w:id="134" w:author="William Ng" w:date="2026-04-29T22:05:00Z" w16du:dateUtc="2026-04-29T14:05:00Z"/>
+          <w:rFonts w:asciiTheme="minorHAnsi" w:hAnsiTheme="minorHAnsi" w:cstheme="minorHAnsi"/>
+        </w:rPr>
+      </w:pPr>
+      <w:del w:id="135" w:author="William Ng" w:date="2026-04-29T22:05:00Z" w16du:dateUtc="2026-04-29T14:05:00Z">
+        <w:r>
+          <w:rPr>
+            <w:rFonts w:asciiTheme="minorHAnsi" w:hAnsiTheme="minorHAnsi" w:cstheme="minorHAnsi"/>
+          </w:rPr>
+          <w:delText>Mobile: _________________</w:delText>
+        </w:r>
+        <w:r>
+          <w:rPr>
+            <w:rFonts w:asciiTheme="minorHAnsi" w:hAnsiTheme="minorHAnsi" w:cstheme="minorHAnsi"/>
+          </w:rPr>
+          <w:tab/>
+        </w:r>
+        <w:r>
+          <w:rPr>
+            <w:rFonts w:asciiTheme="minorHAnsi" w:hAnsiTheme="minorHAnsi" w:cstheme="minorHAnsi"/>
+          </w:rPr>
+          <w:tab/>
+        </w:r>
+        <w:r>
+          <w:rPr>
+            <w:rFonts w:asciiTheme="minorHAnsi" w:hAnsiTheme="minorHAnsi" w:cstheme="minorHAnsi"/>
+          </w:rPr>
+          <w:tab/>
+        </w:r>
+        <w:r>
+          <w:rPr>
+            <w:rFonts w:asciiTheme="minorHAnsi" w:hAnsiTheme="minorHAnsi" w:cstheme="minorHAnsi"/>
+          </w:rPr>
+          <w:tab/>
+          <w:delText>Mobile: _________________</w:delText>
+        </w:r>
+      </w:del>
     </w:p>
     <w:p>
       <w:pPr>
@@ -1059,53 +2381,56 @@
         <w:ind w:left="567"/>
         <w:jc w:val="both"/>
         <w:rPr>
+          <w:del w:id="136" w:author="William Ng" w:date="2026-04-29T22:05:00Z" w16du:dateUtc="2026-04-29T14:05:00Z"/>
           <w:rFonts w:asciiTheme="minorHAnsi" w:hAnsiTheme="minorHAnsi" w:cstheme="minorHAnsi"/>
           <w:b/>
         </w:rPr>
       </w:pPr>
-      <w:r>
-        <w:rPr>
-          <w:rFonts w:asciiTheme="minorHAnsi" w:hAnsiTheme="minorHAnsi" w:cstheme="minorHAnsi"/>
-        </w:rPr>
-        <w:t>Date</w:t>
-      </w:r>
-      <w:r>
-        <w:rPr>
-          <w:rFonts w:asciiTheme="minorHAnsi" w:hAnsiTheme="minorHAnsi" w:cstheme="minorHAnsi"/>
-        </w:rPr>
-        <w:t>:</w:t>
-      </w:r>
-      <w:r>
-        <w:rPr>
-          <w:rFonts w:asciiTheme="minorHAnsi" w:hAnsiTheme="minorHAnsi" w:cstheme="minorHAnsi"/>
-        </w:rPr>
-        <w:t xml:space="preserve"> ___________________</w:t>
-      </w:r>
-      <w:r>
-        <w:rPr>
-          <w:rFonts w:asciiTheme="minorHAnsi" w:hAnsiTheme="minorHAnsi" w:cstheme="minorHAnsi"/>
-        </w:rPr>
-        <w:tab/>
-      </w:r>
-      <w:r>
-        <w:rPr>
-          <w:rFonts w:asciiTheme="minorHAnsi" w:hAnsiTheme="minorHAnsi" w:cstheme="minorHAnsi"/>
-        </w:rPr>
-        <w:tab/>
-      </w:r>
-      <w:r>
-        <w:rPr>
-          <w:rFonts w:asciiTheme="minorHAnsi" w:hAnsiTheme="minorHAnsi" w:cstheme="minorHAnsi"/>
-        </w:rPr>
-        <w:tab/>
-      </w:r>
-      <w:r>
-        <w:rPr>
-          <w:rFonts w:asciiTheme="minorHAnsi" w:hAnsiTheme="minorHAnsi" w:cstheme="minorHAnsi"/>
-        </w:rPr>
-        <w:tab/>
-        <w:t>Date: ___________________</w:t>
-      </w:r>
+      <w:del w:id="137" w:author="William Ng" w:date="2026-04-29T22:05:00Z" w16du:dateUtc="2026-04-29T14:05:00Z">
+        <w:r>
+          <w:rPr>
+            <w:rFonts w:asciiTheme="minorHAnsi" w:hAnsiTheme="minorHAnsi" w:cstheme="minorHAnsi"/>
+          </w:rPr>
+          <w:delText>Date</w:delText>
+        </w:r>
+        <w:r>
+          <w:rPr>
+            <w:rFonts w:asciiTheme="minorHAnsi" w:hAnsiTheme="minorHAnsi" w:cstheme="minorHAnsi"/>
+          </w:rPr>
+          <w:delText>:</w:delText>
+        </w:r>
+        <w:r>
+          <w:rPr>
+            <w:rFonts w:asciiTheme="minorHAnsi" w:hAnsiTheme="minorHAnsi" w:cstheme="minorHAnsi"/>
+          </w:rPr>
+          <w:delText xml:space="preserve"> ___________________</w:delText>
+        </w:r>
+        <w:r>
+          <w:rPr>
+            <w:rFonts w:asciiTheme="minorHAnsi" w:hAnsiTheme="minorHAnsi" w:cstheme="minorHAnsi"/>
+          </w:rPr>
+          <w:tab/>
+        </w:r>
+        <w:r>
+          <w:rPr>
+            <w:rFonts w:asciiTheme="minorHAnsi" w:hAnsiTheme="minorHAnsi" w:cstheme="minorHAnsi"/>
+          </w:rPr>
+          <w:tab/>
+        </w:r>
+        <w:r>
+          <w:rPr>
+            <w:rFonts w:asciiTheme="minorHAnsi" w:hAnsiTheme="minorHAnsi" w:cstheme="minorHAnsi"/>
+          </w:rPr>
+          <w:tab/>
+        </w:r>
+        <w:r>
+          <w:rPr>
+            <w:rFonts w:asciiTheme="minorHAnsi" w:hAnsiTheme="minorHAnsi" w:cstheme="minorHAnsi"/>
+          </w:rPr>
+          <w:tab/>
+          <w:delText>Date: ___________________</w:delText>
+        </w:r>
+      </w:del>
     </w:p>
     <w:p>
       <w:pPr>
@@ -1129,7 +2454,7 @@
 </file>
 
 <file path=word/endnotes.xml><?xml version="1.0" encoding="utf-8"?>
-<w:endnotes xmlns:wpc="http://schemas.microsoft.com/office/word/2010/wordprocessingCanvas" xmlns:cx="http://schemas.microsoft.com/office/drawing/2014/chartex" xmlns:cx1="http://schemas.microsoft.com/office/drawing/2015/9/8/chartex" xmlns:cx2="http://schemas.microsoft.com/office/drawing/2015/10/21/chartex" xmlns:cx3="http://schemas.microsoft.com/office/drawing/2016/5/9/chartex" xmlns:cx4="http://schemas.microsoft.com/office/drawing/2016/5/10/chartex" xmlns:cx5="http://schemas.microsoft.com/office/drawing/2016/5/11/chartex" xmlns:cx6="http://schemas.microsoft.com/office/drawing/2016/5/12/chartex" xmlns:cx7="http://schemas.microsoft.com/office/drawing/2016/5/13/chartex" xmlns:cx8="http://schemas.microsoft.com/office/drawing/2016/5/14/chartex" xmlns:mc="http://schemas.openxmlformats.org/markup-compatibility/2006" xmlns:aink="http://schemas.microsoft.com/office/drawing/2016/ink" xmlns:am3d="http://schemas.microsoft.com/office/drawing/2017/model3d" xmlns:o="urn:schemas-microsoft-com:office:office" xmlns:r="http://schemas.openxmlformats.org/officeDocument/2006/relationships" xmlns:m="http://schemas.openxmlformats.org/officeDocument/2006/math" xmlns:v="urn:schemas-microsoft-com:vml" xmlns:wp14="http://schemas.microsoft.com/office/word/2010/wordprocessingDrawing" xmlns:wp="http://schemas.openxmlformats.org/drawingml/2006/wordprocessingDrawing" xmlns:w10="urn:schemas-microsoft-com:office:word" xmlns:w="http://schemas.openxmlformats.org/wordprocessingml/2006/main" xmlns:w14="http://schemas.microsoft.com/office/word/2010/wordml" xmlns:w15="http://schemas.microsoft.com/office/word/2012/wordml" xmlns:w16cex="http://schemas.microsoft.com/office/word/2018/wordml/cex" xmlns:w16cid="http://schemas.microsoft.com/office/word/2016/wordml/cid" xmlns:w16="http://schemas.microsoft.com/office/word/2018/wordml" xmlns:w16sdtdh="http://schemas.microsoft.com/office/word/2020/wordml/sdtdatahash" xmlns:w16se="http://schemas.microsoft.com/office/word/2015/wordml/symex" xmlns:wpg="http://schemas.microsoft.com/office/word/2010/wordprocessingGroup" xmlns:wpi="http://schemas.microsoft.com/office/word/2010/wordprocessingInk" xmlns:wne="http://schemas.microsoft.com/office/word/2006/wordml" xmlns:wps="http://schemas.microsoft.com/office/word/2010/wordprocessingShape" mc:Ignorable="w14 w15 w16se w16cid w16 w16cex w16sdtdh wp14">
+<w:endnotes xmlns:wpc="http://schemas.microsoft.com/office/word/2010/wordprocessingCanvas" xmlns:cx="http://schemas.microsoft.com/office/drawing/2014/chartex" xmlns:cx1="http://schemas.microsoft.com/office/drawing/2015/9/8/chartex" xmlns:cx2="http://schemas.microsoft.com/office/drawing/2015/10/21/chartex" xmlns:cx3="http://schemas.microsoft.com/office/drawing/2016/5/9/chartex" xmlns:cx4="http://schemas.microsoft.com/office/drawing/2016/5/10/chartex" xmlns:cx5="http://schemas.microsoft.com/office/drawing/2016/5/11/chartex" xmlns:cx6="http://schemas.microsoft.com/office/drawing/2016/5/12/chartex" xmlns:cx7="http://schemas.microsoft.com/office/drawing/2016/5/13/chartex" xmlns:cx8="http://schemas.microsoft.com/office/drawing/2016/5/14/chartex" xmlns:mc="http://schemas.openxmlformats.org/markup-compatibility/2006" xmlns:aink="http://schemas.microsoft.com/office/drawing/2016/ink" xmlns:am3d="http://schemas.microsoft.com/office/drawing/2017/model3d" xmlns:o="urn:schemas-microsoft-com:office:office" xmlns:oel="http://schemas.microsoft.com/office/2019/extlst" xmlns:r="http://schemas.openxmlformats.org/officeDocument/2006/relationships" xmlns:m="http://schemas.openxmlformats.org/officeDocument/2006/math" xmlns:v="urn:schemas-microsoft-com:vml" xmlns:wp14="http://schemas.microsoft.com/office/word/2010/wordprocessingDrawing" xmlns:wp="http://schemas.openxmlformats.org/drawingml/2006/wordprocessingDrawing" xmlns:w10="urn:schemas-microsoft-com:office:word" xmlns:w="http://schemas.openxmlformats.org/wordprocessingml/2006/main" xmlns:w14="http://schemas.microsoft.com/office/word/2010/wordml" xmlns:w15="http://schemas.microsoft.com/office/word/2012/wordml" xmlns:w16cex="http://schemas.microsoft.com/office/word/2018/wordml/cex" xmlns:w16cid="http://schemas.microsoft.com/office/word/2016/wordml/cid" xmlns:w16="http://schemas.microsoft.com/office/word/2018/wordml" xmlns:w16du="http://schemas.microsoft.com/office/word/2023/wordml/word16du" xmlns:w16sdtdh="http://schemas.microsoft.com/office/word/2020/wordml/sdtdatahash" xmlns:w16sdtfl="http://schemas.microsoft.com/office/word/2024/wordml/sdtformatlock" xmlns:w16se="http://schemas.microsoft.com/office/word/2015/wordml/symex" xmlns:wpg="http://schemas.microsoft.com/office/word/2010/wordprocessingGroup" xmlns:wpi="http://schemas.microsoft.com/office/word/2010/wordprocessingInk" xmlns:wne="http://schemas.microsoft.com/office/word/2006/wordml" xmlns:wps="http://schemas.microsoft.com/office/word/2010/wordprocessingShape" mc:Ignorable="w14 w15 w16se w16cid w16 w16cex w16sdtdh w16sdtfl w16du wp14">
   <w:endnote w:type="separator" w:id="-1">
     <w:p>
       <w:r>
@@ -1148,7 +2473,7 @@
 </file>
 
 <file path=word/footer1.xml><?xml version="1.0" encoding="utf-8"?>
-<w:ftr xmlns:wpc="http://schemas.microsoft.com/office/word/2010/wordprocessingCanvas" xmlns:cx="http://schemas.microsoft.com/office/drawing/2014/chartex" xmlns:cx1="http://schemas.microsoft.com/office/drawing/2015/9/8/chartex" xmlns:cx2="http://schemas.microsoft.com/office/drawing/2015/10/21/chartex" xmlns:cx3="http://schemas.microsoft.com/office/drawing/2016/5/9/chartex" xmlns:cx4="http://schemas.microsoft.com/office/drawing/2016/5/10/chartex" xmlns:cx5="http://schemas.microsoft.com/office/drawing/2016/5/11/chartex" xmlns:cx6="http://schemas.microsoft.com/office/drawing/2016/5/12/chartex" xmlns:cx7="http://schemas.microsoft.com/office/drawing/2016/5/13/chartex" xmlns:cx8="http://schemas.microsoft.com/office/drawing/2016/5/14/chartex" xmlns:mc="http://schemas.openxmlformats.org/markup-compatibility/2006" xmlns:aink="http://schemas.microsoft.com/office/drawing/2016/ink" xmlns:am3d="http://schemas.microsoft.com/office/drawing/2017/model3d" xmlns:o="urn:schemas-microsoft-com:office:office" xmlns:r="http://schemas.openxmlformats.org/officeDocument/2006/relationships" xmlns:m="http://schemas.openxmlformats.org/officeDocument/2006/math" xmlns:v="urn:schemas-microsoft-com:vml" xmlns:wp14="http://schemas.microsoft.com/office/word/2010/wordprocessingDrawing" xmlns:wp="http://schemas.openxmlformats.org/drawingml/2006/wordprocessingDrawing" xmlns:w10="urn:schemas-microsoft-com:office:word" xmlns:w="http://schemas.openxmlformats.org/wordprocessingml/2006/main" xmlns:w14="http://schemas.microsoft.com/office/word/2010/wordml" xmlns:w15="http://schemas.microsoft.com/office/word/2012/wordml" xmlns:w16cex="http://schemas.microsoft.com/office/word/2018/wordml/cex" xmlns:w16cid="http://schemas.microsoft.com/office/word/2016/wordml/cid" xmlns:w16="http://schemas.microsoft.com/office/word/2018/wordml" xmlns:w16sdtdh="http://schemas.microsoft.com/office/word/2020/wordml/sdtdatahash" xmlns:w16se="http://schemas.microsoft.com/office/word/2015/wordml/symex" xmlns:wpg="http://schemas.microsoft.com/office/word/2010/wordprocessingGroup" xmlns:wpi="http://schemas.microsoft.com/office/word/2010/wordprocessingInk" xmlns:wne="http://schemas.microsoft.com/office/word/2006/wordml" xmlns:wps="http://schemas.microsoft.com/office/word/2010/wordprocessingShape" mc:Ignorable="w14 w15 w16se w16cid w16 w16cex w16sdtdh wp14">
+<w:ftr xmlns:wpc="http://schemas.microsoft.com/office/word/2010/wordprocessingCanvas" xmlns:cx="http://schemas.microsoft.com/office/drawing/2014/chartex" xmlns:cx1="http://schemas.microsoft.com/office/drawing/2015/9/8/chartex" xmlns:cx2="http://schemas.microsoft.com/office/drawing/2015/10/21/chartex" xmlns:cx3="http://schemas.microsoft.com/office/drawing/2016/5/9/chartex" xmlns:cx4="http://schemas.microsoft.com/office/drawing/2016/5/10/chartex" xmlns:cx5="http://schemas.microsoft.com/office/drawing/2016/5/11/chartex" xmlns:cx6="http://schemas.microsoft.com/office/drawing/2016/5/12/chartex" xmlns:cx7="http://schemas.microsoft.com/office/drawing/2016/5/13/chartex" xmlns:cx8="http://schemas.microsoft.com/office/drawing/2016/5/14/chartex" xmlns:mc="http://schemas.openxmlformats.org/markup-compatibility/2006" xmlns:aink="http://schemas.microsoft.com/office/drawing/2016/ink" xmlns:am3d="http://schemas.microsoft.com/office/drawing/2017/model3d" xmlns:o="urn:schemas-microsoft-com:office:office" xmlns:oel="http://schemas.microsoft.com/office/2019/extlst" xmlns:r="http://schemas.openxmlformats.org/officeDocument/2006/relationships" xmlns:m="http://schemas.openxmlformats.org/officeDocument/2006/math" xmlns:v="urn:schemas-microsoft-com:vml" xmlns:wp14="http://schemas.microsoft.com/office/word/2010/wordprocessingDrawing" xmlns:wp="http://schemas.openxmlformats.org/drawingml/2006/wordprocessingDrawing" xmlns:w10="urn:schemas-microsoft-com:office:word" xmlns:w="http://schemas.openxmlformats.org/wordprocessingml/2006/main" xmlns:w14="http://schemas.microsoft.com/office/word/2010/wordml" xmlns:w15="http://schemas.microsoft.com/office/word/2012/wordml" xmlns:w16cex="http://schemas.microsoft.com/office/word/2018/wordml/cex" xmlns:w16cid="http://schemas.microsoft.com/office/word/2016/wordml/cid" xmlns:w16="http://schemas.microsoft.com/office/word/2018/wordml" xmlns:w16du="http://schemas.microsoft.com/office/word/2023/wordml/word16du" xmlns:w16sdtdh="http://schemas.microsoft.com/office/word/2020/wordml/sdtdatahash" xmlns:w16sdtfl="http://schemas.microsoft.com/office/word/2024/wordml/sdtformatlock" xmlns:w16se="http://schemas.microsoft.com/office/word/2015/wordml/symex" xmlns:wpg="http://schemas.microsoft.com/office/word/2010/wordprocessingGroup" xmlns:wpi="http://schemas.microsoft.com/office/word/2010/wordprocessingInk" xmlns:wne="http://schemas.microsoft.com/office/word/2006/wordml" xmlns:wps="http://schemas.microsoft.com/office/word/2010/wordprocessingShape" mc:Ignorable="w14 w15 w16se w16cid w16 w16cex w16sdtdh w16sdtfl w16du wp14">
   <w:p>
     <w:pPr>
       <w:pStyle w:val="Footer"/>
@@ -1185,7 +2510,7 @@
 </file>
 
 <file path=word/footer2.xml><?xml version="1.0" encoding="utf-8"?>
-<w:ftr xmlns:wpc="http://schemas.microsoft.com/office/word/2010/wordprocessingCanvas" xmlns:cx="http://schemas.microsoft.com/office/drawing/2014/chartex" xmlns:cx1="http://schemas.microsoft.com/office/drawing/2015/9/8/chartex" xmlns:cx2="http://schemas.microsoft.com/office/drawing/2015/10/21/chartex" xmlns:cx3="http://schemas.microsoft.com/office/drawing/2016/5/9/chartex" xmlns:cx4="http://schemas.microsoft.com/office/drawing/2016/5/10/chartex" xmlns:cx5="http://schemas.microsoft.com/office/drawing/2016/5/11/chartex" xmlns:cx6="http://schemas.microsoft.com/office/drawing/2016/5/12/chartex" xmlns:cx7="http://schemas.microsoft.com/office/drawing/2016/5/13/chartex" xmlns:cx8="http://schemas.microsoft.com/office/drawing/2016/5/14/chartex" xmlns:mc="http://schemas.openxmlformats.org/markup-compatibility/2006" xmlns:aink="http://schemas.microsoft.com/office/drawing/2016/ink" xmlns:am3d="http://schemas.microsoft.com/office/drawing/2017/model3d" xmlns:o="urn:schemas-microsoft-com:office:office" xmlns:r="http://schemas.openxmlformats.org/officeDocument/2006/relationships" xmlns:m="http://schemas.openxmlformats.org/officeDocument/2006/math" xmlns:v="urn:schemas-microsoft-com:vml" xmlns:wp14="http://schemas.microsoft.com/office/word/2010/wordprocessingDrawing" xmlns:wp="http://schemas.openxmlformats.org/drawingml/2006/wordprocessingDrawing" xmlns:w10="urn:schemas-microsoft-com:office:word" xmlns:w="http://schemas.openxmlformats.org/wordprocessingml/2006/main" xmlns:w14="http://schemas.microsoft.com/office/word/2010/wordml" xmlns:w15="http://schemas.microsoft.com/office/word/2012/wordml" xmlns:w16cex="http://schemas.microsoft.com/office/word/2018/wordml/cex" xmlns:w16cid="http://schemas.microsoft.com/office/word/2016/wordml/cid" xmlns:w16="http://schemas.microsoft.com/office/word/2018/wordml" xmlns:w16sdtdh="http://schemas.microsoft.com/office/word/2020/wordml/sdtdatahash" xmlns:w16se="http://schemas.microsoft.com/office/word/2015/wordml/symex" xmlns:wpg="http://schemas.microsoft.com/office/word/2010/wordprocessingGroup" xmlns:wpi="http://schemas.microsoft.com/office/word/2010/wordprocessingInk" xmlns:wne="http://schemas.microsoft.com/office/word/2006/wordml" xmlns:wps="http://schemas.microsoft.com/office/word/2010/wordprocessingShape" mc:Ignorable="w14 w15 w16se w16cid w16 w16cex w16sdtdh wp14">
+<w:ftr xmlns:wpc="http://schemas.microsoft.com/office/word/2010/wordprocessingCanvas" xmlns:cx="http://schemas.microsoft.com/office/drawing/2014/chartex" xmlns:cx1="http://schemas.microsoft.com/office/drawing/2015/9/8/chartex" xmlns:cx2="http://schemas.microsoft.com/office/drawing/2015/10/21/chartex" xmlns:cx3="http://schemas.microsoft.com/office/drawing/2016/5/9/chartex" xmlns:cx4="http://schemas.microsoft.com/office/drawing/2016/5/10/chartex" xmlns:cx5="http://schemas.microsoft.com/office/drawing/2016/5/11/chartex" xmlns:cx6="http://schemas.microsoft.com/office/drawing/2016/5/12/chartex" xmlns:cx7="http://schemas.microsoft.com/office/drawing/2016/5/13/chartex" xmlns:cx8="http://schemas.microsoft.com/office/drawing/2016/5/14/chartex" xmlns:mc="http://schemas.openxmlformats.org/markup-compatibility/2006" xmlns:aink="http://schemas.microsoft.com/office/drawing/2016/ink" xmlns:am3d="http://schemas.microsoft.com/office/drawing/2017/model3d" xmlns:o="urn:schemas-microsoft-com:office:office" xmlns:oel="http://schemas.microsoft.com/office/2019/extlst" xmlns:r="http://schemas.openxmlformats.org/officeDocument/2006/relationships" xmlns:m="http://schemas.openxmlformats.org/officeDocument/2006/math" xmlns:v="urn:schemas-microsoft-com:vml" xmlns:wp14="http://schemas.microsoft.com/office/word/2010/wordprocessingDrawing" xmlns:wp="http://schemas.openxmlformats.org/drawingml/2006/wordprocessingDrawing" xmlns:w10="urn:schemas-microsoft-com:office:word" xmlns:w="http://schemas.openxmlformats.org/wordprocessingml/2006/main" xmlns:w14="http://schemas.microsoft.com/office/word/2010/wordml" xmlns:w15="http://schemas.microsoft.com/office/word/2012/wordml" xmlns:w16cex="http://schemas.microsoft.com/office/word/2018/wordml/cex" xmlns:w16cid="http://schemas.microsoft.com/office/word/2016/wordml/cid" xmlns:w16="http://schemas.microsoft.com/office/word/2018/wordml" xmlns:w16du="http://schemas.microsoft.com/office/word/2023/wordml/word16du" xmlns:w16sdtdh="http://schemas.microsoft.com/office/word/2020/wordml/sdtdatahash" xmlns:w16sdtfl="http://schemas.microsoft.com/office/word/2024/wordml/sdtformatlock" xmlns:w16se="http://schemas.microsoft.com/office/word/2015/wordml/symex" xmlns:wpg="http://schemas.microsoft.com/office/word/2010/wordprocessingGroup" xmlns:wpi="http://schemas.microsoft.com/office/word/2010/wordprocessingInk" xmlns:wne="http://schemas.microsoft.com/office/word/2006/wordml" xmlns:wps="http://schemas.microsoft.com/office/word/2010/wordprocessingShape" mc:Ignorable="w14 w15 w16se w16cid w16 w16cex w16sdtdh w16sdtfl w16du wp14">
   <w:p>
     <w:pPr>
       <w:pStyle w:val="Footer"/>
@@ -1236,7 +2561,6 @@
       </w:rPr>
       <w:t xml:space="preserve"> </w:t>
     </w:r>
-    <w:proofErr w:type="gramStart"/>
     <w:r>
       <w:rPr>
         <w:b/>
@@ -1252,16 +2576,7 @@
         <w:szCs w:val="18"/>
         <w:lang w:val="en-SG"/>
       </w:rPr>
-      <w:t xml:space="preserve"> :</w:t>
-    </w:r>
-    <w:proofErr w:type="gramEnd"/>
-    <w:r>
-      <w:rPr>
-        <w:sz w:val="14"/>
-        <w:szCs w:val="18"/>
-        <w:lang w:val="en-SG"/>
-      </w:rPr>
-      <w:t xml:space="preserve"> www.sri.sg</w:t>
+      <w:t xml:space="preserve"> : www.sri.sg</w:t>
     </w:r>
   </w:p>
   <w:p>
@@ -1289,7 +2604,7 @@
 </file>
 
 <file path=word/footnotes.xml><?xml version="1.0" encoding="utf-8"?>
-<w:footnotes xmlns:wpc="http://schemas.microsoft.com/office/word/2010/wordprocessingCanvas" xmlns:cx="http://schemas.microsoft.com/office/drawing/2014/chartex" xmlns:cx1="http://schemas.microsoft.com/office/drawing/2015/9/8/chartex" xmlns:cx2="http://schemas.microsoft.com/office/drawing/2015/10/21/chartex" xmlns:cx3="http://schemas.microsoft.com/office/drawing/2016/5/9/chartex" xmlns:cx4="http://schemas.microsoft.com/office/drawing/2016/5/10/chartex" xmlns:cx5="http://schemas.microsoft.com/office/drawing/2016/5/11/chartex" xmlns:cx6="http://schemas.microsoft.com/office/drawing/2016/5/12/chartex" xmlns:cx7="http://schemas.microsoft.com/office/drawing/2016/5/13/chartex" xmlns:cx8="http://schemas.microsoft.com/office/drawing/2016/5/14/chartex" xmlns:mc="http://schemas.openxmlformats.org/markup-compatibility/2006" xmlns:aink="http://schemas.microsoft.com/office/drawing/2016/ink" xmlns:am3d="http://schemas.microsoft.com/office/drawing/2017/model3d" xmlns:o="urn:schemas-microsoft-com:office:office" xmlns:r="http://schemas.openxmlformats.org/officeDocument/2006/relationships" xmlns:m="http://schemas.openxmlformats.org/officeDocument/2006/math" xmlns:v="urn:schemas-microsoft-com:vml" xmlns:wp14="http://schemas.microsoft.com/office/word/2010/wordprocessingDrawing" xmlns:wp="http://schemas.openxmlformats.org/drawingml/2006/wordprocessingDrawing" xmlns:w10="urn:schemas-microsoft-com:office:word" xmlns:w="http://schemas.openxmlformats.org/wordprocessingml/2006/main" xmlns:w14="http://schemas.microsoft.com/office/word/2010/wordml" xmlns:w15="http://schemas.microsoft.com/office/word/2012/wordml" xmlns:w16cex="http://schemas.microsoft.com/office/word/2018/wordml/cex" xmlns:w16cid="http://schemas.microsoft.com/office/word/2016/wordml/cid" xmlns:w16="http://schemas.microsoft.com/office/word/2018/wordml" xmlns:w16sdtdh="http://schemas.microsoft.com/office/word/2020/wordml/sdtdatahash" xmlns:w16se="http://schemas.microsoft.com/office/word/2015/wordml/symex" xmlns:wpg="http://schemas.microsoft.com/office/word/2010/wordprocessingGroup" xmlns:wpi="http://schemas.microsoft.com/office/word/2010/wordprocessingInk" xmlns:wne="http://schemas.microsoft.com/office/word/2006/wordml" xmlns:wps="http://schemas.microsoft.com/office/word/2010/wordprocessingShape" mc:Ignorable="w14 w15 w16se w16cid w16 w16cex w16sdtdh wp14">
+<w:footnotes xmlns:wpc="http://schemas.microsoft.com/office/word/2010/wordprocessingCanvas" xmlns:cx="http://schemas.microsoft.com/office/drawing/2014/chartex" xmlns:cx1="http://schemas.microsoft.com/office/drawing/2015/9/8/chartex" xmlns:cx2="http://schemas.microsoft.com/office/drawing/2015/10/21/chartex" xmlns:cx3="http://schemas.microsoft.com/office/drawing/2016/5/9/chartex" xmlns:cx4="http://schemas.microsoft.com/office/drawing/2016/5/10/chartex" xmlns:cx5="http://schemas.microsoft.com/office/drawing/2016/5/11/chartex" xmlns:cx6="http://schemas.microsoft.com/office/drawing/2016/5/12/chartex" xmlns:cx7="http://schemas.microsoft.com/office/drawing/2016/5/13/chartex" xmlns:cx8="http://schemas.microsoft.com/office/drawing/2016/5/14/chartex" xmlns:mc="http://schemas.openxmlformats.org/markup-compatibility/2006" xmlns:aink="http://schemas.microsoft.com/office/drawing/2016/ink" xmlns:am3d="http://schemas.microsoft.com/office/drawing/2017/model3d" xmlns:o="urn:schemas-microsoft-com:office:office" xmlns:oel="http://schemas.microsoft.com/office/2019/extlst" xmlns:r="http://schemas.openxmlformats.org/officeDocument/2006/relationships" xmlns:m="http://schemas.openxmlformats.org/officeDocument/2006/math" xmlns:v="urn:schemas-microsoft-com:vml" xmlns:wp14="http://schemas.microsoft.com/office/word/2010/wordprocessingDrawing" xmlns:wp="http://schemas.openxmlformats.org/drawingml/2006/wordprocessingDrawing" xmlns:w10="urn:schemas-microsoft-com:office:word" xmlns:w="http://schemas.openxmlformats.org/wordprocessingml/2006/main" xmlns:w14="http://schemas.microsoft.com/office/word/2010/wordml" xmlns:w15="http://schemas.microsoft.com/office/word/2012/wordml" xmlns:w16cex="http://schemas.microsoft.com/office/word/2018/wordml/cex" xmlns:w16cid="http://schemas.microsoft.com/office/word/2016/wordml/cid" xmlns:w16="http://schemas.microsoft.com/office/word/2018/wordml" xmlns:w16du="http://schemas.microsoft.com/office/word/2023/wordml/word16du" xmlns:w16sdtdh="http://schemas.microsoft.com/office/word/2020/wordml/sdtdatahash" xmlns:w16sdtfl="http://schemas.microsoft.com/office/word/2024/wordml/sdtformatlock" xmlns:w16se="http://schemas.microsoft.com/office/word/2015/wordml/symex" xmlns:wpg="http://schemas.microsoft.com/office/word/2010/wordprocessingGroup" xmlns:wpi="http://schemas.microsoft.com/office/word/2010/wordprocessingInk" xmlns:wne="http://schemas.microsoft.com/office/word/2006/wordml" xmlns:wps="http://schemas.microsoft.com/office/word/2010/wordprocessingShape" mc:Ignorable="w14 w15 w16se w16cid w16 w16cex w16sdtdh w16sdtfl w16du wp14">
   <w:footnote w:type="separator" w:id="-1">
     <w:p>
       <w:r>
@@ -1308,7 +2623,7 @@
 </file>
 
 <file path=word/header1.xml><?xml version="1.0" encoding="utf-8"?>
-<w:hdr xmlns:wpc="http://schemas.microsoft.com/office/word/2010/wordprocessingCanvas" xmlns:cx="http://schemas.microsoft.com/office/drawing/2014/chartex" xmlns:cx1="http://schemas.microsoft.com/office/drawing/2015/9/8/chartex" xmlns:cx2="http://schemas.microsoft.com/office/drawing/2015/10/21/chartex" xmlns:cx3="http://schemas.microsoft.com/office/drawing/2016/5/9/chartex" xmlns:cx4="http://schemas.microsoft.com/office/drawing/2016/5/10/chartex" xmlns:cx5="http://schemas.microsoft.com/office/drawing/2016/5/11/chartex" xmlns:cx6="http://schemas.microsoft.com/office/drawing/2016/5/12/chartex" xmlns:cx7="http://schemas.microsoft.com/office/drawing/2016/5/13/chartex" xmlns:cx8="http://schemas.microsoft.com/office/drawing/2016/5/14/chartex" xmlns:mc="http://schemas.openxmlformats.org/markup-compatibility/2006" xmlns:aink="http://schemas.microsoft.com/office/drawing/2016/ink" xmlns:am3d="http://schemas.microsoft.com/office/drawing/2017/model3d" xmlns:o="urn:schemas-microsoft-com:office:office" xmlns:r="http://schemas.openxmlformats.org/officeDocument/2006/relationships" xmlns:m="http://schemas.openxmlformats.org/officeDocument/2006/math" xmlns:v="urn:schemas-microsoft-com:vml" xmlns:wp14="http://schemas.microsoft.com/office/word/2010/wordprocessingDrawing" xmlns:wp="http://schemas.openxmlformats.org/drawingml/2006/wordprocessingDrawing" xmlns:w10="urn:schemas-microsoft-com:office:word" xmlns:w="http://schemas.openxmlformats.org/wordprocessingml/2006/main" xmlns:w14="http://schemas.microsoft.com/office/word/2010/wordml" xmlns:w15="http://schemas.microsoft.com/office/word/2012/wordml" xmlns:w16cex="http://schemas.microsoft.com/office/word/2018/wordml/cex" xmlns:w16cid="http://schemas.microsoft.com/office/word/2016/wordml/cid" xmlns:w16="http://schemas.microsoft.com/office/word/2018/wordml" xmlns:w16sdtdh="http://schemas.microsoft.com/office/word/2020/wordml/sdtdatahash" xmlns:w16se="http://schemas.microsoft.com/office/word/2015/wordml/symex" xmlns:wpg="http://schemas.microsoft.com/office/word/2010/wordprocessingGroup" xmlns:wpi="http://schemas.microsoft.com/office/word/2010/wordprocessingInk" xmlns:wne="http://schemas.microsoft.com/office/word/2006/wordml" xmlns:wps="http://schemas.microsoft.com/office/word/2010/wordprocessingShape" mc:Ignorable="w14 w15 w16se w16cid w16 w16cex w16sdtdh wp14">
+<w:hdr xmlns:wpc="http://schemas.microsoft.com/office/word/2010/wordprocessingCanvas" xmlns:cx="http://schemas.microsoft.com/office/drawing/2014/chartex" xmlns:cx1="http://schemas.microsoft.com/office/drawing/2015/9/8/chartex" xmlns:cx2="http://schemas.microsoft.com/office/drawing/2015/10/21/chartex" xmlns:cx3="http://schemas.microsoft.com/office/drawing/2016/5/9/chartex" xmlns:cx4="http://schemas.microsoft.com/office/drawing/2016/5/10/chartex" xmlns:cx5="http://schemas.microsoft.com/office/drawing/2016/5/11/chartex" xmlns:cx6="http://schemas.microsoft.com/office/drawing/2016/5/12/chartex" xmlns:cx7="http://schemas.microsoft.com/office/drawing/2016/5/13/chartex" xmlns:cx8="http://schemas.microsoft.com/office/drawing/2016/5/14/chartex" xmlns:mc="http://schemas.openxmlformats.org/markup-compatibility/2006" xmlns:aink="http://schemas.microsoft.com/office/drawing/2016/ink" xmlns:am3d="http://schemas.microsoft.com/office/drawing/2017/model3d" xmlns:o="urn:schemas-microsoft-com:office:office" xmlns:oel="http://schemas.microsoft.com/office/2019/extlst" xmlns:r="http://schemas.openxmlformats.org/officeDocument/2006/relationships" xmlns:m="http://schemas.openxmlformats.org/officeDocument/2006/math" xmlns:v="urn:schemas-microsoft-com:vml" xmlns:wp14="http://schemas.microsoft.com/office/word/2010/wordprocessingDrawing" xmlns:wp="http://schemas.openxmlformats.org/drawingml/2006/wordprocessingDrawing" xmlns:w10="urn:schemas-microsoft-com:office:word" xmlns:w="http://schemas.openxmlformats.org/wordprocessingml/2006/main" xmlns:w14="http://schemas.microsoft.com/office/word/2010/wordml" xmlns:w15="http://schemas.microsoft.com/office/word/2012/wordml" xmlns:w16cex="http://schemas.microsoft.com/office/word/2018/wordml/cex" xmlns:w16cid="http://schemas.microsoft.com/office/word/2016/wordml/cid" xmlns:w16="http://schemas.microsoft.com/office/word/2018/wordml" xmlns:w16du="http://schemas.microsoft.com/office/word/2023/wordml/word16du" xmlns:w16sdtdh="http://schemas.microsoft.com/office/word/2020/wordml/sdtdatahash" xmlns:w16sdtfl="http://schemas.microsoft.com/office/word/2024/wordml/sdtformatlock" xmlns:w16se="http://schemas.microsoft.com/office/word/2015/wordml/symex" xmlns:wpg="http://schemas.microsoft.com/office/word/2010/wordprocessingGroup" xmlns:wpi="http://schemas.microsoft.com/office/word/2010/wordprocessingInk" xmlns:wne="http://schemas.microsoft.com/office/word/2006/wordml" xmlns:wps="http://schemas.microsoft.com/office/word/2010/wordprocessingShape" mc:Ignorable="w14 w15 w16se w16cid w16 w16cex w16sdtdh w16sdtfl w16du wp14">
   <w:p>
     <w:pPr>
       <w:spacing w:before="120" w:line="276" w:lineRule="auto"/>
@@ -1426,7 +2741,7 @@
 </file>
 
 <file path=word/numbering.xml><?xml version="1.0" encoding="utf-8"?>
-<w:numbering xmlns:wpc="http://schemas.microsoft.com/office/word/2010/wordprocessingCanvas" xmlns:cx="http://schemas.microsoft.com/office/drawing/2014/chartex" xmlns:cx1="http://schemas.microsoft.com/office/drawing/2015/9/8/chartex" xmlns:cx2="http://schemas.microsoft.com/office/drawing/2015/10/21/chartex" xmlns:cx3="http://schemas.microsoft.com/office/drawing/2016/5/9/chartex" xmlns:cx4="http://schemas.microsoft.com/office/drawing/2016/5/10/chartex" xmlns:cx5="http://schemas.microsoft.com/office/drawing/2016/5/11/chartex" xmlns:cx6="http://schemas.microsoft.com/office/drawing/2016/5/12/chartex" xmlns:cx7="http://schemas.microsoft.com/office/drawing/2016/5/13/chartex" xmlns:cx8="http://schemas.microsoft.com/office/drawing/2016/5/14/chartex" xmlns:mc="http://schemas.openxmlformats.org/markup-compatibility/2006" xmlns:aink="http://schemas.microsoft.com/office/drawing/2016/ink" xmlns:am3d="http://schemas.microsoft.com/office/drawing/2017/model3d" xmlns:o="urn:schemas-microsoft-com:office:office" xmlns:r="http://schemas.openxmlformats.org/officeDocument/2006/relationships" xmlns:m="http://schemas.openxmlformats.org/officeDocument/2006/math" xmlns:v="urn:schemas-microsoft-com:vml" xmlns:wp14="http://schemas.microsoft.com/office/word/2010/wordprocessingDrawing" xmlns:wp="http://schemas.openxmlformats.org/drawingml/2006/wordprocessingDrawing" xmlns:w10="urn:schemas-microsoft-com:office:word" xmlns:w="http://schemas.openxmlformats.org/wordprocessingml/2006/main" xmlns:w14="http://schemas.microsoft.com/office/word/2010/wordml" xmlns:w15="http://schemas.microsoft.com/office/word/2012/wordml" xmlns:w16cex="http://schemas.microsoft.com/office/word/2018/wordml/cex" xmlns:w16cid="http://schemas.microsoft.com/office/word/2016/wordml/cid" xmlns:w16="http://schemas.microsoft.com/office/word/2018/wordml" xmlns:w16sdtdh="http://schemas.microsoft.com/office/word/2020/wordml/sdtdatahash" xmlns:w16se="http://schemas.microsoft.com/office/word/2015/wordml/symex" xmlns:wpg="http://schemas.microsoft.com/office/word/2010/wordprocessingGroup" xmlns:wpi="http://schemas.microsoft.com/office/word/2010/wordprocessingInk" xmlns:wne="http://schemas.microsoft.com/office/word/2006/wordml" xmlns:wps="http://schemas.microsoft.com/office/word/2010/wordprocessingShape" mc:Ignorable="w14 w15 w16se w16cid w16 w16cex w16sdtdh wp14">
+<w:numbering xmlns:wpc="http://schemas.microsoft.com/office/word/2010/wordprocessingCanvas" xmlns:cx="http://schemas.microsoft.com/office/drawing/2014/chartex" xmlns:cx1="http://schemas.microsoft.com/office/drawing/2015/9/8/chartex" xmlns:cx2="http://schemas.microsoft.com/office/drawing/2015/10/21/chartex" xmlns:cx3="http://schemas.microsoft.com/office/drawing/2016/5/9/chartex" xmlns:cx4="http://schemas.microsoft.com/office/drawing/2016/5/10/chartex" xmlns:cx5="http://schemas.microsoft.com/office/drawing/2016/5/11/chartex" xmlns:cx6="http://schemas.microsoft.com/office/drawing/2016/5/12/chartex" xmlns:cx7="http://schemas.microsoft.com/office/drawing/2016/5/13/chartex" xmlns:cx8="http://schemas.microsoft.com/office/drawing/2016/5/14/chartex" xmlns:mc="http://schemas.openxmlformats.org/markup-compatibility/2006" xmlns:aink="http://schemas.microsoft.com/office/drawing/2016/ink" xmlns:am3d="http://schemas.microsoft.com/office/drawing/2017/model3d" xmlns:o="urn:schemas-microsoft-com:office:office" xmlns:oel="http://schemas.microsoft.com/office/2019/extlst" xmlns:r="http://schemas.openxmlformats.org/officeDocument/2006/relationships" xmlns:m="http://schemas.openxmlformats.org/officeDocument/2006/math" xmlns:v="urn:schemas-microsoft-com:vml" xmlns:wp14="http://schemas.microsoft.com/office/word/2010/wordprocessingDrawing" xmlns:wp="http://schemas.openxmlformats.org/drawingml/2006/wordprocessingDrawing" xmlns:w10="urn:schemas-microsoft-com:office:word" xmlns:w="http://schemas.openxmlformats.org/wordprocessingml/2006/main" xmlns:w14="http://schemas.microsoft.com/office/word/2010/wordml" xmlns:w15="http://schemas.microsoft.com/office/word/2012/wordml" xmlns:w16cex="http://schemas.microsoft.com/office/word/2018/wordml/cex" xmlns:w16cid="http://schemas.microsoft.com/office/word/2016/wordml/cid" xmlns:w16="http://schemas.microsoft.com/office/word/2018/wordml" xmlns:w16du="http://schemas.microsoft.com/office/word/2023/wordml/word16du" xmlns:w16sdtdh="http://schemas.microsoft.com/office/word/2020/wordml/sdtdatahash" xmlns:w16sdtfl="http://schemas.microsoft.com/office/word/2024/wordml/sdtformatlock" xmlns:w16se="http://schemas.microsoft.com/office/word/2015/wordml/symex" xmlns:wpg="http://schemas.microsoft.com/office/word/2010/wordprocessingGroup" xmlns:wpi="http://schemas.microsoft.com/office/word/2010/wordprocessingInk" xmlns:wne="http://schemas.microsoft.com/office/word/2006/wordml" xmlns:wps="http://schemas.microsoft.com/office/word/2010/wordprocessingShape" mc:Ignorable="w14 w15 w16se w16cid w16 w16cex w16sdtdh w16sdtfl w16du wp14">
   <w:abstractNum w:abstractNumId="0" w15:restartNumberingAfterBreak="0">
     <w:nsid w:val="584A4664"/>
     <w:multiLevelType w:val="hybridMultilevel"/>
@@ -1513,14 +2828,22 @@
       </w:pPr>
     </w:lvl>
   </w:abstractNum>
-  <w:num w:numId="1">
+  <w:num w:numId="1" w16cid:durableId="32660160">
     <w:abstractNumId w:val="0"/>
   </w:num>
 </w:numbering>
 </file>
 
+<file path=word/people.xml><?xml version="1.0" encoding="utf-8"?>
+<w15:people xmlns:wpc="http://schemas.microsoft.com/office/word/2010/wordprocessingCanvas" xmlns:cx="http://schemas.microsoft.com/office/drawing/2014/chartex" xmlns:cx1="http://schemas.microsoft.com/office/drawing/2015/9/8/chartex" xmlns:cx2="http://schemas.microsoft.com/office/drawing/2015/10/21/chartex" xmlns:cx3="http://schemas.microsoft.com/office/drawing/2016/5/9/chartex" xmlns:cx4="http://schemas.microsoft.com/office/drawing/2016/5/10/chartex" xmlns:cx5="http://schemas.microsoft.com/office/drawing/2016/5/11/chartex" xmlns:cx6="http://schemas.microsoft.com/office/drawing/2016/5/12/chartex" xmlns:cx7="http://schemas.microsoft.com/office/drawing/2016/5/13/chartex" xmlns:cx8="http://schemas.microsoft.com/office/drawing/2016/5/14/chartex" xmlns:mc="http://schemas.openxmlformats.org/markup-compatibility/2006" xmlns:aink="http://schemas.microsoft.com/office/drawing/2016/ink" xmlns:am3d="http://schemas.microsoft.com/office/drawing/2017/model3d" xmlns:o="urn:schemas-microsoft-com:office:office" xmlns:oel="http://schemas.microsoft.com/office/2019/extlst" xmlns:r="http://schemas.openxmlformats.org/officeDocument/2006/relationships" xmlns:m="http://schemas.openxmlformats.org/officeDocument/2006/math" xmlns:v="urn:schemas-microsoft-com:vml" xmlns:wp14="http://schemas.microsoft.com/office/word/2010/wordprocessingDrawing" xmlns:wp="http://schemas.openxmlformats.org/drawingml/2006/wordprocessingDrawing" xmlns:w10="urn:schemas-microsoft-com:office:word" xmlns:w="http://schemas.openxmlformats.org/wordprocessingml/2006/main" xmlns:w14="http://schemas.microsoft.com/office/word/2010/wordml" xmlns:w15="http://schemas.microsoft.com/office/word/2012/wordml" xmlns:w16cex="http://schemas.microsoft.com/office/word/2018/wordml/cex" xmlns:w16cid="http://schemas.microsoft.com/office/word/2016/wordml/cid" xmlns:w16="http://schemas.microsoft.com/office/word/2018/wordml" xmlns:w16du="http://schemas.microsoft.com/office/word/2023/wordml/word16du" xmlns:w16sdtdh="http://schemas.microsoft.com/office/word/2020/wordml/sdtdatahash" xmlns:w16sdtfl="http://schemas.microsoft.com/office/word/2024/wordml/sdtformatlock" xmlns:w16se="http://schemas.microsoft.com/office/word/2015/wordml/symex" xmlns:wpg="http://schemas.microsoft.com/office/word/2010/wordprocessingGroup" xmlns:wpi="http://schemas.microsoft.com/office/word/2010/wordprocessingInk" xmlns:wne="http://schemas.microsoft.com/office/word/2006/wordml" xmlns:wps="http://schemas.microsoft.com/office/word/2010/wordprocessingShape" mc:Ignorable="w14 w15 w16se w16cid w16 w16cex w16sdtdh w16sdtfl w16du wp14">
+  <w15:person w15:author="William Ng">
+    <w15:presenceInfo w15:providerId="Windows Live" w15:userId="dd6128ccb1dd6ebc"/>
+  </w15:person>
+</w15:people>
+</file>
+
 <file path=word/styles.xml><?xml version="1.0" encoding="utf-8"?>
-<w:styles xmlns:mc="http://schemas.openxmlformats.org/markup-compatibility/2006" xmlns:r="http://schemas.openxmlformats.org/officeDocument/2006/relationships" xmlns:w="http://schemas.openxmlformats.org/wordprocessingml/2006/main" xmlns:w14="http://schemas.microsoft.com/office/word/2010/wordml" xmlns:w15="http://schemas.microsoft.com/office/word/2012/wordml" xmlns:w16cex="http://schemas.microsoft.com/office/word/2018/wordml/cex" xmlns:w16cid="http://schemas.microsoft.com/office/word/2016/wordml/cid" xmlns:w16="http://schemas.microsoft.com/office/word/2018/wordml" xmlns:w16sdtdh="http://schemas.microsoft.com/office/word/2020/wordml/sdtdatahash" xmlns:w16se="http://schemas.microsoft.com/office/word/2015/wordml/symex" mc:Ignorable="w14 w15 w16se w16cid w16 w16cex w16sdtdh">
+<w:styles xmlns:mc="http://schemas.openxmlformats.org/markup-compatibility/2006" xmlns:r="http://schemas.openxmlformats.org/officeDocument/2006/relationships" xmlns:w="http://schemas.openxmlformats.org/wordprocessingml/2006/main" xmlns:w14="http://schemas.microsoft.com/office/word/2010/wordml" xmlns:w15="http://schemas.microsoft.com/office/word/2012/wordml" xmlns:w16cex="http://schemas.microsoft.com/office/word/2018/wordml/cex" xmlns:w16cid="http://schemas.microsoft.com/office/word/2016/wordml/cid" xmlns:w16="http://schemas.microsoft.com/office/word/2018/wordml" xmlns:w16du="http://schemas.microsoft.com/office/word/2023/wordml/word16du" xmlns:w16sdtdh="http://schemas.microsoft.com/office/word/2020/wordml/sdtdatahash" xmlns:w16sdtfl="http://schemas.microsoft.com/office/word/2024/wordml/sdtformatlock" xmlns:w16se="http://schemas.microsoft.com/office/word/2015/wordml/symex" mc:Ignorable="w14 w15 w16se w16cid w16 w16cex w16sdtdh w16sdtfl w16du">
   <w:docDefaults>
     <w:rPrDefault>
       <w:rPr>
@@ -1691,7 +3014,7 @@
     <w:lsdException w:name="Table Web 2" w:semiHidden="1" w:unhideWhenUsed="1"/>
     <w:lsdException w:name="Table Web 3" w:semiHidden="1" w:unhideWhenUsed="1"/>
     <w:lsdException w:name="Balloon Text" w:semiHidden="1" w:unhideWhenUsed="1"/>
-    <w:lsdException w:name="Table Grid" w:uiPriority="39"/>
+    <w:lsdException w:name="Table Grid" w:uiPriority="0"/>
     <w:lsdException w:name="Table Theme" w:semiHidden="1" w:unhideWhenUsed="1"/>
     <w:lsdException w:name="Placeholder Text" w:semiHidden="1"/>
     <w:lsdException w:name="No Spacing" w:uiPriority="1" w:qFormat="1"/>
@@ -2013,6 +3336,43 @@
       <w:rFonts w:ascii="Arial" w:eastAsia="MS Mincho" w:hAnsi="Arial" w:cs="Arial"/>
     </w:rPr>
   </w:style>
+  <w:style w:type="paragraph" w:styleId="Revision">
+    <w:name w:val="Revision"/>
+    <w:hidden/>
+    <w:uiPriority w:val="99"/>
+    <w:semiHidden/>
+    <w:rsid w:val="00486999"/>
+    <w:pPr>
+      <w:spacing w:after="0" w:line="240" w:lineRule="auto"/>
+    </w:pPr>
+    <w:rPr>
+      <w:rFonts w:ascii="Arial" w:eastAsia="MS Mincho" w:hAnsi="Arial" w:cs="Arial"/>
+    </w:rPr>
+  </w:style>
+  <w:style w:type="table" w:styleId="TableGrid">
+    <w:name w:val="Table Grid"/>
+    <w:basedOn w:val="TableNormal"/>
+    <w:rsid w:val="00AF665E"/>
+    <w:pPr>
+      <w:spacing w:after="0" w:line="240" w:lineRule="auto"/>
+    </w:pPr>
+    <w:rPr>
+      <w:rFonts w:ascii="Times New Roman" w:eastAsia="MS Mincho" w:hAnsi="Times New Roman" w:cs="Times New Roman"/>
+      <w:sz w:val="20"/>
+      <w:szCs w:val="20"/>
+      <w:lang w:val="en-SG" w:eastAsia="en-SG"/>
+    </w:rPr>
+    <w:tblPr>
+      <w:tblBorders>
+        <w:top w:val="single" w:sz="4" w:space="0" w:color="auto"/>
+        <w:left w:val="single" w:sz="4" w:space="0" w:color="auto"/>
+        <w:bottom w:val="single" w:sz="4" w:space="0" w:color="auto"/>
+        <w:right w:val="single" w:sz="4" w:space="0" w:color="auto"/>
+        <w:insideH w:val="single" w:sz="4" w:space="0" w:color="auto"/>
+        <w:insideV w:val="single" w:sz="4" w:space="0" w:color="auto"/>
+      </w:tblBorders>
+    </w:tblPr>
+  </w:style>
 </w:styles>
 </file>
 

--- a/Realtor Forms/Cobroke Agreement - SRI Representing Buyer.docx
+++ b/Realtor Forms/Cobroke Agreement - SRI Representing Buyer.docx
@@ -75,20 +75,6 @@
           <w:t xml:space="preserve"> </w:t>
         </w:r>
       </w:ins>
-      <w:del w:id="1" w:author="William Ng" w:date="2026-04-29T21:56:00Z" w16du:dateUtc="2026-04-29T13:56:00Z">
-        <w:r>
-          <w:rPr>
-            <w:rFonts w:asciiTheme="minorHAnsi" w:hAnsiTheme="minorHAnsi" w:cstheme="minorHAnsi"/>
-          </w:rPr>
-          <w:delText>________________________________________</w:delText>
-        </w:r>
-        <w:r>
-          <w:rPr>
-            <w:rFonts w:asciiTheme="minorHAnsi" w:hAnsiTheme="minorHAnsi" w:cstheme="minorHAnsi"/>
-          </w:rPr>
-          <w:delText xml:space="preserve"> </w:delText>
-        </w:r>
-      </w:del>
       <w:r>
         <w:rPr>
           <w:rFonts w:asciiTheme="minorHAnsi" w:hAnsiTheme="minorHAnsi" w:cstheme="minorHAnsi"/>
@@ -115,7 +101,7 @@
         <w:spacing w:line="360" w:lineRule="auto"/>
         <w:ind w:firstLine="720"/>
         <w:rPr>
-          <w:ins w:id="2" w:author="William Ng" w:date="2026-04-29T21:57:00Z" w16du:dateUtc="2026-04-29T13:57:00Z"/>
+          <w:ins w:id="1" w:author="William Ng" w:date="2026-04-29T21:57:00Z" w16du:dateUtc="2026-04-29T13:57:00Z"/>
           <w:rFonts w:asciiTheme="minorHAnsi" w:hAnsiTheme="minorHAnsi" w:cstheme="minorHAnsi"/>
         </w:rPr>
       </w:pPr>
@@ -157,11 +143,11 @@
         <w:spacing w:line="360" w:lineRule="auto"/>
         <w:ind w:firstLine="720"/>
         <w:rPr>
-          <w:ins w:id="3" w:author="William Ng" w:date="2026-04-29T21:57:00Z" w16du:dateUtc="2026-04-29T13:57:00Z"/>
-          <w:rFonts w:asciiTheme="minorHAnsi" w:hAnsiTheme="minorHAnsi" w:cstheme="minorHAnsi"/>
-        </w:rPr>
-      </w:pPr>
-      <w:ins w:id="4" w:author="William Ng" w:date="2026-04-29T21:57:00Z" w16du:dateUtc="2026-04-29T13:57:00Z">
+          <w:ins w:id="2" w:author="William Ng" w:date="2026-04-29T21:57:00Z" w16du:dateUtc="2026-04-29T13:57:00Z"/>
+          <w:rFonts w:asciiTheme="minorHAnsi" w:hAnsiTheme="minorHAnsi" w:cstheme="minorHAnsi"/>
+        </w:rPr>
+      </w:pPr>
+      <w:ins w:id="3" w:author="William Ng" w:date="2026-04-29T21:57:00Z" w16du:dateUtc="2026-04-29T13:57:00Z">
         <w:r>
           <w:rPr>
             <w:rFonts w:asciiTheme="minorHAnsi" w:hAnsiTheme="minorHAnsi" w:cstheme="minorHAnsi"/>
@@ -213,11 +199,6 @@
         <w:rPr>
           <w:rFonts w:asciiTheme="minorHAnsi" w:hAnsiTheme="minorHAnsi" w:cstheme="minorHAnsi"/>
         </w:rPr>
-        <w:pPrChange w:id="5" w:author="William Ng" w:date="2026-04-29T21:58:00Z" w16du:dateUtc="2026-04-29T13:58:00Z">
-          <w:pPr>
-            <w:spacing w:line="276" w:lineRule="auto"/>
-          </w:pPr>
-        </w:pPrChange>
       </w:pPr>
       <w:r>
         <w:rPr>
@@ -232,7 +213,7 @@
         </w:rPr>
         <w:t xml:space="preserve">: </w:t>
       </w:r>
-      <w:ins w:id="6" w:author="William Ng" w:date="2026-04-29T21:57:00Z" w16du:dateUtc="2026-04-29T13:57:00Z">
+      <w:ins w:id="4" w:author="William Ng" w:date="2026-04-29T21:57:00Z" w16du:dateUtc="2026-04-29T13:57:00Z">
         <w:r>
           <w:rPr>
             <w:rFonts w:asciiTheme="minorHAnsi" w:hAnsiTheme="minorHAnsi" w:cstheme="minorHAnsi"/>
@@ -263,7 +244,7 @@
           <w:t>}}</w:t>
         </w:r>
       </w:ins>
-      <w:ins w:id="7" w:author="William Ng" w:date="2026-04-29T21:58:00Z" w16du:dateUtc="2026-04-29T13:58:00Z">
+      <w:ins w:id="5" w:author="William Ng" w:date="2026-04-29T21:58:00Z" w16du:dateUtc="2026-04-29T13:58:00Z">
         <w:r>
           <w:rPr>
             <w:rFonts w:asciiTheme="minorHAnsi" w:hAnsiTheme="minorHAnsi" w:cstheme="minorHAnsi"/>
@@ -274,14 +255,6 @@
           <w:t xml:space="preserve"> </w:t>
         </w:r>
       </w:ins>
-      <w:del w:id="8" w:author="William Ng" w:date="2026-04-29T21:57:00Z" w16du:dateUtc="2026-04-29T13:57:00Z">
-        <w:r>
-          <w:rPr>
-            <w:rFonts w:asciiTheme="minorHAnsi" w:hAnsiTheme="minorHAnsi" w:cstheme="minorHAnsi"/>
-          </w:rPr>
-          <w:delText>_________________________________________________________________</w:delText>
-        </w:r>
-      </w:del>
       <w:r>
         <w:rPr>
           <w:rFonts w:asciiTheme="minorHAnsi" w:hAnsiTheme="minorHAnsi" w:cstheme="minorHAnsi"/>
@@ -323,17 +296,6 @@
         <w:rPr>
           <w:rFonts w:asciiTheme="minorHAnsi" w:hAnsiTheme="minorHAnsi" w:cstheme="minorHAnsi"/>
         </w:rPr>
-        <w:pPrChange w:id="9" w:author="William Ng" w:date="2026-04-29T21:58:00Z" w16du:dateUtc="2026-04-29T13:58:00Z">
-          <w:pPr>
-            <w:pStyle w:val="ListParagraph"/>
-            <w:numPr>
-              <w:numId w:val="1"/>
-            </w:numPr>
-            <w:spacing w:line="276" w:lineRule="auto"/>
-            <w:ind w:left="567" w:hanging="567"/>
-            <w:jc w:val="both"/>
-          </w:pPr>
-        </w:pPrChange>
       </w:pPr>
       <w:r>
         <w:rPr>
@@ -353,7 +315,7 @@
         </w:rPr>
         <w:t>uyer(s)</w:t>
       </w:r>
-      <w:ins w:id="10" w:author="William Ng" w:date="2026-04-29T21:58:00Z" w16du:dateUtc="2026-04-29T13:58:00Z">
+      <w:ins w:id="6" w:author="William Ng" w:date="2026-04-29T21:58:00Z" w16du:dateUtc="2026-04-29T13:58:00Z">
         <w:r>
           <w:rPr>
             <w:rFonts w:asciiTheme="minorHAnsi" w:hAnsiTheme="minorHAnsi" w:cstheme="minorHAnsi"/>
@@ -374,7 +336,7 @@
         </w:r>
       </w:ins>
       <w:proofErr w:type="spellStart"/>
-      <w:ins w:id="11" w:author="William Ng" w:date="2026-04-29T21:59:00Z" w16du:dateUtc="2026-04-29T13:59:00Z">
+      <w:ins w:id="7" w:author="William Ng" w:date="2026-04-29T21:59:00Z" w16du:dateUtc="2026-04-29T13:59:00Z">
         <w:r>
           <w:rPr>
             <w:rFonts w:asciiTheme="minorHAnsi" w:hAnsiTheme="minorHAnsi" w:cstheme="minorHAnsi"/>
@@ -386,7 +348,7 @@
         </w:r>
       </w:ins>
       <w:proofErr w:type="spellEnd"/>
-      <w:ins w:id="12" w:author="William Ng" w:date="2026-04-29T21:58:00Z" w16du:dateUtc="2026-04-29T13:58:00Z">
+      <w:ins w:id="8" w:author="William Ng" w:date="2026-04-29T21:58:00Z" w16du:dateUtc="2026-04-29T13:58:00Z">
         <w:r>
           <w:rPr>
             <w:rFonts w:asciiTheme="minorHAnsi" w:hAnsiTheme="minorHAnsi" w:cstheme="minorHAnsi"/>
@@ -397,20 +359,6 @@
           <w:t>}}</w:t>
         </w:r>
       </w:ins>
-      <w:del w:id="13" w:author="William Ng" w:date="2026-04-29T21:58:00Z" w16du:dateUtc="2026-04-29T13:58:00Z">
-        <w:r>
-          <w:rPr>
-            <w:rFonts w:asciiTheme="minorHAnsi" w:hAnsiTheme="minorHAnsi" w:cstheme="minorHAnsi"/>
-          </w:rPr>
-          <w:delText xml:space="preserve">___________________________________________________________ </w:delText>
-        </w:r>
-        <w:r>
-          <w:rPr>
-            <w:rFonts w:asciiTheme="minorHAnsi" w:hAnsiTheme="minorHAnsi" w:cstheme="minorHAnsi"/>
-          </w:rPr>
-          <w:delText>_______________________________________________________________</w:delText>
-        </w:r>
-      </w:del>
       <w:r>
         <w:rPr>
           <w:rFonts w:asciiTheme="minorHAnsi" w:hAnsiTheme="minorHAnsi" w:cstheme="minorHAnsi"/>
@@ -435,7 +383,7 @@
         </w:rPr>
         <w:t>eller(s)</w:t>
       </w:r>
-      <w:ins w:id="14" w:author="William Ng" w:date="2026-04-29T21:59:00Z" w16du:dateUtc="2026-04-29T13:59:00Z">
+      <w:ins w:id="9" w:author="William Ng" w:date="2026-04-29T21:59:00Z" w16du:dateUtc="2026-04-29T13:59:00Z">
         <w:r>
           <w:rPr>
             <w:rFonts w:asciiTheme="minorHAnsi" w:hAnsiTheme="minorHAnsi" w:cstheme="minorHAnsi"/>
@@ -462,8 +410,9 @@
             <w:bCs/>
             <w:u w:val="single"/>
           </w:rPr>
-          <w:t>sell</w:t>
-        </w:r>
+          <w:t>seller_name</w:t>
+        </w:r>
+        <w:proofErr w:type="spellEnd"/>
         <w:r>
           <w:rPr>
             <w:rFonts w:asciiTheme="minorHAnsi" w:hAnsiTheme="minorHAnsi" w:cstheme="minorHAnsi"/>
@@ -471,9 +420,8 @@
             <w:bCs/>
             <w:u w:val="single"/>
           </w:rPr>
-          <w:t>er_name</w:t>
-        </w:r>
-        <w:proofErr w:type="spellEnd"/>
+          <w:t>}}</w:t>
+        </w:r>
         <w:r>
           <w:rPr>
             <w:rFonts w:asciiTheme="minorHAnsi" w:hAnsiTheme="minorHAnsi" w:cstheme="minorHAnsi"/>
@@ -481,8 +429,16 @@
             <w:bCs/>
             <w:u w:val="single"/>
           </w:rPr>
-          <w:t>}}</w:t>
-        </w:r>
+          <w:t xml:space="preserve"> </w:t>
+        </w:r>
+      </w:ins>
+      <w:r>
+        <w:rPr>
+          <w:rFonts w:asciiTheme="minorHAnsi" w:hAnsiTheme="minorHAnsi" w:cstheme="minorHAnsi"/>
+        </w:rPr>
+        <w:t xml:space="preserve">at an agreed sale price of Singapore Dollars </w:t>
+      </w:r>
+      <w:ins w:id="10" w:author="William Ng" w:date="2026-04-29T22:02:00Z" w16du:dateUtc="2026-04-29T14:02:00Z">
         <w:r>
           <w:rPr>
             <w:rFonts w:asciiTheme="minorHAnsi" w:hAnsiTheme="minorHAnsi" w:cstheme="minorHAnsi"/>
@@ -490,56 +446,9 @@
             <w:bCs/>
             <w:u w:val="single"/>
           </w:rPr>
-          <w:t xml:space="preserve"> </w:t>
-        </w:r>
-      </w:ins>
-      <w:del w:id="15" w:author="William Ng" w:date="2026-04-29T21:59:00Z" w16du:dateUtc="2026-04-29T13:59:00Z">
-        <w:r>
-          <w:rPr>
-            <w:rFonts w:asciiTheme="minorHAnsi" w:hAnsiTheme="minorHAnsi" w:cstheme="minorHAnsi"/>
-          </w:rPr>
-          <w:delText xml:space="preserve"> _</w:delText>
-        </w:r>
-        <w:r>
-          <w:rPr>
-            <w:rFonts w:asciiTheme="minorHAnsi" w:hAnsiTheme="minorHAnsi" w:cstheme="minorHAnsi"/>
-          </w:rPr>
-          <w:delText>_______________________________________________</w:delText>
-        </w:r>
-        <w:r>
-          <w:rPr>
-            <w:rFonts w:asciiTheme="minorHAnsi" w:hAnsiTheme="minorHAnsi" w:cstheme="minorHAnsi"/>
-          </w:rPr>
-          <w:delText>__</w:delText>
-        </w:r>
-      </w:del>
-      <w:r>
-        <w:rPr>
-          <w:rFonts w:asciiTheme="minorHAnsi" w:hAnsiTheme="minorHAnsi" w:cstheme="minorHAnsi"/>
-        </w:rPr>
-        <w:t xml:space="preserve">at an agreed sale price of Singapore Dollars </w:t>
-      </w:r>
-      <w:del w:id="16" w:author="William Ng" w:date="2026-04-29T22:02:00Z" w16du:dateUtc="2026-04-29T14:02:00Z">
-        <w:r>
-          <w:rPr>
-            <w:rFonts w:asciiTheme="minorHAnsi" w:hAnsiTheme="minorHAnsi" w:cstheme="minorHAnsi"/>
-          </w:rPr>
-          <w:softHyphen/>
-        </w:r>
-        <w:r>
-          <w:rPr>
-            <w:rFonts w:asciiTheme="minorHAnsi" w:hAnsiTheme="minorHAnsi" w:cstheme="minorHAnsi"/>
-          </w:rPr>
-          <w:softHyphen/>
-        </w:r>
-        <w:r>
-          <w:rPr>
-            <w:rFonts w:asciiTheme="minorHAnsi" w:hAnsiTheme="minorHAnsi" w:cstheme="minorHAnsi"/>
-          </w:rPr>
-          <w:softHyphen/>
-        </w:r>
-      </w:del>
-      <w:ins w:id="17" w:author="William Ng" w:date="2026-04-29T22:02:00Z" w16du:dateUtc="2026-04-29T14:02:00Z">
+          <w:t>{{</w:t>
+        </w:r>
+        <w:proofErr w:type="spellStart"/>
         <w:r>
           <w:rPr>
             <w:rFonts w:asciiTheme="minorHAnsi" w:hAnsiTheme="minorHAnsi" w:cstheme="minorHAnsi"/>
@@ -547,9 +456,10 @@
             <w:bCs/>
             <w:u w:val="single"/>
           </w:rPr>
-          <w:t>{{</w:t>
-        </w:r>
-        <w:proofErr w:type="spellStart"/>
+          <w:t>transaction_price_</w:t>
+        </w:r>
+      </w:ins>
+      <w:ins w:id="11" w:author="William Ng" w:date="2026-04-29T22:03:00Z" w16du:dateUtc="2026-04-29T14:03:00Z">
         <w:r>
           <w:rPr>
             <w:rFonts w:asciiTheme="minorHAnsi" w:hAnsiTheme="minorHAnsi" w:cstheme="minorHAnsi"/>
@@ -557,8 +467,11 @@
             <w:bCs/>
             <w:u w:val="single"/>
           </w:rPr>
-          <w:t>transaction</w:t>
-        </w:r>
+          <w:t>words</w:t>
+        </w:r>
+      </w:ins>
+      <w:proofErr w:type="spellEnd"/>
+      <w:ins w:id="12" w:author="William Ng" w:date="2026-04-29T22:02:00Z" w16du:dateUtc="2026-04-29T14:02:00Z">
         <w:r>
           <w:rPr>
             <w:rFonts w:asciiTheme="minorHAnsi" w:hAnsiTheme="minorHAnsi" w:cstheme="minorHAnsi"/>
@@ -566,8 +479,22 @@
             <w:bCs/>
             <w:u w:val="single"/>
           </w:rPr>
-          <w:t>_</w:t>
-        </w:r>
+          <w:t>}}</w:t>
+        </w:r>
+      </w:ins>
+      <w:r>
+        <w:rPr>
+          <w:rFonts w:asciiTheme="minorHAnsi" w:hAnsiTheme="minorHAnsi" w:cstheme="minorHAnsi"/>
+        </w:rPr>
+        <w:t xml:space="preserve"> </w:t>
+      </w:r>
+      <w:r>
+        <w:rPr>
+          <w:rFonts w:asciiTheme="minorHAnsi" w:hAnsiTheme="minorHAnsi" w:cstheme="minorHAnsi"/>
+        </w:rPr>
+        <w:t>(S$</w:t>
+      </w:r>
+      <w:ins w:id="13" w:author="William Ng" w:date="2026-04-29T22:03:00Z" w16du:dateUtc="2026-04-29T14:03:00Z">
         <w:r>
           <w:rPr>
             <w:rFonts w:asciiTheme="minorHAnsi" w:hAnsiTheme="minorHAnsi" w:cstheme="minorHAnsi"/>
@@ -575,10 +502,9 @@
             <w:bCs/>
             <w:u w:val="single"/>
           </w:rPr>
-          <w:t>price_</w:t>
-        </w:r>
-      </w:ins>
-      <w:ins w:id="18" w:author="William Ng" w:date="2026-04-29T22:03:00Z" w16du:dateUtc="2026-04-29T14:03:00Z">
+          <w:t>{{</w:t>
+        </w:r>
+        <w:proofErr w:type="spellStart"/>
         <w:r>
           <w:rPr>
             <w:rFonts w:asciiTheme="minorHAnsi" w:hAnsiTheme="minorHAnsi" w:cstheme="minorHAnsi"/>
@@ -586,11 +512,9 @@
             <w:bCs/>
             <w:u w:val="single"/>
           </w:rPr>
-          <w:t>words</w:t>
-        </w:r>
-      </w:ins>
-      <w:proofErr w:type="spellEnd"/>
-      <w:ins w:id="19" w:author="William Ng" w:date="2026-04-29T22:02:00Z" w16du:dateUtc="2026-04-29T14:02:00Z">
+          <w:t>transaction_price</w:t>
+        </w:r>
+        <w:proofErr w:type="spellEnd"/>
         <w:r>
           <w:rPr>
             <w:rFonts w:asciiTheme="minorHAnsi" w:hAnsiTheme="minorHAnsi" w:cstheme="minorHAnsi"/>
@@ -601,71 +525,6 @@
           <w:t>}}</w:t>
         </w:r>
       </w:ins>
-      <w:del w:id="20" w:author="William Ng" w:date="2026-04-29T22:02:00Z" w16du:dateUtc="2026-04-29T14:02:00Z">
-        <w:r>
-          <w:rPr>
-            <w:rFonts w:asciiTheme="minorHAnsi" w:hAnsiTheme="minorHAnsi" w:cstheme="minorHAnsi"/>
-          </w:rPr>
-          <w:delText>_____________________________________________</w:delText>
-        </w:r>
-        <w:r>
-          <w:rPr>
-            <w:rFonts w:asciiTheme="minorHAnsi" w:hAnsiTheme="minorHAnsi" w:cstheme="minorHAnsi"/>
-          </w:rPr>
-          <w:delText>________</w:delText>
-        </w:r>
-      </w:del>
-      <w:r>
-        <w:rPr>
-          <w:rFonts w:asciiTheme="minorHAnsi" w:hAnsiTheme="minorHAnsi" w:cstheme="minorHAnsi"/>
-        </w:rPr>
-        <w:t xml:space="preserve"> </w:t>
-      </w:r>
-      <w:r>
-        <w:rPr>
-          <w:rFonts w:asciiTheme="minorHAnsi" w:hAnsiTheme="minorHAnsi" w:cstheme="minorHAnsi"/>
-        </w:rPr>
-        <w:t>(S$</w:t>
-      </w:r>
-      <w:ins w:id="21" w:author="William Ng" w:date="2026-04-29T22:03:00Z" w16du:dateUtc="2026-04-29T14:03:00Z">
-        <w:r>
-          <w:rPr>
-            <w:rFonts w:asciiTheme="minorHAnsi" w:hAnsiTheme="minorHAnsi" w:cstheme="minorHAnsi"/>
-            <w:b/>
-            <w:bCs/>
-            <w:u w:val="single"/>
-          </w:rPr>
-          <w:t>{{</w:t>
-        </w:r>
-        <w:proofErr w:type="spellStart"/>
-        <w:r>
-          <w:rPr>
-            <w:rFonts w:asciiTheme="minorHAnsi" w:hAnsiTheme="minorHAnsi" w:cstheme="minorHAnsi"/>
-            <w:b/>
-            <w:bCs/>
-            <w:u w:val="single"/>
-          </w:rPr>
-          <w:t>transaction_price</w:t>
-        </w:r>
-        <w:proofErr w:type="spellEnd"/>
-        <w:r>
-          <w:rPr>
-            <w:rFonts w:asciiTheme="minorHAnsi" w:hAnsiTheme="minorHAnsi" w:cstheme="minorHAnsi"/>
-            <w:b/>
-            <w:bCs/>
-            <w:u w:val="single"/>
-          </w:rPr>
-          <w:t>}}</w:t>
-        </w:r>
-      </w:ins>
-      <w:del w:id="22" w:author="William Ng" w:date="2026-04-29T22:03:00Z" w16du:dateUtc="2026-04-29T14:03:00Z">
-        <w:r>
-          <w:rPr>
-            <w:rFonts w:asciiTheme="minorHAnsi" w:hAnsiTheme="minorHAnsi" w:cstheme="minorHAnsi"/>
-          </w:rPr>
-          <w:delText>____________________</w:delText>
-        </w:r>
-      </w:del>
       <w:r>
         <w:rPr>
           <w:rFonts w:asciiTheme="minorHAnsi" w:hAnsiTheme="minorHAnsi" w:cstheme="minorHAnsi"/>
@@ -789,7 +648,7 @@
         </w:rPr>
         <w:t xml:space="preserve">brokerage fee of </w:t>
       </w:r>
-      <w:ins w:id="23" w:author="William Ng" w:date="2026-04-29T22:03:00Z" w16du:dateUtc="2026-04-29T14:03:00Z">
+      <w:ins w:id="14" w:author="William Ng" w:date="2026-04-29T22:03:00Z" w16du:dateUtc="2026-04-29T14:03:00Z">
         <w:r>
           <w:rPr>
             <w:rFonts w:asciiTheme="minorHAnsi" w:hAnsiTheme="minorHAnsi" w:cstheme="minorHAnsi"/>
@@ -801,7 +660,7 @@
         </w:r>
       </w:ins>
       <w:proofErr w:type="spellStart"/>
-      <w:ins w:id="24" w:author="William Ng" w:date="2026-04-29T22:04:00Z" w16du:dateUtc="2026-04-29T14:04:00Z">
+      <w:ins w:id="15" w:author="William Ng" w:date="2026-04-29T22:04:00Z" w16du:dateUtc="2026-04-29T14:04:00Z">
         <w:r>
           <w:rPr>
             <w:rFonts w:asciiTheme="minorHAnsi" w:hAnsiTheme="minorHAnsi" w:cstheme="minorHAnsi"/>
@@ -822,7 +681,7 @@
           <w:t xml:space="preserve"> </w:t>
         </w:r>
       </w:ins>
-      <w:ins w:id="25" w:author="William Ng" w:date="2026-04-29T22:03:00Z" w16du:dateUtc="2026-04-29T14:03:00Z">
+      <w:ins w:id="16" w:author="William Ng" w:date="2026-04-29T22:03:00Z" w16du:dateUtc="2026-04-29T14:03:00Z">
         <w:r>
           <w:rPr>
             <w:rFonts w:asciiTheme="minorHAnsi" w:hAnsiTheme="minorHAnsi" w:cstheme="minorHAnsi"/>
@@ -833,14 +692,6 @@
           <w:t>}}</w:t>
         </w:r>
       </w:ins>
-      <w:del w:id="26" w:author="William Ng" w:date="2026-04-29T22:03:00Z" w16du:dateUtc="2026-04-29T14:03:00Z">
-        <w:r>
-          <w:rPr>
-            <w:rFonts w:asciiTheme="minorHAnsi" w:hAnsiTheme="minorHAnsi" w:cstheme="minorHAnsi"/>
-          </w:rPr>
-          <w:delText xml:space="preserve">_________ </w:delText>
-        </w:r>
-      </w:del>
       <w:r>
         <w:rPr>
           <w:rFonts w:asciiTheme="minorHAnsi" w:hAnsiTheme="minorHAnsi" w:cstheme="minorHAnsi"/>
@@ -891,7 +742,7 @@
         </w:rPr>
         <w:t xml:space="preserve">”), totaling an amount of </w:t>
       </w:r>
-      <w:ins w:id="27" w:author="William Ng" w:date="2026-04-29T22:04:00Z" w16du:dateUtc="2026-04-29T14:04:00Z">
+      <w:ins w:id="17" w:author="William Ng" w:date="2026-04-29T22:04:00Z" w16du:dateUtc="2026-04-29T14:04:00Z">
         <w:r>
           <w:rPr>
             <w:rFonts w:asciiTheme="minorHAnsi" w:hAnsiTheme="minorHAnsi" w:cstheme="minorHAnsi"/>
@@ -922,14 +773,6 @@
           <w:t>}}</w:t>
         </w:r>
       </w:ins>
-      <w:del w:id="28" w:author="William Ng" w:date="2026-04-29T22:04:00Z" w16du:dateUtc="2026-04-29T14:04:00Z">
-        <w:r>
-          <w:rPr>
-            <w:rFonts w:asciiTheme="minorHAnsi" w:hAnsiTheme="minorHAnsi" w:cstheme="minorHAnsi"/>
-          </w:rPr>
-          <w:delText>__________________________</w:delText>
-        </w:r>
-      </w:del>
       <w:r>
         <w:rPr>
           <w:rFonts w:asciiTheme="minorHAnsi" w:hAnsiTheme="minorHAnsi" w:cstheme="minorHAnsi"/>
@@ -1215,46 +1058,225 @@
           <w:insideV w:val="none" w:sz="0" w:space="0" w:color="auto"/>
         </w:tblBorders>
         <w:tblLook w:val="04A0" w:firstRow="1" w:lastRow="0" w:firstColumn="1" w:lastColumn="0" w:noHBand="0" w:noVBand="1"/>
-        <w:tblPrChange w:id="29" w:author="William Ng" w:date="2026-04-29T22:06:00Z" w16du:dateUtc="2026-04-29T14:06:00Z">
-          <w:tblPr>
-            <w:tblStyle w:val="TableGrid"/>
-            <w:tblW w:w="0" w:type="auto"/>
-            <w:tblInd w:w="709" w:type="dxa"/>
-            <w:tblLook w:val="04A0" w:firstRow="1" w:lastRow="0" w:firstColumn="1" w:lastColumn="0" w:noHBand="0" w:noVBand="1"/>
-          </w:tblPr>
-        </w:tblPrChange>
       </w:tblPr>
       <w:tblGrid>
         <w:gridCol w:w="4874"/>
         <w:gridCol w:w="4874"/>
-        <w:tblGridChange w:id="30">
-          <w:tblGrid>
-            <w:gridCol w:w="5"/>
-            <w:gridCol w:w="4869"/>
-            <w:gridCol w:w="5"/>
-            <w:gridCol w:w="4869"/>
-            <w:gridCol w:w="5"/>
-          </w:tblGrid>
-        </w:tblGridChange>
       </w:tblGrid>
       <w:tr>
         <w:trPr>
-          <w:ins w:id="31" w:author="William Ng" w:date="2026-04-29T22:05:00Z" w16du:dateUtc="2026-04-29T14:05:00Z"/>
-          <w:trPrChange w:id="32" w:author="William Ng" w:date="2026-04-29T22:06:00Z" w16du:dateUtc="2026-04-29T14:06:00Z">
-            <w:trPr>
-              <w:gridBefore w:val="1"/>
-            </w:trPr>
-          </w:trPrChange>
+          <w:ins w:id="18" w:author="William Ng" w:date="2026-04-29T22:05:00Z"/>
         </w:trPr>
         <w:tc>
           <w:tcPr>
             <w:tcW w:w="4874" w:type="dxa"/>
-            <w:tcPrChange w:id="33" w:author="William Ng" w:date="2026-04-29T22:06:00Z" w16du:dateUtc="2026-04-29T14:06:00Z">
-              <w:tcPr>
-                <w:tcW w:w="4874" w:type="dxa"/>
-                <w:gridSpan w:val="2"/>
-              </w:tcPr>
-            </w:tcPrChange>
+          </w:tcPr>
+          <w:p>
+            <w:pPr>
+              <w:spacing w:line="360" w:lineRule="auto"/>
+              <w:rPr>
+                <w:ins w:id="19" w:author="William Ng" w:date="2026-04-29T22:05:00Z" w16du:dateUtc="2026-04-29T14:05:00Z"/>
+                <w:rFonts w:asciiTheme="minorHAnsi" w:hAnsiTheme="minorHAnsi" w:cstheme="minorHAnsi"/>
+                <w:sz w:val="22"/>
+                <w:szCs w:val="22"/>
+              </w:rPr>
+            </w:pPr>
+            <w:ins w:id="20" w:author="William Ng" w:date="2026-04-29T22:05:00Z" w16du:dateUtc="2026-04-29T14:05:00Z">
+              <w:r>
+                <w:rPr>
+                  <w:rFonts w:asciiTheme="minorHAnsi" w:hAnsiTheme="minorHAnsi" w:cstheme="minorHAnsi"/>
+                  <w:u w:val="single"/>
+                </w:rPr>
+                <w:t>______________________________</w:t>
+              </w:r>
+            </w:ins>
+          </w:p>
+        </w:tc>
+        <w:tc>
+          <w:tcPr>
+            <w:tcW w:w="4874" w:type="dxa"/>
+          </w:tcPr>
+          <w:p>
+            <w:pPr>
+              <w:spacing w:line="360" w:lineRule="auto"/>
+              <w:rPr>
+                <w:ins w:id="21" w:author="William Ng" w:date="2026-04-29T22:05:00Z" w16du:dateUtc="2026-04-29T14:05:00Z"/>
+                <w:rFonts w:asciiTheme="minorHAnsi" w:hAnsiTheme="minorHAnsi" w:cstheme="minorHAnsi"/>
+                <w:sz w:val="22"/>
+                <w:szCs w:val="22"/>
+              </w:rPr>
+            </w:pPr>
+            <w:ins w:id="22" w:author="William Ng" w:date="2026-04-29T22:05:00Z" w16du:dateUtc="2026-04-29T14:05:00Z">
+              <w:r>
+                <w:rPr>
+                  <w:rFonts w:asciiTheme="minorHAnsi" w:hAnsiTheme="minorHAnsi" w:cstheme="minorHAnsi"/>
+                  <w:u w:val="single"/>
+                </w:rPr>
+                <w:t>______________________________</w:t>
+              </w:r>
+            </w:ins>
+          </w:p>
+        </w:tc>
+      </w:tr>
+      <w:tr>
+        <w:trPr>
+          <w:ins w:id="23" w:author="William Ng" w:date="2026-04-29T22:05:00Z"/>
+        </w:trPr>
+        <w:tc>
+          <w:tcPr>
+            <w:tcW w:w="4874" w:type="dxa"/>
+          </w:tcPr>
+          <w:p>
+            <w:pPr>
+              <w:spacing w:line="360" w:lineRule="auto"/>
+              <w:rPr>
+                <w:ins w:id="24" w:author="William Ng" w:date="2026-04-29T22:05:00Z" w16du:dateUtc="2026-04-29T14:05:00Z"/>
+                <w:rFonts w:asciiTheme="minorHAnsi" w:hAnsiTheme="minorHAnsi" w:cstheme="minorHAnsi"/>
+                <w:sz w:val="22"/>
+                <w:szCs w:val="22"/>
+              </w:rPr>
+            </w:pPr>
+            <w:ins w:id="25" w:author="William Ng" w:date="2026-04-29T22:05:00Z" w16du:dateUtc="2026-04-29T14:05:00Z">
+              <w:r>
+                <w:rPr>
+                  <w:rFonts w:asciiTheme="minorHAnsi" w:hAnsiTheme="minorHAnsi" w:cstheme="minorHAnsi"/>
+                </w:rPr>
+                <w:t>Signed for and on behalf of Estate Agent representing Seller(s)</w:t>
+              </w:r>
+            </w:ins>
+          </w:p>
+        </w:tc>
+        <w:tc>
+          <w:tcPr>
+            <w:tcW w:w="4874" w:type="dxa"/>
+          </w:tcPr>
+          <w:p>
+            <w:pPr>
+              <w:spacing w:line="360" w:lineRule="auto"/>
+              <w:rPr>
+                <w:ins w:id="26" w:author="William Ng" w:date="2026-04-29T22:05:00Z" w16du:dateUtc="2026-04-29T14:05:00Z"/>
+                <w:rFonts w:asciiTheme="minorHAnsi" w:hAnsiTheme="minorHAnsi" w:cstheme="minorHAnsi"/>
+                <w:sz w:val="22"/>
+                <w:szCs w:val="22"/>
+              </w:rPr>
+            </w:pPr>
+            <w:ins w:id="27" w:author="William Ng" w:date="2026-04-29T22:05:00Z" w16du:dateUtc="2026-04-29T14:05:00Z">
+              <w:r>
+                <w:rPr>
+                  <w:rFonts w:asciiTheme="minorHAnsi" w:hAnsiTheme="minorHAnsi" w:cstheme="minorHAnsi"/>
+                </w:rPr>
+                <w:t>Signed for and on behalf of Estate Agent representing Buyer(s)</w:t>
+              </w:r>
+            </w:ins>
+          </w:p>
+        </w:tc>
+      </w:tr>
+      <w:tr>
+        <w:trPr>
+          <w:ins w:id="28" w:author="William Ng" w:date="2026-04-29T22:05:00Z"/>
+        </w:trPr>
+        <w:tc>
+          <w:tcPr>
+            <w:tcW w:w="4874" w:type="dxa"/>
+          </w:tcPr>
+          <w:p>
+            <w:pPr>
+              <w:spacing w:line="360" w:lineRule="auto"/>
+              <w:rPr>
+                <w:ins w:id="29" w:author="William Ng" w:date="2026-04-29T22:05:00Z" w16du:dateUtc="2026-04-29T14:05:00Z"/>
+                <w:rFonts w:asciiTheme="minorHAnsi" w:hAnsiTheme="minorHAnsi" w:cstheme="minorHAnsi"/>
+                <w:sz w:val="22"/>
+                <w:szCs w:val="22"/>
+              </w:rPr>
+            </w:pPr>
+            <w:ins w:id="30" w:author="William Ng" w:date="2026-04-29T22:05:00Z" w16du:dateUtc="2026-04-29T14:05:00Z">
+              <w:r>
+                <w:rPr>
+                  <w:rFonts w:asciiTheme="minorHAnsi" w:hAnsiTheme="minorHAnsi" w:cstheme="minorHAnsi"/>
+                </w:rPr>
+                <w:t xml:space="preserve">Name: </w:t>
+              </w:r>
+              <w:r>
+                <w:rPr>
+                  <w:rFonts w:asciiTheme="minorHAnsi" w:hAnsiTheme="minorHAnsi" w:cstheme="minorHAnsi"/>
+                  <w:u w:val="single"/>
+                </w:rPr>
+                <w:t>{{</w:t>
+              </w:r>
+              <w:proofErr w:type="spellStart"/>
+              <w:r>
+                <w:rPr>
+                  <w:rFonts w:asciiTheme="minorHAnsi" w:hAnsiTheme="minorHAnsi" w:cstheme="minorHAnsi"/>
+                  <w:u w:val="single"/>
+                </w:rPr>
+                <w:t>cobroke_agent_name</w:t>
+              </w:r>
+              <w:proofErr w:type="spellEnd"/>
+              <w:r>
+                <w:rPr>
+                  <w:rFonts w:asciiTheme="minorHAnsi" w:hAnsiTheme="minorHAnsi" w:cstheme="minorHAnsi"/>
+                  <w:u w:val="single"/>
+                </w:rPr>
+                <w:t>}}</w:t>
+              </w:r>
+            </w:ins>
+          </w:p>
+        </w:tc>
+        <w:tc>
+          <w:tcPr>
+            <w:tcW w:w="4874" w:type="dxa"/>
+          </w:tcPr>
+          <w:p>
+            <w:pPr>
+              <w:spacing w:line="360" w:lineRule="auto"/>
+              <w:rPr>
+                <w:ins w:id="31" w:author="William Ng" w:date="2026-04-29T22:05:00Z" w16du:dateUtc="2026-04-29T14:05:00Z"/>
+                <w:rFonts w:asciiTheme="minorHAnsi" w:hAnsiTheme="minorHAnsi" w:cstheme="minorHAnsi"/>
+                <w:sz w:val="22"/>
+                <w:szCs w:val="22"/>
+              </w:rPr>
+            </w:pPr>
+            <w:ins w:id="32" w:author="William Ng" w:date="2026-04-29T22:05:00Z" w16du:dateUtc="2026-04-29T14:05:00Z">
+              <w:r>
+                <w:rPr>
+                  <w:rFonts w:asciiTheme="minorHAnsi" w:hAnsiTheme="minorHAnsi" w:cstheme="minorHAnsi"/>
+                </w:rPr>
+                <w:t xml:space="preserve">Name: </w:t>
+              </w:r>
+              <w:r>
+                <w:rPr>
+                  <w:rFonts w:asciiTheme="minorHAnsi" w:hAnsiTheme="minorHAnsi" w:cstheme="minorHAnsi"/>
+                  <w:u w:val="single"/>
+                </w:rPr>
+                <w:t>{{</w:t>
+              </w:r>
+              <w:proofErr w:type="spellStart"/>
+              <w:r>
+                <w:rPr>
+                  <w:rFonts w:asciiTheme="minorHAnsi" w:hAnsiTheme="minorHAnsi" w:cstheme="minorHAnsi"/>
+                  <w:u w:val="single"/>
+                </w:rPr>
+                <w:t>agent_name</w:t>
+              </w:r>
+              <w:proofErr w:type="spellEnd"/>
+              <w:r>
+                <w:rPr>
+                  <w:rFonts w:asciiTheme="minorHAnsi" w:hAnsiTheme="minorHAnsi" w:cstheme="minorHAnsi"/>
+                  <w:u w:val="single"/>
+                </w:rPr>
+                <w:t>}}</w:t>
+              </w:r>
+            </w:ins>
+          </w:p>
+        </w:tc>
+      </w:tr>
+      <w:tr>
+        <w:trPr>
+          <w:ins w:id="33" w:author="William Ng" w:date="2026-04-29T22:05:00Z"/>
+        </w:trPr>
+        <w:tc>
+          <w:tcPr>
+            <w:tcW w:w="4874" w:type="dxa"/>
           </w:tcPr>
           <w:p>
             <w:pPr>
@@ -1264,288 +1286,19 @@
                 <w:rFonts w:asciiTheme="minorHAnsi" w:hAnsiTheme="minorHAnsi" w:cstheme="minorHAnsi"/>
                 <w:sz w:val="22"/>
                 <w:szCs w:val="22"/>
-                <w:rPrChange w:id="35" w:author="William Ng" w:date="2026-04-29T22:05:00Z" w16du:dateUtc="2026-04-29T14:05:00Z">
-                  <w:rPr>
-                    <w:ins w:id="36" w:author="William Ng" w:date="2026-04-29T22:05:00Z" w16du:dateUtc="2026-04-29T14:05:00Z"/>
-                    <w:rFonts w:asciiTheme="minorHAnsi" w:hAnsiTheme="minorHAnsi" w:cstheme="minorHAnsi"/>
-                  </w:rPr>
-                </w:rPrChange>
               </w:rPr>
             </w:pPr>
-            <w:ins w:id="37" w:author="William Ng" w:date="2026-04-29T22:05:00Z" w16du:dateUtc="2026-04-29T14:05:00Z">
+            <w:ins w:id="35" w:author="William Ng" w:date="2026-04-29T22:05:00Z" w16du:dateUtc="2026-04-29T14:05:00Z">
               <w:r>
                 <w:rPr>
                   <w:rFonts w:asciiTheme="minorHAnsi" w:hAnsiTheme="minorHAnsi" w:cstheme="minorHAnsi"/>
-                  <w:sz w:val="22"/>
-                  <w:szCs w:val="22"/>
-                  <w:u w:val="single"/>
-                  <w:rPrChange w:id="38" w:author="William Ng" w:date="2026-04-29T22:05:00Z" w16du:dateUtc="2026-04-29T14:05:00Z">
-                    <w:rPr>
-                      <w:rFonts w:asciiTheme="minorHAnsi" w:hAnsiTheme="minorHAnsi" w:cstheme="minorHAnsi"/>
-                      <w:u w:val="single"/>
-                    </w:rPr>
-                  </w:rPrChange>
                 </w:rPr>
-                <w:t>______________________________</w:t>
-              </w:r>
-            </w:ins>
-          </w:p>
-        </w:tc>
-        <w:tc>
-          <w:tcPr>
-            <w:tcW w:w="4874" w:type="dxa"/>
-            <w:tcPrChange w:id="39" w:author="William Ng" w:date="2026-04-29T22:06:00Z" w16du:dateUtc="2026-04-29T14:06:00Z">
-              <w:tcPr>
-                <w:tcW w:w="4874" w:type="dxa"/>
-                <w:gridSpan w:val="2"/>
-              </w:tcPr>
-            </w:tcPrChange>
-          </w:tcPr>
-          <w:p>
-            <w:pPr>
-              <w:spacing w:line="360" w:lineRule="auto"/>
-              <w:rPr>
-                <w:ins w:id="40" w:author="William Ng" w:date="2026-04-29T22:05:00Z" w16du:dateUtc="2026-04-29T14:05:00Z"/>
-                <w:rFonts w:asciiTheme="minorHAnsi" w:hAnsiTheme="minorHAnsi" w:cstheme="minorHAnsi"/>
-                <w:sz w:val="22"/>
-                <w:szCs w:val="22"/>
-                <w:rPrChange w:id="41" w:author="William Ng" w:date="2026-04-29T22:05:00Z" w16du:dateUtc="2026-04-29T14:05:00Z">
-                  <w:rPr>
-                    <w:ins w:id="42" w:author="William Ng" w:date="2026-04-29T22:05:00Z" w16du:dateUtc="2026-04-29T14:05:00Z"/>
-                    <w:rFonts w:asciiTheme="minorHAnsi" w:hAnsiTheme="minorHAnsi" w:cstheme="minorHAnsi"/>
-                  </w:rPr>
-                </w:rPrChange>
-              </w:rPr>
-            </w:pPr>
-            <w:ins w:id="43" w:author="William Ng" w:date="2026-04-29T22:05:00Z" w16du:dateUtc="2026-04-29T14:05:00Z">
-              <w:r>
-                <w:rPr>
-                  <w:rFonts w:asciiTheme="minorHAnsi" w:hAnsiTheme="minorHAnsi" w:cstheme="minorHAnsi"/>
-                  <w:sz w:val="22"/>
-                  <w:szCs w:val="22"/>
-                  <w:u w:val="single"/>
-                  <w:rPrChange w:id="44" w:author="William Ng" w:date="2026-04-29T22:05:00Z" w16du:dateUtc="2026-04-29T14:05:00Z">
-                    <w:rPr>
-                      <w:rFonts w:asciiTheme="minorHAnsi" w:hAnsiTheme="minorHAnsi" w:cstheme="minorHAnsi"/>
-                      <w:u w:val="single"/>
-                    </w:rPr>
-                  </w:rPrChange>
-                </w:rPr>
-                <w:t>______________________________</w:t>
-              </w:r>
-            </w:ins>
-          </w:p>
-        </w:tc>
-      </w:tr>
-      <w:tr>
-        <w:trPr>
-          <w:ins w:id="45" w:author="William Ng" w:date="2026-04-29T22:05:00Z" w16du:dateUtc="2026-04-29T14:05:00Z"/>
-          <w:trPrChange w:id="46" w:author="William Ng" w:date="2026-04-29T22:06:00Z" w16du:dateUtc="2026-04-29T14:06:00Z">
-            <w:trPr>
-              <w:gridBefore w:val="1"/>
-            </w:trPr>
-          </w:trPrChange>
-        </w:trPr>
-        <w:tc>
-          <w:tcPr>
-            <w:tcW w:w="4874" w:type="dxa"/>
-            <w:tcPrChange w:id="47" w:author="William Ng" w:date="2026-04-29T22:06:00Z" w16du:dateUtc="2026-04-29T14:06:00Z">
-              <w:tcPr>
-                <w:tcW w:w="4874" w:type="dxa"/>
-                <w:gridSpan w:val="2"/>
-              </w:tcPr>
-            </w:tcPrChange>
-          </w:tcPr>
-          <w:p>
-            <w:pPr>
-              <w:spacing w:line="360" w:lineRule="auto"/>
-              <w:rPr>
-                <w:ins w:id="48" w:author="William Ng" w:date="2026-04-29T22:05:00Z" w16du:dateUtc="2026-04-29T14:05:00Z"/>
-                <w:rFonts w:asciiTheme="minorHAnsi" w:hAnsiTheme="minorHAnsi" w:cstheme="minorHAnsi"/>
-                <w:sz w:val="22"/>
-                <w:szCs w:val="22"/>
-                <w:rPrChange w:id="49" w:author="William Ng" w:date="2026-04-29T22:05:00Z" w16du:dateUtc="2026-04-29T14:05:00Z">
-                  <w:rPr>
-                    <w:ins w:id="50" w:author="William Ng" w:date="2026-04-29T22:05:00Z" w16du:dateUtc="2026-04-29T14:05:00Z"/>
-                    <w:rFonts w:asciiTheme="minorHAnsi" w:hAnsiTheme="minorHAnsi" w:cstheme="minorHAnsi"/>
-                  </w:rPr>
-                </w:rPrChange>
-              </w:rPr>
-            </w:pPr>
-            <w:ins w:id="51" w:author="William Ng" w:date="2026-04-29T22:05:00Z" w16du:dateUtc="2026-04-29T14:05:00Z">
-              <w:r>
-                <w:rPr>
-                  <w:rFonts w:asciiTheme="minorHAnsi" w:hAnsiTheme="minorHAnsi" w:cstheme="minorHAnsi"/>
-                  <w:sz w:val="22"/>
-                  <w:szCs w:val="22"/>
-                  <w:rPrChange w:id="52" w:author="William Ng" w:date="2026-04-29T22:05:00Z" w16du:dateUtc="2026-04-29T14:05:00Z">
-                    <w:rPr>
-                      <w:rFonts w:asciiTheme="minorHAnsi" w:hAnsiTheme="minorHAnsi" w:cstheme="minorHAnsi"/>
-                    </w:rPr>
-                  </w:rPrChange>
-                </w:rPr>
-                <w:t xml:space="preserve">Signed for and on behalf of Estate Agent representing </w:t>
+                <w:t xml:space="preserve">CEA No. : </w:t>
               </w:r>
               <w:r>
                 <w:rPr>
                   <w:rFonts w:asciiTheme="minorHAnsi" w:hAnsiTheme="minorHAnsi" w:cstheme="minorHAnsi"/>
-                  <w:sz w:val="22"/>
-                  <w:szCs w:val="22"/>
-                  <w:rPrChange w:id="53" w:author="William Ng" w:date="2026-04-29T22:05:00Z" w16du:dateUtc="2026-04-29T14:05:00Z">
-                    <w:rPr>
-                      <w:rFonts w:asciiTheme="minorHAnsi" w:hAnsiTheme="minorHAnsi" w:cstheme="minorHAnsi"/>
-                    </w:rPr>
-                  </w:rPrChange>
-                </w:rPr>
-                <w:t>Seller</w:t>
-              </w:r>
-              <w:r>
-                <w:rPr>
-                  <w:rFonts w:asciiTheme="minorHAnsi" w:hAnsiTheme="minorHAnsi" w:cstheme="minorHAnsi"/>
-                  <w:sz w:val="22"/>
-                  <w:szCs w:val="22"/>
-                  <w:rPrChange w:id="54" w:author="William Ng" w:date="2026-04-29T22:05:00Z" w16du:dateUtc="2026-04-29T14:05:00Z">
-                    <w:rPr>
-                      <w:rFonts w:asciiTheme="minorHAnsi" w:hAnsiTheme="minorHAnsi" w:cstheme="minorHAnsi"/>
-                    </w:rPr>
-                  </w:rPrChange>
-                </w:rPr>
-                <w:t>(s)</w:t>
-              </w:r>
-            </w:ins>
-          </w:p>
-        </w:tc>
-        <w:tc>
-          <w:tcPr>
-            <w:tcW w:w="4874" w:type="dxa"/>
-            <w:tcPrChange w:id="55" w:author="William Ng" w:date="2026-04-29T22:06:00Z" w16du:dateUtc="2026-04-29T14:06:00Z">
-              <w:tcPr>
-                <w:tcW w:w="4874" w:type="dxa"/>
-                <w:gridSpan w:val="2"/>
-              </w:tcPr>
-            </w:tcPrChange>
-          </w:tcPr>
-          <w:p>
-            <w:pPr>
-              <w:spacing w:line="360" w:lineRule="auto"/>
-              <w:rPr>
-                <w:ins w:id="56" w:author="William Ng" w:date="2026-04-29T22:05:00Z" w16du:dateUtc="2026-04-29T14:05:00Z"/>
-                <w:rFonts w:asciiTheme="minorHAnsi" w:hAnsiTheme="minorHAnsi" w:cstheme="minorHAnsi"/>
-                <w:sz w:val="22"/>
-                <w:szCs w:val="22"/>
-                <w:rPrChange w:id="57" w:author="William Ng" w:date="2026-04-29T22:05:00Z" w16du:dateUtc="2026-04-29T14:05:00Z">
-                  <w:rPr>
-                    <w:ins w:id="58" w:author="William Ng" w:date="2026-04-29T22:05:00Z" w16du:dateUtc="2026-04-29T14:05:00Z"/>
-                    <w:rFonts w:asciiTheme="minorHAnsi" w:hAnsiTheme="minorHAnsi" w:cstheme="minorHAnsi"/>
-                  </w:rPr>
-                </w:rPrChange>
-              </w:rPr>
-            </w:pPr>
-            <w:ins w:id="59" w:author="William Ng" w:date="2026-04-29T22:05:00Z" w16du:dateUtc="2026-04-29T14:05:00Z">
-              <w:r>
-                <w:rPr>
-                  <w:rFonts w:asciiTheme="minorHAnsi" w:hAnsiTheme="minorHAnsi" w:cstheme="minorHAnsi"/>
-                  <w:sz w:val="22"/>
-                  <w:szCs w:val="22"/>
-                  <w:rPrChange w:id="60" w:author="William Ng" w:date="2026-04-29T22:05:00Z" w16du:dateUtc="2026-04-29T14:05:00Z">
-                    <w:rPr>
-                      <w:rFonts w:asciiTheme="minorHAnsi" w:hAnsiTheme="minorHAnsi" w:cstheme="minorHAnsi"/>
-                    </w:rPr>
-                  </w:rPrChange>
-                </w:rPr>
-                <w:t xml:space="preserve">Signed for and on behalf of Estate Agent representing </w:t>
-              </w:r>
-              <w:r>
-                <w:rPr>
-                  <w:rFonts w:asciiTheme="minorHAnsi" w:hAnsiTheme="minorHAnsi" w:cstheme="minorHAnsi"/>
-                  <w:sz w:val="22"/>
-                  <w:szCs w:val="22"/>
-                  <w:rPrChange w:id="61" w:author="William Ng" w:date="2026-04-29T22:05:00Z" w16du:dateUtc="2026-04-29T14:05:00Z">
-                    <w:rPr>
-                      <w:rFonts w:asciiTheme="minorHAnsi" w:hAnsiTheme="minorHAnsi" w:cstheme="minorHAnsi"/>
-                    </w:rPr>
-                  </w:rPrChange>
-                </w:rPr>
-                <w:t>Buyer</w:t>
-              </w:r>
-              <w:r>
-                <w:rPr>
-                  <w:rFonts w:asciiTheme="minorHAnsi" w:hAnsiTheme="minorHAnsi" w:cstheme="minorHAnsi"/>
-                  <w:sz w:val="22"/>
-                  <w:szCs w:val="22"/>
-                  <w:rPrChange w:id="62" w:author="William Ng" w:date="2026-04-29T22:05:00Z" w16du:dateUtc="2026-04-29T14:05:00Z">
-                    <w:rPr>
-                      <w:rFonts w:asciiTheme="minorHAnsi" w:hAnsiTheme="minorHAnsi" w:cstheme="minorHAnsi"/>
-                    </w:rPr>
-                  </w:rPrChange>
-                </w:rPr>
-                <w:t>(s)</w:t>
-              </w:r>
-            </w:ins>
-          </w:p>
-        </w:tc>
-      </w:tr>
-      <w:tr>
-        <w:trPr>
-          <w:ins w:id="63" w:author="William Ng" w:date="2026-04-29T22:05:00Z" w16du:dateUtc="2026-04-29T14:05:00Z"/>
-          <w:trPrChange w:id="64" w:author="William Ng" w:date="2026-04-29T22:06:00Z" w16du:dateUtc="2026-04-29T14:06:00Z">
-            <w:trPr>
-              <w:gridBefore w:val="1"/>
-            </w:trPr>
-          </w:trPrChange>
-        </w:trPr>
-        <w:tc>
-          <w:tcPr>
-            <w:tcW w:w="4874" w:type="dxa"/>
-            <w:tcPrChange w:id="65" w:author="William Ng" w:date="2026-04-29T22:06:00Z" w16du:dateUtc="2026-04-29T14:06:00Z">
-              <w:tcPr>
-                <w:tcW w:w="4874" w:type="dxa"/>
-                <w:gridSpan w:val="2"/>
-              </w:tcPr>
-            </w:tcPrChange>
-          </w:tcPr>
-          <w:p>
-            <w:pPr>
-              <w:spacing w:line="360" w:lineRule="auto"/>
-              <w:rPr>
-                <w:ins w:id="66" w:author="William Ng" w:date="2026-04-29T22:05:00Z" w16du:dateUtc="2026-04-29T14:05:00Z"/>
-                <w:rFonts w:asciiTheme="minorHAnsi" w:hAnsiTheme="minorHAnsi" w:cstheme="minorHAnsi"/>
-                <w:sz w:val="22"/>
-                <w:szCs w:val="22"/>
-                <w:rPrChange w:id="67" w:author="William Ng" w:date="2026-04-29T22:05:00Z" w16du:dateUtc="2026-04-29T14:05:00Z">
-                  <w:rPr>
-                    <w:ins w:id="68" w:author="William Ng" w:date="2026-04-29T22:05:00Z" w16du:dateUtc="2026-04-29T14:05:00Z"/>
-                    <w:rFonts w:asciiTheme="minorHAnsi" w:hAnsiTheme="minorHAnsi" w:cstheme="minorHAnsi"/>
-                  </w:rPr>
-                </w:rPrChange>
-              </w:rPr>
-            </w:pPr>
-            <w:ins w:id="69" w:author="William Ng" w:date="2026-04-29T22:05:00Z" w16du:dateUtc="2026-04-29T14:05:00Z">
-              <w:r>
-                <w:rPr>
-                  <w:rFonts w:asciiTheme="minorHAnsi" w:hAnsiTheme="minorHAnsi" w:cstheme="minorHAnsi"/>
-                  <w:sz w:val="22"/>
-                  <w:szCs w:val="22"/>
-                  <w:rPrChange w:id="70" w:author="William Ng" w:date="2026-04-29T22:05:00Z" w16du:dateUtc="2026-04-29T14:05:00Z">
-                    <w:rPr>
-                      <w:rFonts w:asciiTheme="minorHAnsi" w:hAnsiTheme="minorHAnsi" w:cstheme="minorHAnsi"/>
-                    </w:rPr>
-                  </w:rPrChange>
-                </w:rPr>
-                <w:t xml:space="preserve">Name: </w:t>
-              </w:r>
-              <w:r>
-                <w:rPr>
-                  <w:rFonts w:asciiTheme="minorHAnsi" w:hAnsiTheme="minorHAnsi" w:cstheme="minorHAnsi"/>
-                  <w:sz w:val="22"/>
-                  <w:szCs w:val="22"/>
                   <w:u w:val="single"/>
-                  <w:rPrChange w:id="71" w:author="William Ng" w:date="2026-04-29T22:05:00Z" w16du:dateUtc="2026-04-29T14:05:00Z">
-                    <w:rPr>
-                      <w:rFonts w:asciiTheme="minorHAnsi" w:hAnsiTheme="minorHAnsi" w:cstheme="minorHAnsi"/>
-                      <w:u w:val="single"/>
-                    </w:rPr>
-                  </w:rPrChange>
                 </w:rPr>
                 <w:t>{{</w:t>
               </w:r>
@@ -1553,31 +1306,15 @@
               <w:r>
                 <w:rPr>
                   <w:rFonts w:asciiTheme="minorHAnsi" w:hAnsiTheme="minorHAnsi" w:cstheme="minorHAnsi"/>
-                  <w:sz w:val="22"/>
-                  <w:szCs w:val="22"/>
                   <w:u w:val="single"/>
-                  <w:rPrChange w:id="72" w:author="William Ng" w:date="2026-04-29T22:05:00Z" w16du:dateUtc="2026-04-29T14:05:00Z">
-                    <w:rPr>
-                      <w:rFonts w:asciiTheme="minorHAnsi" w:hAnsiTheme="minorHAnsi" w:cstheme="minorHAnsi"/>
-                      <w:u w:val="single"/>
-                    </w:rPr>
-                  </w:rPrChange>
                 </w:rPr>
-                <w:t>cobroke_agent_name</w:t>
+                <w:t>cobroke_agent_cea</w:t>
               </w:r>
               <w:proofErr w:type="spellEnd"/>
               <w:r>
                 <w:rPr>
                   <w:rFonts w:asciiTheme="minorHAnsi" w:hAnsiTheme="minorHAnsi" w:cstheme="minorHAnsi"/>
-                  <w:sz w:val="22"/>
-                  <w:szCs w:val="22"/>
                   <w:u w:val="single"/>
-                  <w:rPrChange w:id="73" w:author="William Ng" w:date="2026-04-29T22:05:00Z" w16du:dateUtc="2026-04-29T14:05:00Z">
-                    <w:rPr>
-                      <w:rFonts w:asciiTheme="minorHAnsi" w:hAnsiTheme="minorHAnsi" w:cstheme="minorHAnsi"/>
-                      <w:u w:val="single"/>
-                    </w:rPr>
-                  </w:rPrChange>
                 </w:rPr>
                 <w:t>}}</w:t>
               </w:r>
@@ -1587,55 +1324,28 @@
         <w:tc>
           <w:tcPr>
             <w:tcW w:w="4874" w:type="dxa"/>
-            <w:tcPrChange w:id="74" w:author="William Ng" w:date="2026-04-29T22:06:00Z" w16du:dateUtc="2026-04-29T14:06:00Z">
-              <w:tcPr>
-                <w:tcW w:w="4874" w:type="dxa"/>
-                <w:gridSpan w:val="2"/>
-              </w:tcPr>
-            </w:tcPrChange>
           </w:tcPr>
           <w:p>
             <w:pPr>
               <w:spacing w:line="360" w:lineRule="auto"/>
               <w:rPr>
-                <w:ins w:id="75" w:author="William Ng" w:date="2026-04-29T22:05:00Z" w16du:dateUtc="2026-04-29T14:05:00Z"/>
+                <w:ins w:id="36" w:author="William Ng" w:date="2026-04-29T22:05:00Z" w16du:dateUtc="2026-04-29T14:05:00Z"/>
                 <w:rFonts w:asciiTheme="minorHAnsi" w:hAnsiTheme="minorHAnsi" w:cstheme="minorHAnsi"/>
                 <w:sz w:val="22"/>
                 <w:szCs w:val="22"/>
-                <w:rPrChange w:id="76" w:author="William Ng" w:date="2026-04-29T22:05:00Z" w16du:dateUtc="2026-04-29T14:05:00Z">
-                  <w:rPr>
-                    <w:ins w:id="77" w:author="William Ng" w:date="2026-04-29T22:05:00Z" w16du:dateUtc="2026-04-29T14:05:00Z"/>
-                    <w:rFonts w:asciiTheme="minorHAnsi" w:hAnsiTheme="minorHAnsi" w:cstheme="minorHAnsi"/>
-                  </w:rPr>
-                </w:rPrChange>
               </w:rPr>
             </w:pPr>
-            <w:ins w:id="78" w:author="William Ng" w:date="2026-04-29T22:05:00Z" w16du:dateUtc="2026-04-29T14:05:00Z">
+            <w:ins w:id="37" w:author="William Ng" w:date="2026-04-29T22:05:00Z" w16du:dateUtc="2026-04-29T14:05:00Z">
               <w:r>
                 <w:rPr>
                   <w:rFonts w:asciiTheme="minorHAnsi" w:hAnsiTheme="minorHAnsi" w:cstheme="minorHAnsi"/>
-                  <w:sz w:val="22"/>
-                  <w:szCs w:val="22"/>
-                  <w:rPrChange w:id="79" w:author="William Ng" w:date="2026-04-29T22:05:00Z" w16du:dateUtc="2026-04-29T14:05:00Z">
-                    <w:rPr>
-                      <w:rFonts w:asciiTheme="minorHAnsi" w:hAnsiTheme="minorHAnsi" w:cstheme="minorHAnsi"/>
-                    </w:rPr>
-                  </w:rPrChange>
                 </w:rPr>
-                <w:t xml:space="preserve">Name: </w:t>
+                <w:t xml:space="preserve">CEA No. : </w:t>
               </w:r>
               <w:r>
                 <w:rPr>
                   <w:rFonts w:asciiTheme="minorHAnsi" w:hAnsiTheme="minorHAnsi" w:cstheme="minorHAnsi"/>
-                  <w:sz w:val="22"/>
-                  <w:szCs w:val="22"/>
                   <w:u w:val="single"/>
-                  <w:rPrChange w:id="80" w:author="William Ng" w:date="2026-04-29T22:05:00Z" w16du:dateUtc="2026-04-29T14:05:00Z">
-                    <w:rPr>
-                      <w:rFonts w:asciiTheme="minorHAnsi" w:hAnsiTheme="minorHAnsi" w:cstheme="minorHAnsi"/>
-                      <w:u w:val="single"/>
-                    </w:rPr>
-                  </w:rPrChange>
                 </w:rPr>
                 <w:t>{{</w:t>
               </w:r>
@@ -1643,31 +1353,15 @@
               <w:r>
                 <w:rPr>
                   <w:rFonts w:asciiTheme="minorHAnsi" w:hAnsiTheme="minorHAnsi" w:cstheme="minorHAnsi"/>
-                  <w:sz w:val="22"/>
-                  <w:szCs w:val="22"/>
                   <w:u w:val="single"/>
-                  <w:rPrChange w:id="81" w:author="William Ng" w:date="2026-04-29T22:05:00Z" w16du:dateUtc="2026-04-29T14:05:00Z">
-                    <w:rPr>
-                      <w:rFonts w:asciiTheme="minorHAnsi" w:hAnsiTheme="minorHAnsi" w:cstheme="minorHAnsi"/>
-                      <w:u w:val="single"/>
-                    </w:rPr>
-                  </w:rPrChange>
                 </w:rPr>
-                <w:t>agent_name</w:t>
+                <w:t>agent_cea_reg</w:t>
               </w:r>
               <w:proofErr w:type="spellEnd"/>
               <w:r>
                 <w:rPr>
                   <w:rFonts w:asciiTheme="minorHAnsi" w:hAnsiTheme="minorHAnsi" w:cstheme="minorHAnsi"/>
-                  <w:sz w:val="22"/>
-                  <w:szCs w:val="22"/>
                   <w:u w:val="single"/>
-                  <w:rPrChange w:id="82" w:author="William Ng" w:date="2026-04-29T22:05:00Z" w16du:dateUtc="2026-04-29T14:05:00Z">
-                    <w:rPr>
-                      <w:rFonts w:asciiTheme="minorHAnsi" w:hAnsiTheme="minorHAnsi" w:cstheme="minorHAnsi"/>
-                      <w:u w:val="single"/>
-                    </w:rPr>
-                  </w:rPrChange>
                 </w:rPr>
                 <w:t>}}</w:t>
               </w:r>
@@ -1677,65 +1371,33 @@
       </w:tr>
       <w:tr>
         <w:trPr>
-          <w:ins w:id="83" w:author="William Ng" w:date="2026-04-29T22:05:00Z" w16du:dateUtc="2026-04-29T14:05:00Z"/>
-          <w:trPrChange w:id="84" w:author="William Ng" w:date="2026-04-29T22:06:00Z" w16du:dateUtc="2026-04-29T14:06:00Z">
-            <w:trPr>
-              <w:gridBefore w:val="1"/>
-            </w:trPr>
-          </w:trPrChange>
+          <w:ins w:id="38" w:author="William Ng" w:date="2026-04-29T22:05:00Z"/>
         </w:trPr>
         <w:tc>
           <w:tcPr>
             <w:tcW w:w="4874" w:type="dxa"/>
-            <w:tcPrChange w:id="85" w:author="William Ng" w:date="2026-04-29T22:06:00Z" w16du:dateUtc="2026-04-29T14:06:00Z">
-              <w:tcPr>
-                <w:tcW w:w="4874" w:type="dxa"/>
-                <w:gridSpan w:val="2"/>
-              </w:tcPr>
-            </w:tcPrChange>
           </w:tcPr>
           <w:p>
             <w:pPr>
               <w:spacing w:line="360" w:lineRule="auto"/>
               <w:rPr>
-                <w:ins w:id="86" w:author="William Ng" w:date="2026-04-29T22:05:00Z" w16du:dateUtc="2026-04-29T14:05:00Z"/>
+                <w:ins w:id="39" w:author="William Ng" w:date="2026-04-29T22:05:00Z" w16du:dateUtc="2026-04-29T14:05:00Z"/>
                 <w:rFonts w:asciiTheme="minorHAnsi" w:hAnsiTheme="minorHAnsi" w:cstheme="minorHAnsi"/>
                 <w:sz w:val="22"/>
                 <w:szCs w:val="22"/>
-                <w:rPrChange w:id="87" w:author="William Ng" w:date="2026-04-29T22:05:00Z" w16du:dateUtc="2026-04-29T14:05:00Z">
-                  <w:rPr>
-                    <w:ins w:id="88" w:author="William Ng" w:date="2026-04-29T22:05:00Z" w16du:dateUtc="2026-04-29T14:05:00Z"/>
-                    <w:rFonts w:asciiTheme="minorHAnsi" w:hAnsiTheme="minorHAnsi" w:cstheme="minorHAnsi"/>
-                  </w:rPr>
-                </w:rPrChange>
               </w:rPr>
             </w:pPr>
-            <w:ins w:id="89" w:author="William Ng" w:date="2026-04-29T22:05:00Z" w16du:dateUtc="2026-04-29T14:05:00Z">
+            <w:ins w:id="40" w:author="William Ng" w:date="2026-04-29T22:05:00Z" w16du:dateUtc="2026-04-29T14:05:00Z">
               <w:r>
                 <w:rPr>
                   <w:rFonts w:asciiTheme="minorHAnsi" w:hAnsiTheme="minorHAnsi" w:cstheme="minorHAnsi"/>
-                  <w:sz w:val="22"/>
-                  <w:szCs w:val="22"/>
-                  <w:rPrChange w:id="90" w:author="William Ng" w:date="2026-04-29T22:05:00Z" w16du:dateUtc="2026-04-29T14:05:00Z">
-                    <w:rPr>
-                      <w:rFonts w:asciiTheme="minorHAnsi" w:hAnsiTheme="minorHAnsi" w:cstheme="minorHAnsi"/>
-                    </w:rPr>
-                  </w:rPrChange>
                 </w:rPr>
-                <w:t xml:space="preserve">CEA No. : </w:t>
+                <w:t xml:space="preserve">Mobile: </w:t>
               </w:r>
               <w:r>
                 <w:rPr>
                   <w:rFonts w:asciiTheme="minorHAnsi" w:hAnsiTheme="minorHAnsi" w:cstheme="minorHAnsi"/>
-                  <w:sz w:val="22"/>
-                  <w:szCs w:val="22"/>
                   <w:u w:val="single"/>
-                  <w:rPrChange w:id="91" w:author="William Ng" w:date="2026-04-29T22:05:00Z" w16du:dateUtc="2026-04-29T14:05:00Z">
-                    <w:rPr>
-                      <w:rFonts w:asciiTheme="minorHAnsi" w:hAnsiTheme="minorHAnsi" w:cstheme="minorHAnsi"/>
-                      <w:u w:val="single"/>
-                    </w:rPr>
-                  </w:rPrChange>
                 </w:rPr>
                 <w:t>{{</w:t>
               </w:r>
@@ -1743,31 +1405,15 @@
               <w:r>
                 <w:rPr>
                   <w:rFonts w:asciiTheme="minorHAnsi" w:hAnsiTheme="minorHAnsi" w:cstheme="minorHAnsi"/>
-                  <w:sz w:val="22"/>
-                  <w:szCs w:val="22"/>
                   <w:u w:val="single"/>
-                  <w:rPrChange w:id="92" w:author="William Ng" w:date="2026-04-29T22:05:00Z" w16du:dateUtc="2026-04-29T14:05:00Z">
-                    <w:rPr>
-                      <w:rFonts w:asciiTheme="minorHAnsi" w:hAnsiTheme="minorHAnsi" w:cstheme="minorHAnsi"/>
-                      <w:u w:val="single"/>
-                    </w:rPr>
-                  </w:rPrChange>
                 </w:rPr>
-                <w:t>cobroke_agent_cea</w:t>
+                <w:t>cobroke_agent_mobile</w:t>
               </w:r>
               <w:proofErr w:type="spellEnd"/>
               <w:r>
                 <w:rPr>
                   <w:rFonts w:asciiTheme="minorHAnsi" w:hAnsiTheme="minorHAnsi" w:cstheme="minorHAnsi"/>
-                  <w:sz w:val="22"/>
-                  <w:szCs w:val="22"/>
                   <w:u w:val="single"/>
-                  <w:rPrChange w:id="93" w:author="William Ng" w:date="2026-04-29T22:05:00Z" w16du:dateUtc="2026-04-29T14:05:00Z">
-                    <w:rPr>
-                      <w:rFonts w:asciiTheme="minorHAnsi" w:hAnsiTheme="minorHAnsi" w:cstheme="minorHAnsi"/>
-                      <w:u w:val="single"/>
-                    </w:rPr>
-                  </w:rPrChange>
                 </w:rPr>
                 <w:t>}}</w:t>
               </w:r>
@@ -1777,55 +1423,28 @@
         <w:tc>
           <w:tcPr>
             <w:tcW w:w="4874" w:type="dxa"/>
-            <w:tcPrChange w:id="94" w:author="William Ng" w:date="2026-04-29T22:06:00Z" w16du:dateUtc="2026-04-29T14:06:00Z">
-              <w:tcPr>
-                <w:tcW w:w="4874" w:type="dxa"/>
-                <w:gridSpan w:val="2"/>
-              </w:tcPr>
-            </w:tcPrChange>
           </w:tcPr>
           <w:p>
             <w:pPr>
               <w:spacing w:line="360" w:lineRule="auto"/>
               <w:rPr>
-                <w:ins w:id="95" w:author="William Ng" w:date="2026-04-29T22:05:00Z" w16du:dateUtc="2026-04-29T14:05:00Z"/>
+                <w:ins w:id="41" w:author="William Ng" w:date="2026-04-29T22:05:00Z" w16du:dateUtc="2026-04-29T14:05:00Z"/>
                 <w:rFonts w:asciiTheme="minorHAnsi" w:hAnsiTheme="minorHAnsi" w:cstheme="minorHAnsi"/>
                 <w:sz w:val="22"/>
                 <w:szCs w:val="22"/>
-                <w:rPrChange w:id="96" w:author="William Ng" w:date="2026-04-29T22:05:00Z" w16du:dateUtc="2026-04-29T14:05:00Z">
-                  <w:rPr>
-                    <w:ins w:id="97" w:author="William Ng" w:date="2026-04-29T22:05:00Z" w16du:dateUtc="2026-04-29T14:05:00Z"/>
-                    <w:rFonts w:asciiTheme="minorHAnsi" w:hAnsiTheme="minorHAnsi" w:cstheme="minorHAnsi"/>
-                  </w:rPr>
-                </w:rPrChange>
               </w:rPr>
             </w:pPr>
-            <w:ins w:id="98" w:author="William Ng" w:date="2026-04-29T22:05:00Z" w16du:dateUtc="2026-04-29T14:05:00Z">
+            <w:ins w:id="42" w:author="William Ng" w:date="2026-04-29T22:05:00Z" w16du:dateUtc="2026-04-29T14:05:00Z">
               <w:r>
                 <w:rPr>
                   <w:rFonts w:asciiTheme="minorHAnsi" w:hAnsiTheme="minorHAnsi" w:cstheme="minorHAnsi"/>
-                  <w:sz w:val="22"/>
-                  <w:szCs w:val="22"/>
-                  <w:rPrChange w:id="99" w:author="William Ng" w:date="2026-04-29T22:05:00Z" w16du:dateUtc="2026-04-29T14:05:00Z">
-                    <w:rPr>
-                      <w:rFonts w:asciiTheme="minorHAnsi" w:hAnsiTheme="minorHAnsi" w:cstheme="minorHAnsi"/>
-                    </w:rPr>
-                  </w:rPrChange>
                 </w:rPr>
-                <w:t xml:space="preserve">CEA No. : </w:t>
+                <w:t xml:space="preserve">Mobile: </w:t>
               </w:r>
               <w:r>
                 <w:rPr>
                   <w:rFonts w:asciiTheme="minorHAnsi" w:hAnsiTheme="minorHAnsi" w:cstheme="minorHAnsi"/>
-                  <w:sz w:val="22"/>
-                  <w:szCs w:val="22"/>
                   <w:u w:val="single"/>
-                  <w:rPrChange w:id="100" w:author="William Ng" w:date="2026-04-29T22:05:00Z" w16du:dateUtc="2026-04-29T14:05:00Z">
-                    <w:rPr>
-                      <w:rFonts w:asciiTheme="minorHAnsi" w:hAnsiTheme="minorHAnsi" w:cstheme="minorHAnsi"/>
-                      <w:u w:val="single"/>
-                    </w:rPr>
-                  </w:rPrChange>
                 </w:rPr>
                 <w:t>{{</w:t>
               </w:r>
@@ -1833,205 +1452,7 @@
               <w:r>
                 <w:rPr>
                   <w:rFonts w:asciiTheme="minorHAnsi" w:hAnsiTheme="minorHAnsi" w:cstheme="minorHAnsi"/>
-                  <w:sz w:val="22"/>
-                  <w:szCs w:val="22"/>
                   <w:u w:val="single"/>
-                  <w:rPrChange w:id="101" w:author="William Ng" w:date="2026-04-29T22:05:00Z" w16du:dateUtc="2026-04-29T14:05:00Z">
-                    <w:rPr>
-                      <w:rFonts w:asciiTheme="minorHAnsi" w:hAnsiTheme="minorHAnsi" w:cstheme="minorHAnsi"/>
-                      <w:u w:val="single"/>
-                    </w:rPr>
-                  </w:rPrChange>
-                </w:rPr>
-                <w:t>agent_cea_reg</w:t>
-              </w:r>
-              <w:proofErr w:type="spellEnd"/>
-              <w:r>
-                <w:rPr>
-                  <w:rFonts w:asciiTheme="minorHAnsi" w:hAnsiTheme="minorHAnsi" w:cstheme="minorHAnsi"/>
-                  <w:sz w:val="22"/>
-                  <w:szCs w:val="22"/>
-                  <w:u w:val="single"/>
-                  <w:rPrChange w:id="102" w:author="William Ng" w:date="2026-04-29T22:05:00Z" w16du:dateUtc="2026-04-29T14:05:00Z">
-                    <w:rPr>
-                      <w:rFonts w:asciiTheme="minorHAnsi" w:hAnsiTheme="minorHAnsi" w:cstheme="minorHAnsi"/>
-                      <w:u w:val="single"/>
-                    </w:rPr>
-                  </w:rPrChange>
-                </w:rPr>
-                <w:t>}}</w:t>
-              </w:r>
-            </w:ins>
-          </w:p>
-        </w:tc>
-      </w:tr>
-      <w:tr>
-        <w:trPr>
-          <w:ins w:id="103" w:author="William Ng" w:date="2026-04-29T22:05:00Z" w16du:dateUtc="2026-04-29T14:05:00Z"/>
-          <w:trPrChange w:id="104" w:author="William Ng" w:date="2026-04-29T22:06:00Z" w16du:dateUtc="2026-04-29T14:06:00Z">
-            <w:trPr>
-              <w:gridBefore w:val="1"/>
-            </w:trPr>
-          </w:trPrChange>
-        </w:trPr>
-        <w:tc>
-          <w:tcPr>
-            <w:tcW w:w="4874" w:type="dxa"/>
-            <w:tcPrChange w:id="105" w:author="William Ng" w:date="2026-04-29T22:06:00Z" w16du:dateUtc="2026-04-29T14:06:00Z">
-              <w:tcPr>
-                <w:tcW w:w="4874" w:type="dxa"/>
-                <w:gridSpan w:val="2"/>
-              </w:tcPr>
-            </w:tcPrChange>
-          </w:tcPr>
-          <w:p>
-            <w:pPr>
-              <w:spacing w:line="360" w:lineRule="auto"/>
-              <w:rPr>
-                <w:ins w:id="106" w:author="William Ng" w:date="2026-04-29T22:05:00Z" w16du:dateUtc="2026-04-29T14:05:00Z"/>
-                <w:rFonts w:asciiTheme="minorHAnsi" w:hAnsiTheme="minorHAnsi" w:cstheme="minorHAnsi"/>
-                <w:sz w:val="22"/>
-                <w:szCs w:val="22"/>
-                <w:rPrChange w:id="107" w:author="William Ng" w:date="2026-04-29T22:05:00Z" w16du:dateUtc="2026-04-29T14:05:00Z">
-                  <w:rPr>
-                    <w:ins w:id="108" w:author="William Ng" w:date="2026-04-29T22:05:00Z" w16du:dateUtc="2026-04-29T14:05:00Z"/>
-                    <w:rFonts w:asciiTheme="minorHAnsi" w:hAnsiTheme="minorHAnsi" w:cstheme="minorHAnsi"/>
-                  </w:rPr>
-                </w:rPrChange>
-              </w:rPr>
-            </w:pPr>
-            <w:ins w:id="109" w:author="William Ng" w:date="2026-04-29T22:05:00Z" w16du:dateUtc="2026-04-29T14:05:00Z">
-              <w:r>
-                <w:rPr>
-                  <w:rFonts w:asciiTheme="minorHAnsi" w:hAnsiTheme="minorHAnsi" w:cstheme="minorHAnsi"/>
-                  <w:sz w:val="22"/>
-                  <w:szCs w:val="22"/>
-                  <w:rPrChange w:id="110" w:author="William Ng" w:date="2026-04-29T22:05:00Z" w16du:dateUtc="2026-04-29T14:05:00Z">
-                    <w:rPr>
-                      <w:rFonts w:asciiTheme="minorHAnsi" w:hAnsiTheme="minorHAnsi" w:cstheme="minorHAnsi"/>
-                    </w:rPr>
-                  </w:rPrChange>
-                </w:rPr>
-                <w:t xml:space="preserve">Mobile: </w:t>
-              </w:r>
-              <w:r>
-                <w:rPr>
-                  <w:rFonts w:asciiTheme="minorHAnsi" w:hAnsiTheme="minorHAnsi" w:cstheme="minorHAnsi"/>
-                  <w:sz w:val="22"/>
-                  <w:szCs w:val="22"/>
-                  <w:u w:val="single"/>
-                  <w:rPrChange w:id="111" w:author="William Ng" w:date="2026-04-29T22:05:00Z" w16du:dateUtc="2026-04-29T14:05:00Z">
-                    <w:rPr>
-                      <w:rFonts w:asciiTheme="minorHAnsi" w:hAnsiTheme="minorHAnsi" w:cstheme="minorHAnsi"/>
-                      <w:u w:val="single"/>
-                    </w:rPr>
-                  </w:rPrChange>
-                </w:rPr>
-                <w:t>{{</w:t>
-              </w:r>
-              <w:proofErr w:type="spellStart"/>
-              <w:r>
-                <w:rPr>
-                  <w:rFonts w:asciiTheme="minorHAnsi" w:hAnsiTheme="minorHAnsi" w:cstheme="minorHAnsi"/>
-                  <w:sz w:val="22"/>
-                  <w:szCs w:val="22"/>
-                  <w:u w:val="single"/>
-                  <w:rPrChange w:id="112" w:author="William Ng" w:date="2026-04-29T22:05:00Z" w16du:dateUtc="2026-04-29T14:05:00Z">
-                    <w:rPr>
-                      <w:rFonts w:asciiTheme="minorHAnsi" w:hAnsiTheme="minorHAnsi" w:cstheme="minorHAnsi"/>
-                      <w:u w:val="single"/>
-                    </w:rPr>
-                  </w:rPrChange>
-                </w:rPr>
-                <w:t>cobroke_agent_mobile</w:t>
-              </w:r>
-              <w:proofErr w:type="spellEnd"/>
-              <w:r>
-                <w:rPr>
-                  <w:rFonts w:asciiTheme="minorHAnsi" w:hAnsiTheme="minorHAnsi" w:cstheme="minorHAnsi"/>
-                  <w:sz w:val="22"/>
-                  <w:szCs w:val="22"/>
-                  <w:u w:val="single"/>
-                  <w:rPrChange w:id="113" w:author="William Ng" w:date="2026-04-29T22:05:00Z" w16du:dateUtc="2026-04-29T14:05:00Z">
-                    <w:rPr>
-                      <w:rFonts w:asciiTheme="minorHAnsi" w:hAnsiTheme="minorHAnsi" w:cstheme="minorHAnsi"/>
-                      <w:u w:val="single"/>
-                    </w:rPr>
-                  </w:rPrChange>
-                </w:rPr>
-                <w:t>}}</w:t>
-              </w:r>
-            </w:ins>
-          </w:p>
-        </w:tc>
-        <w:tc>
-          <w:tcPr>
-            <w:tcW w:w="4874" w:type="dxa"/>
-            <w:tcPrChange w:id="114" w:author="William Ng" w:date="2026-04-29T22:06:00Z" w16du:dateUtc="2026-04-29T14:06:00Z">
-              <w:tcPr>
-                <w:tcW w:w="4874" w:type="dxa"/>
-                <w:gridSpan w:val="2"/>
-              </w:tcPr>
-            </w:tcPrChange>
-          </w:tcPr>
-          <w:p>
-            <w:pPr>
-              <w:spacing w:line="360" w:lineRule="auto"/>
-              <w:rPr>
-                <w:ins w:id="115" w:author="William Ng" w:date="2026-04-29T22:05:00Z" w16du:dateUtc="2026-04-29T14:05:00Z"/>
-                <w:rFonts w:asciiTheme="minorHAnsi" w:hAnsiTheme="minorHAnsi" w:cstheme="minorHAnsi"/>
-                <w:sz w:val="22"/>
-                <w:szCs w:val="22"/>
-                <w:rPrChange w:id="116" w:author="William Ng" w:date="2026-04-29T22:05:00Z" w16du:dateUtc="2026-04-29T14:05:00Z">
-                  <w:rPr>
-                    <w:ins w:id="117" w:author="William Ng" w:date="2026-04-29T22:05:00Z" w16du:dateUtc="2026-04-29T14:05:00Z"/>
-                    <w:rFonts w:asciiTheme="minorHAnsi" w:hAnsiTheme="minorHAnsi" w:cstheme="minorHAnsi"/>
-                  </w:rPr>
-                </w:rPrChange>
-              </w:rPr>
-            </w:pPr>
-            <w:ins w:id="118" w:author="William Ng" w:date="2026-04-29T22:05:00Z" w16du:dateUtc="2026-04-29T14:05:00Z">
-              <w:r>
-                <w:rPr>
-                  <w:rFonts w:asciiTheme="minorHAnsi" w:hAnsiTheme="minorHAnsi" w:cstheme="minorHAnsi"/>
-                  <w:sz w:val="22"/>
-                  <w:szCs w:val="22"/>
-                  <w:rPrChange w:id="119" w:author="William Ng" w:date="2026-04-29T22:05:00Z" w16du:dateUtc="2026-04-29T14:05:00Z">
-                    <w:rPr>
-                      <w:rFonts w:asciiTheme="minorHAnsi" w:hAnsiTheme="minorHAnsi" w:cstheme="minorHAnsi"/>
-                    </w:rPr>
-                  </w:rPrChange>
-                </w:rPr>
-                <w:t xml:space="preserve">Mobile: </w:t>
-              </w:r>
-              <w:r>
-                <w:rPr>
-                  <w:rFonts w:asciiTheme="minorHAnsi" w:hAnsiTheme="minorHAnsi" w:cstheme="minorHAnsi"/>
-                  <w:sz w:val="22"/>
-                  <w:szCs w:val="22"/>
-                  <w:u w:val="single"/>
-                  <w:rPrChange w:id="120" w:author="William Ng" w:date="2026-04-29T22:05:00Z" w16du:dateUtc="2026-04-29T14:05:00Z">
-                    <w:rPr>
-                      <w:rFonts w:asciiTheme="minorHAnsi" w:hAnsiTheme="minorHAnsi" w:cstheme="minorHAnsi"/>
-                      <w:u w:val="single"/>
-                    </w:rPr>
-                  </w:rPrChange>
-                </w:rPr>
-                <w:t>{{</w:t>
-              </w:r>
-              <w:proofErr w:type="spellStart"/>
-              <w:r>
-                <w:rPr>
-                  <w:rFonts w:asciiTheme="minorHAnsi" w:hAnsiTheme="minorHAnsi" w:cstheme="minorHAnsi"/>
-                  <w:sz w:val="22"/>
-                  <w:szCs w:val="22"/>
-                  <w:u w:val="single"/>
-                  <w:rPrChange w:id="121" w:author="William Ng" w:date="2026-04-29T22:05:00Z" w16du:dateUtc="2026-04-29T14:05:00Z">
-                    <w:rPr>
-                      <w:rFonts w:asciiTheme="minorHAnsi" w:hAnsiTheme="minorHAnsi" w:cstheme="minorHAnsi"/>
-                      <w:u w:val="single"/>
-                    </w:rPr>
-                  </w:rPrChange>
                 </w:rPr>
                 <w:t>agent_contact</w:t>
               </w:r>
@@ -2039,15 +1460,7 @@
               <w:r>
                 <w:rPr>
                   <w:rFonts w:asciiTheme="minorHAnsi" w:hAnsiTheme="minorHAnsi" w:cstheme="minorHAnsi"/>
-                  <w:sz w:val="22"/>
-                  <w:szCs w:val="22"/>
                   <w:u w:val="single"/>
-                  <w:rPrChange w:id="122" w:author="William Ng" w:date="2026-04-29T22:05:00Z" w16du:dateUtc="2026-04-29T14:05:00Z">
-                    <w:rPr>
-                      <w:rFonts w:asciiTheme="minorHAnsi" w:hAnsiTheme="minorHAnsi" w:cstheme="minorHAnsi"/>
-                      <w:u w:val="single"/>
-                    </w:rPr>
-                  </w:rPrChange>
                 </w:rPr>
                 <w:t>}}</w:t>
               </w:r>
@@ -2056,382 +1469,6 @@
         </w:tc>
       </w:tr>
     </w:tbl>
-    <w:p>
-      <w:pPr>
-        <w:ind w:left="567"/>
-        <w:rPr>
-          <w:del w:id="123" w:author="William Ng" w:date="2026-04-29T22:05:00Z" w16du:dateUtc="2026-04-29T14:05:00Z"/>
-          <w:rFonts w:asciiTheme="minorHAnsi" w:hAnsiTheme="minorHAnsi" w:cstheme="minorHAnsi"/>
-          <w:u w:val="single"/>
-        </w:rPr>
-      </w:pPr>
-      <w:del w:id="124" w:author="William Ng" w:date="2026-04-29T22:05:00Z" w16du:dateUtc="2026-04-29T14:05:00Z">
-        <w:r>
-          <w:rPr>
-            <w:rFonts w:asciiTheme="minorHAnsi" w:hAnsiTheme="minorHAnsi" w:cstheme="minorHAnsi"/>
-            <w:u w:val="single"/>
-          </w:rPr>
-          <w:tab/>
-          <w:delText>__________</w:delText>
-        </w:r>
-        <w:r>
-          <w:rPr>
-            <w:rFonts w:asciiTheme="minorHAnsi" w:hAnsiTheme="minorHAnsi" w:cstheme="minorHAnsi"/>
-            <w:u w:val="single"/>
-          </w:rPr>
-          <w:tab/>
-          <w:delText>____________________</w:delText>
-        </w:r>
-        <w:r>
-          <w:rPr>
-            <w:rFonts w:asciiTheme="minorHAnsi" w:hAnsiTheme="minorHAnsi" w:cstheme="minorHAnsi"/>
-            <w:u w:val="single"/>
-          </w:rPr>
-          <w:delText>____</w:delText>
-        </w:r>
-        <w:r>
-          <w:rPr>
-            <w:rFonts w:asciiTheme="minorHAnsi" w:hAnsiTheme="minorHAnsi" w:cstheme="minorHAnsi"/>
-          </w:rPr>
-          <w:tab/>
-        </w:r>
-        <w:r>
-          <w:rPr>
-            <w:rFonts w:asciiTheme="minorHAnsi" w:hAnsiTheme="minorHAnsi" w:cstheme="minorHAnsi"/>
-          </w:rPr>
-          <w:tab/>
-        </w:r>
-        <w:r>
-          <w:rPr>
-            <w:rFonts w:asciiTheme="minorHAnsi" w:hAnsiTheme="minorHAnsi" w:cstheme="minorHAnsi"/>
-            <w:u w:val="single"/>
-          </w:rPr>
-          <w:tab/>
-          <w:delText>__________</w:delText>
-        </w:r>
-        <w:r>
-          <w:rPr>
-            <w:rFonts w:asciiTheme="minorHAnsi" w:hAnsiTheme="minorHAnsi" w:cstheme="minorHAnsi"/>
-            <w:u w:val="single"/>
-          </w:rPr>
-          <w:tab/>
-          <w:delText>____________________</w:delText>
-        </w:r>
-      </w:del>
-    </w:p>
-    <w:p>
-      <w:pPr>
-        <w:ind w:firstLine="567"/>
-        <w:jc w:val="both"/>
-        <w:rPr>
-          <w:del w:id="125" w:author="William Ng" w:date="2026-04-29T22:05:00Z" w16du:dateUtc="2026-04-29T14:05:00Z"/>
-          <w:rFonts w:asciiTheme="minorHAnsi" w:hAnsiTheme="minorHAnsi" w:cstheme="minorHAnsi"/>
-        </w:rPr>
-      </w:pPr>
-      <w:del w:id="126" w:author="William Ng" w:date="2026-04-29T22:05:00Z" w16du:dateUtc="2026-04-29T14:05:00Z">
-        <w:r>
-          <w:rPr>
-            <w:rFonts w:asciiTheme="minorHAnsi" w:hAnsiTheme="minorHAnsi" w:cstheme="minorHAnsi"/>
-          </w:rPr>
-          <w:delText>Sign</w:delText>
-        </w:r>
-        <w:r>
-          <w:rPr>
-            <w:rFonts w:asciiTheme="minorHAnsi" w:hAnsiTheme="minorHAnsi" w:cstheme="minorHAnsi"/>
-          </w:rPr>
-          <w:delText>ed</w:delText>
-        </w:r>
-        <w:r>
-          <w:rPr>
-            <w:rFonts w:asciiTheme="minorHAnsi" w:hAnsiTheme="minorHAnsi" w:cstheme="minorHAnsi"/>
-          </w:rPr>
-          <w:delText xml:space="preserve"> for and on behalf</w:delText>
-        </w:r>
-        <w:r>
-          <w:rPr>
-            <w:rFonts w:asciiTheme="minorHAnsi" w:hAnsiTheme="minorHAnsi" w:cstheme="minorHAnsi"/>
-          </w:rPr>
-          <w:delText xml:space="preserve"> of</w:delText>
-        </w:r>
-        <w:r>
-          <w:rPr>
-            <w:rFonts w:asciiTheme="minorHAnsi" w:hAnsiTheme="minorHAnsi" w:cstheme="minorHAnsi"/>
-          </w:rPr>
-          <w:tab/>
-        </w:r>
-        <w:r>
-          <w:rPr>
-            <w:rFonts w:asciiTheme="minorHAnsi" w:hAnsiTheme="minorHAnsi" w:cstheme="minorHAnsi"/>
-          </w:rPr>
-          <w:tab/>
-        </w:r>
-        <w:r>
-          <w:rPr>
-            <w:rFonts w:asciiTheme="minorHAnsi" w:hAnsiTheme="minorHAnsi" w:cstheme="minorHAnsi"/>
-          </w:rPr>
-          <w:tab/>
-        </w:r>
-        <w:r>
-          <w:rPr>
-            <w:rFonts w:asciiTheme="minorHAnsi" w:hAnsiTheme="minorHAnsi" w:cstheme="minorHAnsi"/>
-          </w:rPr>
-          <w:tab/>
-        </w:r>
-        <w:r>
-          <w:rPr>
-            <w:rFonts w:asciiTheme="minorHAnsi" w:hAnsiTheme="minorHAnsi" w:cstheme="minorHAnsi"/>
-          </w:rPr>
-          <w:delText>Sign</w:delText>
-        </w:r>
-        <w:r>
-          <w:rPr>
-            <w:rFonts w:asciiTheme="minorHAnsi" w:hAnsiTheme="minorHAnsi" w:cstheme="minorHAnsi"/>
-          </w:rPr>
-          <w:delText xml:space="preserve">ed </w:delText>
-        </w:r>
-        <w:r>
-          <w:rPr>
-            <w:rFonts w:asciiTheme="minorHAnsi" w:hAnsiTheme="minorHAnsi" w:cstheme="minorHAnsi"/>
-          </w:rPr>
-          <w:delText>for and on behalf</w:delText>
-        </w:r>
-        <w:r>
-          <w:rPr>
-            <w:rFonts w:asciiTheme="minorHAnsi" w:hAnsiTheme="minorHAnsi" w:cstheme="minorHAnsi"/>
-          </w:rPr>
-          <w:delText xml:space="preserve"> of</w:delText>
-        </w:r>
-      </w:del>
-    </w:p>
-    <w:p>
-      <w:pPr>
-        <w:ind w:firstLine="567"/>
-        <w:jc w:val="both"/>
-        <w:rPr>
-          <w:del w:id="127" w:author="William Ng" w:date="2026-04-29T22:05:00Z" w16du:dateUtc="2026-04-29T14:05:00Z"/>
-          <w:rFonts w:asciiTheme="minorHAnsi" w:hAnsiTheme="minorHAnsi" w:cstheme="minorHAnsi"/>
-        </w:rPr>
-      </w:pPr>
-      <w:del w:id="128" w:author="William Ng" w:date="2026-04-29T22:05:00Z" w16du:dateUtc="2026-04-29T14:05:00Z">
-        <w:r>
-          <w:rPr>
-            <w:rFonts w:asciiTheme="minorHAnsi" w:hAnsiTheme="minorHAnsi" w:cstheme="minorHAnsi"/>
-          </w:rPr>
-          <w:delText>Estate Agent representing Seller(s)</w:delText>
-        </w:r>
-        <w:r>
-          <w:rPr>
-            <w:rFonts w:asciiTheme="minorHAnsi" w:hAnsiTheme="minorHAnsi" w:cstheme="minorHAnsi"/>
-          </w:rPr>
-          <w:tab/>
-        </w:r>
-        <w:r>
-          <w:rPr>
-            <w:rFonts w:asciiTheme="minorHAnsi" w:hAnsiTheme="minorHAnsi" w:cstheme="minorHAnsi"/>
-          </w:rPr>
-          <w:tab/>
-        </w:r>
-        <w:r>
-          <w:rPr>
-            <w:rFonts w:asciiTheme="minorHAnsi" w:hAnsiTheme="minorHAnsi" w:cstheme="minorHAnsi"/>
-          </w:rPr>
-          <w:tab/>
-          <w:delText>Estate Agent representing Buyer(s)</w:delText>
-        </w:r>
-      </w:del>
-    </w:p>
-    <w:p>
-      <w:pPr>
-        <w:ind w:left="567"/>
-        <w:jc w:val="both"/>
-        <w:rPr>
-          <w:del w:id="129" w:author="William Ng" w:date="2026-04-29T22:05:00Z" w16du:dateUtc="2026-04-29T14:05:00Z"/>
-          <w:rFonts w:asciiTheme="minorHAnsi" w:hAnsiTheme="minorHAnsi" w:cstheme="minorHAnsi"/>
-        </w:rPr>
-      </w:pPr>
-    </w:p>
-    <w:p>
-      <w:pPr>
-        <w:spacing w:line="276" w:lineRule="auto"/>
-        <w:ind w:left="567"/>
-        <w:jc w:val="both"/>
-        <w:rPr>
-          <w:del w:id="130" w:author="William Ng" w:date="2026-04-29T22:05:00Z" w16du:dateUtc="2026-04-29T14:05:00Z"/>
-          <w:rFonts w:asciiTheme="minorHAnsi" w:hAnsiTheme="minorHAnsi" w:cstheme="minorHAnsi"/>
-        </w:rPr>
-      </w:pPr>
-      <w:del w:id="131" w:author="William Ng" w:date="2026-04-29T22:05:00Z" w16du:dateUtc="2026-04-29T14:05:00Z">
-        <w:r>
-          <w:rPr>
-            <w:rFonts w:asciiTheme="minorHAnsi" w:hAnsiTheme="minorHAnsi" w:cstheme="minorHAnsi"/>
-          </w:rPr>
-          <w:delText xml:space="preserve">Name: _________________________________   </w:delText>
-        </w:r>
-        <w:r>
-          <w:rPr>
-            <w:rFonts w:asciiTheme="minorHAnsi" w:hAnsiTheme="minorHAnsi" w:cstheme="minorHAnsi"/>
-          </w:rPr>
-          <w:tab/>
-        </w:r>
-        <w:r>
-          <w:rPr>
-            <w:rFonts w:asciiTheme="minorHAnsi" w:hAnsiTheme="minorHAnsi" w:cstheme="minorHAnsi"/>
-          </w:rPr>
-          <w:tab/>
-        </w:r>
-        <w:r>
-          <w:rPr>
-            <w:rFonts w:asciiTheme="minorHAnsi" w:hAnsiTheme="minorHAnsi" w:cstheme="minorHAnsi"/>
-          </w:rPr>
-          <w:delText xml:space="preserve">Name: _________________________________   </w:delText>
-        </w:r>
-      </w:del>
-    </w:p>
-    <w:p>
-      <w:pPr>
-        <w:spacing w:line="276" w:lineRule="auto"/>
-        <w:ind w:left="567"/>
-        <w:jc w:val="both"/>
-        <w:rPr>
-          <w:del w:id="132" w:author="William Ng" w:date="2026-04-29T22:05:00Z" w16du:dateUtc="2026-04-29T14:05:00Z"/>
-          <w:rFonts w:asciiTheme="minorHAnsi" w:hAnsiTheme="minorHAnsi" w:cstheme="minorHAnsi"/>
-        </w:rPr>
-      </w:pPr>
-      <w:del w:id="133" w:author="William Ng" w:date="2026-04-29T22:05:00Z" w16du:dateUtc="2026-04-29T14:05:00Z">
-        <w:r>
-          <w:rPr>
-            <w:rFonts w:asciiTheme="minorHAnsi" w:hAnsiTheme="minorHAnsi" w:cstheme="minorHAnsi"/>
-          </w:rPr>
-          <w:delText xml:space="preserve">CEA No.: ________________ </w:delText>
-        </w:r>
-        <w:r>
-          <w:rPr>
-            <w:rFonts w:asciiTheme="minorHAnsi" w:hAnsiTheme="minorHAnsi" w:cstheme="minorHAnsi"/>
-          </w:rPr>
-          <w:tab/>
-        </w:r>
-        <w:r>
-          <w:rPr>
-            <w:rFonts w:asciiTheme="minorHAnsi" w:hAnsiTheme="minorHAnsi" w:cstheme="minorHAnsi"/>
-          </w:rPr>
-          <w:tab/>
-        </w:r>
-        <w:r>
-          <w:rPr>
-            <w:rFonts w:asciiTheme="minorHAnsi" w:hAnsiTheme="minorHAnsi" w:cstheme="minorHAnsi"/>
-          </w:rPr>
-          <w:tab/>
-        </w:r>
-        <w:r>
-          <w:rPr>
-            <w:rFonts w:asciiTheme="minorHAnsi" w:hAnsiTheme="minorHAnsi" w:cstheme="minorHAnsi"/>
-          </w:rPr>
-          <w:tab/>
-          <w:delText>CEA No.: ________________</w:delText>
-        </w:r>
-      </w:del>
-    </w:p>
-    <w:p>
-      <w:pPr>
-        <w:spacing w:line="276" w:lineRule="auto"/>
-        <w:ind w:left="567"/>
-        <w:jc w:val="both"/>
-        <w:rPr>
-          <w:del w:id="134" w:author="William Ng" w:date="2026-04-29T22:05:00Z" w16du:dateUtc="2026-04-29T14:05:00Z"/>
-          <w:rFonts w:asciiTheme="minorHAnsi" w:hAnsiTheme="minorHAnsi" w:cstheme="minorHAnsi"/>
-        </w:rPr>
-      </w:pPr>
-      <w:del w:id="135" w:author="William Ng" w:date="2026-04-29T22:05:00Z" w16du:dateUtc="2026-04-29T14:05:00Z">
-        <w:r>
-          <w:rPr>
-            <w:rFonts w:asciiTheme="minorHAnsi" w:hAnsiTheme="minorHAnsi" w:cstheme="minorHAnsi"/>
-          </w:rPr>
-          <w:delText>Mobile: _________________</w:delText>
-        </w:r>
-        <w:r>
-          <w:rPr>
-            <w:rFonts w:asciiTheme="minorHAnsi" w:hAnsiTheme="minorHAnsi" w:cstheme="minorHAnsi"/>
-          </w:rPr>
-          <w:tab/>
-        </w:r>
-        <w:r>
-          <w:rPr>
-            <w:rFonts w:asciiTheme="minorHAnsi" w:hAnsiTheme="minorHAnsi" w:cstheme="minorHAnsi"/>
-          </w:rPr>
-          <w:tab/>
-        </w:r>
-        <w:r>
-          <w:rPr>
-            <w:rFonts w:asciiTheme="minorHAnsi" w:hAnsiTheme="minorHAnsi" w:cstheme="minorHAnsi"/>
-          </w:rPr>
-          <w:tab/>
-        </w:r>
-        <w:r>
-          <w:rPr>
-            <w:rFonts w:asciiTheme="minorHAnsi" w:hAnsiTheme="minorHAnsi" w:cstheme="minorHAnsi"/>
-          </w:rPr>
-          <w:tab/>
-          <w:delText>Mobile: _________________</w:delText>
-        </w:r>
-      </w:del>
-    </w:p>
-    <w:p>
-      <w:pPr>
-        <w:spacing w:line="276" w:lineRule="auto"/>
-        <w:ind w:left="567"/>
-        <w:jc w:val="both"/>
-        <w:rPr>
-          <w:del w:id="136" w:author="William Ng" w:date="2026-04-29T22:05:00Z" w16du:dateUtc="2026-04-29T14:05:00Z"/>
-          <w:rFonts w:asciiTheme="minorHAnsi" w:hAnsiTheme="minorHAnsi" w:cstheme="minorHAnsi"/>
-          <w:b/>
-        </w:rPr>
-      </w:pPr>
-      <w:del w:id="137" w:author="William Ng" w:date="2026-04-29T22:05:00Z" w16du:dateUtc="2026-04-29T14:05:00Z">
-        <w:r>
-          <w:rPr>
-            <w:rFonts w:asciiTheme="minorHAnsi" w:hAnsiTheme="minorHAnsi" w:cstheme="minorHAnsi"/>
-          </w:rPr>
-          <w:delText>Date</w:delText>
-        </w:r>
-        <w:r>
-          <w:rPr>
-            <w:rFonts w:asciiTheme="minorHAnsi" w:hAnsiTheme="minorHAnsi" w:cstheme="minorHAnsi"/>
-          </w:rPr>
-          <w:delText>:</w:delText>
-        </w:r>
-        <w:r>
-          <w:rPr>
-            <w:rFonts w:asciiTheme="minorHAnsi" w:hAnsiTheme="minorHAnsi" w:cstheme="minorHAnsi"/>
-          </w:rPr>
-          <w:delText xml:space="preserve"> ___________________</w:delText>
-        </w:r>
-        <w:r>
-          <w:rPr>
-            <w:rFonts w:asciiTheme="minorHAnsi" w:hAnsiTheme="minorHAnsi" w:cstheme="minorHAnsi"/>
-          </w:rPr>
-          <w:tab/>
-        </w:r>
-        <w:r>
-          <w:rPr>
-            <w:rFonts w:asciiTheme="minorHAnsi" w:hAnsiTheme="minorHAnsi" w:cstheme="minorHAnsi"/>
-          </w:rPr>
-          <w:tab/>
-        </w:r>
-        <w:r>
-          <w:rPr>
-            <w:rFonts w:asciiTheme="minorHAnsi" w:hAnsiTheme="minorHAnsi" w:cstheme="minorHAnsi"/>
-          </w:rPr>
-          <w:tab/>
-        </w:r>
-        <w:r>
-          <w:rPr>
-            <w:rFonts w:asciiTheme="minorHAnsi" w:hAnsiTheme="minorHAnsi" w:cstheme="minorHAnsi"/>
-          </w:rPr>
-          <w:tab/>
-          <w:delText>Date: ___________________</w:delText>
-        </w:r>
-      </w:del>
-    </w:p>
     <w:p>
       <w:pPr>
         <w:rPr>
